--- a/ap-revision/C03 期末复习清单.docx
+++ b/ap-revision/C03 期末复习清单.docx
@@ -8,7 +8,7 @@
       </w:pPr>
       <w:r>
         <w:rPr>
-          <w:rFonts w:ascii="Arial" w:hAnsi="Arial" w:eastAsia="Arial"/>
+          <w:rFonts w:ascii="Arial" w:hAnsi="Arial"/>
           <w:b/>
           <w:sz w:val="28"/>
         </w:rPr>
@@ -26,7 +26,7 @@
       </w:pPr>
       <w:r>
         <w:rPr>
-          <w:rFonts w:ascii="霞鹜文楷 Medium" w:hAnsi="霞鹜文楷 Medium" w:eastAsia="霞鹜文楷 Medium"/>
+          <w:rFonts w:ascii="霞鹜文楷 Medium" w:hAnsi="霞鹜文楷 Medium"/>
           <w:b/>
           <w:sz w:val="22"/>
         </w:rPr>
@@ -39,7 +39,7 @@
       </w:pPr>
       <w:r>
         <w:rPr>
-          <w:rFonts w:ascii="霞鹜文楷 Medium" w:hAnsi="霞鹜文楷 Medium" w:eastAsia="霞鹜文楷 Medium"/>
+          <w:rFonts w:ascii="霞鹜文楷 Medium" w:hAnsi="霞鹜文楷 Medium"/>
           <w:b/>
           <w:sz w:val="22"/>
         </w:rPr>
@@ -52,7 +52,7 @@
       </w:pPr>
       <w:r>
         <w:rPr>
-          <w:rFonts w:ascii="霞鹜文楷 Medium" w:hAnsi="霞鹜文楷 Medium" w:eastAsia="霞鹜文楷 Medium"/>
+          <w:rFonts w:ascii="霞鹜文楷 Medium" w:hAnsi="霞鹜文楷 Medium"/>
           <w:b/>
           <w:sz w:val="22"/>
         </w:rPr>
@@ -65,7 +65,7 @@
       </w:pPr>
       <w:r>
         <w:rPr>
-          <w:rFonts w:ascii="霞鹜文楷 Medium" w:hAnsi="霞鹜文楷 Medium" w:eastAsia="霞鹜文楷 Medium"/>
+          <w:rFonts w:ascii="霞鹜文楷 Medium" w:hAnsi="霞鹜文楷 Medium"/>
           <w:b/>
           <w:sz w:val="22"/>
         </w:rPr>
@@ -78,7 +78,7 @@
       </w:pPr>
       <w:r>
         <w:rPr>
-          <w:rFonts w:ascii="霞鹜文楷 Medium" w:hAnsi="霞鹜文楷 Medium" w:eastAsia="霞鹜文楷 Medium"/>
+          <w:rFonts w:ascii="霞鹜文楷 Medium" w:hAnsi="霞鹜文楷 Medium"/>
           <w:b/>
           <w:sz w:val="22"/>
         </w:rPr>
@@ -91,13 +91,14 @@
       </w:pPr>
       <w:r>
         <w:rPr>
-          <w:rFonts w:ascii="霞鹜文楷 Medium" w:hAnsi="霞鹜文楷 Medium" w:eastAsia="霞鹜文楷 Medium"/>
+          <w:rFonts w:ascii="霞鹜文楷 Medium" w:hAnsi="霞鹜文楷 Medium"/>
           <w:b/>
           <w:sz w:val="22"/>
         </w:rPr>
         <w:t>Solids and liquids have similar molar volumes; gases have much larger molar volume and are easily compressed</w:t>
       </w:r>
     </w:p>
+    <w:p/>
     <w:p>
       <w:pPr>
         <w:spacing w:after="40" w:before="80" w:line="240" w:lineRule="auto"/>
@@ -107,7 +108,7 @@
       </w:pPr>
       <w:r>
         <w:rPr>
-          <w:rFonts w:ascii="Arial" w:hAnsi="Arial" w:eastAsia="Arial"/>
+          <w:rFonts w:ascii="Arial" w:hAnsi="Arial"/>
           <w:b w:val="0"/>
           <w:sz w:val="22"/>
         </w:rPr>
@@ -118,7 +119,7 @@
       </w:r>
       <w:r>
         <w:rPr>
-          <w:rFonts w:ascii="Arial" w:hAnsi="Arial" w:eastAsia="Arial"/>
+          <w:rFonts w:ascii="Arial" w:hAnsi="Arial"/>
           <w:b w:val="0"/>
           <w:sz w:val="22"/>
         </w:rPr>
@@ -131,7 +132,7 @@
       </w:pPr>
       <w:r>
         <w:rPr>
-          <w:rFonts w:ascii="Arial" w:hAnsi="Arial" w:eastAsia="Arial"/>
+          <w:rFonts w:ascii="Arial" w:hAnsi="Arial"/>
           <w:b w:val="0"/>
           <w:sz w:val="22"/>
         </w:rPr>
@@ -144,7 +145,7 @@
       </w:pPr>
       <w:r>
         <w:rPr>
-          <w:rFonts w:ascii="Arial" w:hAnsi="Arial" w:eastAsia="Arial"/>
+          <w:rFonts w:ascii="Arial" w:hAnsi="Arial"/>
           <w:b w:val="0"/>
           <w:sz w:val="22"/>
         </w:rPr>
@@ -157,7 +158,7 @@
       </w:pPr>
       <w:r>
         <w:rPr>
-          <w:rFonts w:ascii="Arial" w:hAnsi="Arial" w:eastAsia="Arial"/>
+          <w:rFonts w:ascii="Arial" w:hAnsi="Arial"/>
           <w:b w:val="0"/>
           <w:sz w:val="22"/>
         </w:rPr>
@@ -170,7 +171,7 @@
       </w:pPr>
       <w:r>
         <w:rPr>
-          <w:rFonts w:ascii="Arial" w:hAnsi="Arial" w:eastAsia="Arial"/>
+          <w:rFonts w:ascii="Arial" w:hAnsi="Arial"/>
           <w:b w:val="0"/>
           <w:sz w:val="22"/>
         </w:rPr>
@@ -191,7 +192,7 @@
       </w:pPr>
       <w:r>
         <w:rPr>
-          <w:rFonts w:ascii="Arial" w:hAnsi="Arial" w:eastAsia="Arial"/>
+          <w:rFonts w:ascii="Arial" w:hAnsi="Arial"/>
           <w:b w:val="0"/>
           <w:sz w:val="22"/>
         </w:rPr>
@@ -202,7 +203,7 @@
       </w:r>
       <w:r>
         <w:rPr>
-          <w:rFonts w:ascii="Arial" w:hAnsi="Arial" w:eastAsia="Arial"/>
+          <w:rFonts w:ascii="Arial" w:hAnsi="Arial"/>
           <w:b w:val="0"/>
           <w:sz w:val="22"/>
         </w:rPr>
@@ -215,7 +216,7 @@
       </w:pPr>
       <w:r>
         <w:rPr>
-          <w:rFonts w:ascii="Arial" w:hAnsi="Arial" w:eastAsia="Arial"/>
+          <w:rFonts w:ascii="Arial" w:hAnsi="Arial"/>
           <w:b w:val="0"/>
           <w:sz w:val="22"/>
         </w:rPr>
@@ -228,7 +229,7 @@
       </w:pPr>
       <w:r>
         <w:rPr>
-          <w:rFonts w:ascii="Arial" w:hAnsi="Arial" w:eastAsia="Arial"/>
+          <w:rFonts w:ascii="Arial" w:hAnsi="Arial"/>
           <w:b w:val="0"/>
           <w:sz w:val="22"/>
         </w:rPr>
@@ -241,7 +242,7 @@
       </w:pPr>
       <w:r>
         <w:rPr>
-          <w:rFonts w:ascii="Arial" w:hAnsi="Arial" w:eastAsia="Arial"/>
+          <w:rFonts w:ascii="Arial" w:hAnsi="Arial"/>
           <w:b w:val="0"/>
           <w:sz w:val="22"/>
         </w:rPr>
@@ -254,7 +255,7 @@
       </w:pPr>
       <w:r>
         <w:rPr>
-          <w:rFonts w:ascii="Arial" w:hAnsi="Arial" w:eastAsia="Arial"/>
+          <w:rFonts w:ascii="Arial" w:hAnsi="Arial"/>
           <w:b w:val="0"/>
           <w:sz w:val="22"/>
         </w:rPr>
@@ -275,7 +276,7 @@
       </w:pPr>
       <w:r>
         <w:rPr>
-          <w:rFonts w:ascii="Arial" w:hAnsi="Arial" w:eastAsia="Arial"/>
+          <w:rFonts w:ascii="Arial" w:hAnsi="Arial"/>
           <w:b w:val="0"/>
           <w:sz w:val="22"/>
         </w:rPr>
@@ -286,7 +287,7 @@
       </w:r>
       <w:r>
         <w:rPr>
-          <w:rFonts w:ascii="Arial" w:hAnsi="Arial" w:eastAsia="Arial"/>
+          <w:rFonts w:ascii="Arial" w:hAnsi="Arial"/>
           <w:b w:val="0"/>
           <w:sz w:val="22"/>
         </w:rPr>
@@ -299,7 +300,7 @@
       </w:pPr>
       <w:r>
         <w:rPr>
-          <w:rFonts w:ascii="Arial" w:hAnsi="Arial" w:eastAsia="Arial"/>
+          <w:rFonts w:ascii="Arial" w:hAnsi="Arial"/>
           <w:b w:val="0"/>
           <w:sz w:val="22"/>
         </w:rPr>
@@ -312,7 +313,7 @@
       </w:pPr>
       <w:r>
         <w:rPr>
-          <w:rFonts w:ascii="Arial" w:hAnsi="Arial" w:eastAsia="Arial"/>
+          <w:rFonts w:ascii="Arial" w:hAnsi="Arial"/>
           <w:b w:val="0"/>
           <w:sz w:val="22"/>
         </w:rPr>
@@ -325,7 +326,7 @@
       </w:pPr>
       <w:r>
         <w:rPr>
-          <w:rFonts w:ascii="Arial" w:hAnsi="Arial" w:eastAsia="Arial"/>
+          <w:rFonts w:ascii="Arial" w:hAnsi="Arial"/>
           <w:b w:val="0"/>
           <w:sz w:val="22"/>
         </w:rPr>
@@ -338,7 +339,7 @@
       </w:pPr>
       <w:r>
         <w:rPr>
-          <w:rFonts w:ascii="Arial" w:hAnsi="Arial" w:eastAsia="Arial"/>
+          <w:rFonts w:ascii="Arial" w:hAnsi="Arial"/>
           <w:b w:val="0"/>
           <w:sz w:val="22"/>
         </w:rPr>
@@ -356,7 +357,7 @@
       </w:pPr>
       <w:r>
         <w:rPr>
-          <w:rFonts w:ascii="霞鹜文楷 Medium" w:hAnsi="霞鹜文楷 Medium" w:eastAsia="霞鹜文楷 Medium"/>
+          <w:rFonts w:ascii="霞鹜文楷 Medium" w:hAnsi="霞鹜文楷 Medium"/>
           <w:b/>
           <w:sz w:val="22"/>
         </w:rPr>
@@ -369,7 +370,7 @@
       </w:pPr>
       <w:r>
         <w:rPr>
-          <w:rFonts w:ascii="霞鹜文楷 Medium" w:hAnsi="霞鹜文楷 Medium" w:eastAsia="霞鹜文楷 Medium"/>
+          <w:rFonts w:ascii="霞鹜文楷 Medium" w:hAnsi="霞鹜文楷 Medium"/>
           <w:b/>
           <w:sz w:val="22"/>
         </w:rPr>
@@ -382,7 +383,7 @@
       </w:pPr>
       <w:r>
         <w:rPr>
-          <w:rFonts w:ascii="霞鹜文楷 Medium" w:hAnsi="霞鹜文楷 Medium" w:eastAsia="霞鹜文楷 Medium"/>
+          <w:rFonts w:ascii="霞鹜文楷 Medium" w:hAnsi="霞鹜文楷 Medium"/>
           <w:b/>
           <w:sz w:val="22"/>
         </w:rPr>
@@ -395,13 +396,14 @@
       </w:pPr>
       <w:r>
         <w:rPr>
-          <w:rFonts w:ascii="霞鹜文楷 Medium" w:hAnsi="霞鹜文楷 Medium" w:eastAsia="霞鹜文楷 Medium"/>
+          <w:rFonts w:ascii="霞鹜文楷 Medium" w:hAnsi="霞鹜文楷 Medium"/>
           <w:b/>
           <w:sz w:val="22"/>
         </w:rPr>
         <w:t>When comparing substances with similar molar masses, stronger IMF leads to higher melting/boiling points</w:t>
       </w:r>
     </w:p>
+    <w:p/>
     <w:p>
       <w:pPr>
         <w:spacing w:after="40" w:before="80" w:line="240" w:lineRule="auto"/>
@@ -411,7 +413,7 @@
       </w:pPr>
       <w:r>
         <w:rPr>
-          <w:rFonts w:ascii="Arial" w:hAnsi="Arial" w:eastAsia="Arial"/>
+          <w:rFonts w:ascii="Arial" w:hAnsi="Arial"/>
           <w:b w:val="0"/>
           <w:sz w:val="22"/>
         </w:rPr>
@@ -422,7 +424,7 @@
       </w:r>
       <w:r>
         <w:rPr>
-          <w:rFonts w:ascii="Arial" w:hAnsi="Arial" w:eastAsia="Arial"/>
+          <w:rFonts w:ascii="Arial" w:hAnsi="Arial"/>
           <w:b w:val="0"/>
           <w:sz w:val="22"/>
         </w:rPr>
@@ -435,11 +437,28 @@
       </w:pPr>
       <w:r>
         <w:rPr>
-          <w:rFonts w:ascii="Arial" w:hAnsi="Arial" w:eastAsia="Arial"/>
-          <w:b w:val="0"/>
-          <w:sz w:val="22"/>
-        </w:rPr>
-        <w:t>A. 1-chlorobutane (CH3CH2CH2CH2Cl) &lt; butane (C4H10) &lt; butan-1-ol (CH3CH2CH2CHOH)</w:t>
+          <w:rFonts w:ascii="Arial" w:hAnsi="Arial"/>
+          <w:b w:val="0"/>
+          <w:sz w:val="22"/>
+        </w:rPr>
+        <w:t>A. 1-chlorobutane (CH₃CH₂CH₂CH₂Cl) &lt; butane (C₄H₁₀) &lt; butan</w:t>
+      </w:r>
+      <w:r>
+        <w:rPr>
+          <w:rFonts w:ascii="Arial" w:hAnsi="Arial"/>
+          <w:b w:val="0"/>
+          <w:sz w:val="22"/>
+          <w:vertAlign w:val="superscript"/>
+        </w:rPr>
+        <w:t>-1</w:t>
+      </w:r>
+      <w:r>
+        <w:rPr>
+          <w:rFonts w:ascii="Arial" w:hAnsi="Arial"/>
+          <w:b w:val="0"/>
+          <w:sz w:val="22"/>
+        </w:rPr>
+        <w:t>-ol (CH₃CH₂CH₂CHOH)</w:t>
       </w:r>
     </w:p>
     <w:p>
@@ -448,11 +467,28 @@
       </w:pPr>
       <w:r>
         <w:rPr>
-          <w:rFonts w:ascii="Arial" w:hAnsi="Arial" w:eastAsia="Arial"/>
-          <w:b w:val="0"/>
-          <w:sz w:val="22"/>
-        </w:rPr>
-        <w:t>B. butan-1-ol (CH3CH2CH2CHOH) &lt; 1-chlorobutane (CH3CH2CH2CH2Cl) &lt; butane (C4H10)</w:t>
+          <w:rFonts w:ascii="Arial" w:hAnsi="Arial"/>
+          <w:b w:val="0"/>
+          <w:sz w:val="22"/>
+        </w:rPr>
+        <w:t>B. butan</w:t>
+      </w:r>
+      <w:r>
+        <w:rPr>
+          <w:rFonts w:ascii="Arial" w:hAnsi="Arial"/>
+          <w:b w:val="0"/>
+          <w:sz w:val="22"/>
+          <w:vertAlign w:val="superscript"/>
+        </w:rPr>
+        <w:t>-1</w:t>
+      </w:r>
+      <w:r>
+        <w:rPr>
+          <w:rFonts w:ascii="Arial" w:hAnsi="Arial"/>
+          <w:b w:val="0"/>
+          <w:sz w:val="22"/>
+        </w:rPr>
+        <w:t>-ol (CH₃CH₂CH₂CHOH) &lt; 1-chlorobutane (CH₃CH₂CH₂CH₂Cl) &lt; butane (C₄H₁₀)</w:t>
       </w:r>
     </w:p>
     <w:p>
@@ -461,11 +497,28 @@
       </w:pPr>
       <w:r>
         <w:rPr>
-          <w:rFonts w:ascii="Arial" w:hAnsi="Arial" w:eastAsia="Arial"/>
-          <w:b w:val="0"/>
-          <w:sz w:val="22"/>
-        </w:rPr>
-        <w:t>C. butane (C4H10) &lt; 1-chlorobutane (CH3CH2CH2CH2Cl) &lt; butan-1-ol (CH3CH2CH2CHOH)</w:t>
+          <w:rFonts w:ascii="Arial" w:hAnsi="Arial"/>
+          <w:b w:val="0"/>
+          <w:sz w:val="22"/>
+        </w:rPr>
+        <w:t>C. butane (C₄H₁₀) &lt; 1-chlorobutane (CH₃CH₂CH₂CH₂Cl) &lt; butan</w:t>
+      </w:r>
+      <w:r>
+        <w:rPr>
+          <w:rFonts w:ascii="Arial" w:hAnsi="Arial"/>
+          <w:b w:val="0"/>
+          <w:sz w:val="22"/>
+          <w:vertAlign w:val="superscript"/>
+        </w:rPr>
+        <w:t>-1</w:t>
+      </w:r>
+      <w:r>
+        <w:rPr>
+          <w:rFonts w:ascii="Arial" w:hAnsi="Arial"/>
+          <w:b w:val="0"/>
+          <w:sz w:val="22"/>
+        </w:rPr>
+        <w:t>-ol (CH₃CH₂CH₂CHOH)</w:t>
       </w:r>
     </w:p>
     <w:p>
@@ -474,11 +527,28 @@
       </w:pPr>
       <w:r>
         <w:rPr>
-          <w:rFonts w:ascii="Arial" w:hAnsi="Arial" w:eastAsia="Arial"/>
-          <w:b w:val="0"/>
-          <w:sz w:val="22"/>
-        </w:rPr>
-        <w:t>D. butan-1-ol (CH3CH2CH2CHOH) &lt; butane (C4H10) &lt; 1-chlorobutane (CH3CH2CH2CH2Cl)</w:t>
+          <w:rFonts w:ascii="Arial" w:hAnsi="Arial"/>
+          <w:b w:val="0"/>
+          <w:sz w:val="22"/>
+        </w:rPr>
+        <w:t>D. butan</w:t>
+      </w:r>
+      <w:r>
+        <w:rPr>
+          <w:rFonts w:ascii="Arial" w:hAnsi="Arial"/>
+          <w:b w:val="0"/>
+          <w:sz w:val="22"/>
+          <w:vertAlign w:val="superscript"/>
+        </w:rPr>
+        <w:t>-1</w:t>
+      </w:r>
+      <w:r>
+        <w:rPr>
+          <w:rFonts w:ascii="Arial" w:hAnsi="Arial"/>
+          <w:b w:val="0"/>
+          <w:sz w:val="22"/>
+        </w:rPr>
+        <w:t>-ol (CH₃CH₂CH₂CHOH) &lt; butane (C₄H₁₀) &lt; 1-chlorobutane (CH₃CH₂CH₂CH₂Cl)</w:t>
       </w:r>
     </w:p>
     <w:p>
@@ -495,7 +565,7 @@
       </w:pPr>
       <w:r>
         <w:rPr>
-          <w:rFonts w:ascii="Arial" w:hAnsi="Arial" w:eastAsia="Arial"/>
+          <w:rFonts w:ascii="Arial" w:hAnsi="Arial"/>
           <w:b w:val="0"/>
           <w:sz w:val="22"/>
         </w:rPr>
@@ -506,7 +576,7 @@
       </w:r>
       <w:r>
         <w:rPr>
-          <w:rFonts w:ascii="Arial" w:hAnsi="Arial" w:eastAsia="Arial"/>
+          <w:rFonts w:ascii="Arial" w:hAnsi="Arial"/>
           <w:b w:val="0"/>
           <w:sz w:val="22"/>
         </w:rPr>
@@ -519,7 +589,7 @@
       </w:pPr>
       <w:r>
         <w:rPr>
-          <w:rFonts w:ascii="Arial" w:hAnsi="Arial" w:eastAsia="Arial"/>
+          <w:rFonts w:ascii="Arial" w:hAnsi="Arial"/>
           <w:b w:val="0"/>
           <w:sz w:val="22"/>
         </w:rPr>
@@ -532,7 +602,7 @@
       </w:pPr>
       <w:r>
         <w:rPr>
-          <w:rFonts w:ascii="Arial" w:hAnsi="Arial" w:eastAsia="Arial"/>
+          <w:rFonts w:ascii="Arial" w:hAnsi="Arial"/>
           <w:b w:val="0"/>
           <w:sz w:val="22"/>
         </w:rPr>
@@ -545,7 +615,7 @@
       </w:pPr>
       <w:r>
         <w:rPr>
-          <w:rFonts w:ascii="Arial" w:hAnsi="Arial" w:eastAsia="Arial"/>
+          <w:rFonts w:ascii="Arial" w:hAnsi="Arial"/>
           <w:b w:val="0"/>
           <w:sz w:val="22"/>
         </w:rPr>
@@ -558,7 +628,7 @@
       </w:pPr>
       <w:r>
         <w:rPr>
-          <w:rFonts w:ascii="Arial" w:hAnsi="Arial" w:eastAsia="Arial"/>
+          <w:rFonts w:ascii="Arial" w:hAnsi="Arial"/>
           <w:b w:val="0"/>
           <w:sz w:val="22"/>
         </w:rPr>
@@ -579,18 +649,18 @@
       </w:pPr>
       <w:r>
         <w:rPr>
-          <w:rFonts w:ascii="Arial" w:hAnsi="Arial" w:eastAsia="Arial"/>
-          <w:b w:val="0"/>
-          <w:sz w:val="22"/>
-        </w:rPr>
-        <w:t>3. MoleculeBoiling Point °CCH3CH2CHF2-42CH3CH2CHCl235CH3CH2CHBr273 Which of the following statements is correct?</w:t>
+          <w:rFonts w:ascii="Arial" w:hAnsi="Arial"/>
+          <w:b w:val="0"/>
+          <w:sz w:val="22"/>
+        </w:rPr>
+        <w:t>3. MoleculeBoiling Point °CCH₃CH₂CHF₂-42CH₃CH₂CHCl₂₃₅CH₃CH₂CHBr₂₇₃ Which of the following statements is correct?</w:t>
       </w:r>
       <w:r>
         <w:tab/>
       </w:r>
       <w:r>
         <w:rPr>
-          <w:rFonts w:ascii="Arial" w:hAnsi="Arial" w:eastAsia="Arial"/>
+          <w:rFonts w:ascii="Arial" w:hAnsi="Arial"/>
           <w:b w:val="0"/>
           <w:sz w:val="22"/>
         </w:rPr>
@@ -603,11 +673,11 @@
       </w:pPr>
       <w:r>
         <w:rPr>
-          <w:rFonts w:ascii="Arial" w:hAnsi="Arial" w:eastAsia="Arial"/>
-          <w:b w:val="0"/>
-          <w:sz w:val="22"/>
-        </w:rPr>
-        <w:t>A. The strongest type of intermolecular force in CH3CH2CHF2 is hydrogen bonding.</w:t>
+          <w:rFonts w:ascii="Arial" w:hAnsi="Arial"/>
+          <w:b w:val="0"/>
+          <w:sz w:val="22"/>
+        </w:rPr>
+        <w:t>A. The strongest type of intermolecular force in CH₃CH₂CHF₂ is hydrogen bonding.</w:t>
       </w:r>
     </w:p>
     <w:p>
@@ -616,7 +686,7 @@
       </w:pPr>
       <w:r>
         <w:rPr>
-          <w:rFonts w:ascii="Arial" w:hAnsi="Arial" w:eastAsia="Arial"/>
+          <w:rFonts w:ascii="Arial" w:hAnsi="Arial"/>
           <w:b w:val="0"/>
           <w:sz w:val="22"/>
         </w:rPr>
@@ -629,11 +699,11 @@
       </w:pPr>
       <w:r>
         <w:rPr>
-          <w:rFonts w:ascii="Arial" w:hAnsi="Arial" w:eastAsia="Arial"/>
-          <w:b w:val="0"/>
-          <w:sz w:val="22"/>
-        </w:rPr>
-        <w:t>C. The dipole-dipole interactions between CH3CH2CHBr2 are stronger than the dipole-dipole interactions between CH3CH2CHCl2.</w:t>
+          <w:rFonts w:ascii="Arial" w:hAnsi="Arial"/>
+          <w:b w:val="0"/>
+          <w:sz w:val="22"/>
+        </w:rPr>
+        <w:t>C. The dipole-dipole interactions between CH₃CH₂CHBr₂ are stronger than the dipole-dipole interactions between CH₃CH₂CHCl₂.</w:t>
       </w:r>
     </w:p>
     <w:p>
@@ -642,7 +712,7 @@
       </w:pPr>
       <w:r>
         <w:rPr>
-          <w:rFonts w:ascii="Arial" w:hAnsi="Arial" w:eastAsia="Arial"/>
+          <w:rFonts w:ascii="Arial" w:hAnsi="Arial"/>
           <w:b w:val="0"/>
           <w:sz w:val="22"/>
         </w:rPr>
@@ -663,80 +733,20 @@
       </w:pPr>
       <w:r>
         <w:rPr>
-          <w:rFonts w:ascii="Arial" w:hAnsi="Arial" w:eastAsia="Arial"/>
-          <w:b w:val="0"/>
-          <w:sz w:val="22"/>
-        </w:rPr>
-        <w:t>4. Different substances have characteristic melting and boiling points, depending on the strength of the bonds or forces holding them together. Which explains why methane has a lower melting point than sodium chloride?</w:t>
-      </w:r>
-      <w:r>
-        <w:tab/>
-      </w:r>
-      <w:r>
-        <w:rPr>
-          <w:rFonts w:ascii="Arial" w:hAnsi="Arial" w:eastAsia="Arial"/>
-          <w:b w:val="0"/>
-          <w:sz w:val="22"/>
-        </w:rPr>
-        <w:t>（   ）</w:t>
-      </w:r>
-    </w:p>
-    <w:p>
-      <w:pPr>
-        <w:spacing w:after="20" w:before="0" w:line="240" w:lineRule="auto"/>
-      </w:pPr>
-      <w:r>
-        <w:rPr>
-          <w:rFonts w:ascii="Arial" w:hAnsi="Arial" w:eastAsia="Arial"/>
-          <w:b w:val="0"/>
-          <w:sz w:val="22"/>
-        </w:rPr>
-        <w:t>A. Covalent bonds are weaker than ionic bonds.</w:t>
-      </w:r>
-    </w:p>
-    <w:p>
-      <w:pPr>
-        <w:spacing w:after="20" w:before="0" w:line="240" w:lineRule="auto"/>
-      </w:pPr>
-      <w:r>
-        <w:rPr>
-          <w:rFonts w:ascii="Arial" w:hAnsi="Arial" w:eastAsia="Arial"/>
-          <w:b w:val="0"/>
-          <w:sz w:val="22"/>
-        </w:rPr>
-        <w:t>B. Intermolecular forces are weaker than ionic bonds.</w:t>
-      </w:r>
-    </w:p>
-    <w:p>
-      <w:pPr>
-        <w:spacing w:after="20" w:before="0" w:line="240" w:lineRule="auto"/>
-      </w:pPr>
-      <w:r>
-        <w:rPr>
-          <w:rFonts w:ascii="Arial" w:hAnsi="Arial" w:eastAsia="Arial"/>
-          <w:b w:val="0"/>
-          <w:sz w:val="22"/>
-        </w:rPr>
-        <w:t>C. Covalent bonds are stronger than ionic bonds.</w:t>
-      </w:r>
-    </w:p>
-    <w:p>
-      <w:pPr>
-        <w:spacing w:after="20" w:before="0" w:line="240" w:lineRule="auto"/>
-      </w:pPr>
-      <w:r>
-        <w:rPr>
-          <w:rFonts w:ascii="Arial" w:hAnsi="Arial" w:eastAsia="Arial"/>
-          <w:b w:val="0"/>
-          <w:sz w:val="22"/>
-        </w:rPr>
-        <w:t>D. Intermolecular forces are stronger than ionic bonds.</w:t>
-      </w:r>
-    </w:p>
-    <w:p>
-      <w:pPr>
-        <w:spacing w:after="0" w:before="0" w:line="240" w:lineRule="auto"/>
-      </w:pPr>
+          <w:rFonts w:ascii="Arial" w:hAnsi="Arial"/>
+          <w:b w:val="0"/>
+          <w:sz w:val="22"/>
+        </w:rPr>
+        <w:t>4.</w:t>
+      </w:r>
+      <w:r>
+        <w:rPr>
+          <w:rFonts w:ascii="Arial" w:hAnsi="Arial"/>
+          <w:b w:val="0"/>
+          <w:sz w:val="22"/>
+        </w:rPr>
+        <w:t xml:space="preserve"> Different substances have characteristic melting and boiling points, depending on the strength of the bonds or forces holding them together.</w:t>
+      </w:r>
     </w:p>
     <w:p>
       <w:pPr>
@@ -747,22 +757,11 @@
       </w:pPr>
       <w:r>
         <w:rPr>
-          <w:rFonts w:ascii="Arial" w:hAnsi="Arial" w:eastAsia="Arial"/>
-          <w:b w:val="0"/>
-          <w:sz w:val="22"/>
-        </w:rPr>
-        <w:t>5. Which of the following factors is primarily responsible for the increase in melting points observed as you move down Group 7A from fluorine to astatine?</w:t>
-      </w:r>
-      <w:r>
-        <w:tab/>
-      </w:r>
-      <w:r>
-        <w:rPr>
-          <w:rFonts w:ascii="Arial" w:hAnsi="Arial" w:eastAsia="Arial"/>
-          <w:b w:val="0"/>
-          <w:sz w:val="22"/>
-        </w:rPr>
-        <w:t>（   ）</w:t>
+          <w:rFonts w:ascii="Arial" w:hAnsi="Arial"/>
+          <w:b w:val="0"/>
+          <w:sz w:val="22"/>
+        </w:rPr>
+        <w:t>Which explains why methane has a lower melting point than sodium chloride?	（   ）</w:t>
       </w:r>
     </w:p>
     <w:p>
@@ -771,11 +770,11 @@
       </w:pPr>
       <w:r>
         <w:rPr>
-          <w:rFonts w:ascii="Arial" w:hAnsi="Arial" w:eastAsia="Arial"/>
-          <w:b w:val="0"/>
-          <w:sz w:val="22"/>
-        </w:rPr>
-        <w:t>A. Atomic mass increases.</w:t>
+          <w:rFonts w:ascii="Arial" w:hAnsi="Arial"/>
+          <w:b w:val="0"/>
+          <w:sz w:val="22"/>
+        </w:rPr>
+        <w:t>A. Covalent bonds are weaker than ionic bonds.</w:t>
       </w:r>
     </w:p>
     <w:p>
@@ -784,11 +783,11 @@
       </w:pPr>
       <w:r>
         <w:rPr>
-          <w:rFonts w:ascii="Arial" w:hAnsi="Arial" w:eastAsia="Arial"/>
-          <w:b w:val="0"/>
-          <w:sz w:val="22"/>
-        </w:rPr>
-        <w:t>B. Intermolecular forces become stronger.</w:t>
+          <w:rFonts w:ascii="Arial" w:hAnsi="Arial"/>
+          <w:b w:val="0"/>
+          <w:sz w:val="22"/>
+        </w:rPr>
+        <w:t>B. Intermolecular forces are weaker than ionic bonds.</w:t>
       </w:r>
     </w:p>
     <w:p>
@@ -797,11 +796,11 @@
       </w:pPr>
       <w:r>
         <w:rPr>
-          <w:rFonts w:ascii="Arial" w:hAnsi="Arial" w:eastAsia="Arial"/>
-          <w:b w:val="0"/>
-          <w:sz w:val="22"/>
-        </w:rPr>
-        <w:t>C. The size of the molecules decreases.</w:t>
+          <w:rFonts w:ascii="Arial" w:hAnsi="Arial"/>
+          <w:b w:val="0"/>
+          <w:sz w:val="22"/>
+        </w:rPr>
+        <w:t>C. Covalent bonds are stronger than ionic bonds.</w:t>
       </w:r>
     </w:p>
     <w:p>
@@ -810,11 +809,11 @@
       </w:pPr>
       <w:r>
         <w:rPr>
-          <w:rFonts w:ascii="Arial" w:hAnsi="Arial" w:eastAsia="Arial"/>
-          <w:b w:val="0"/>
-          <w:sz w:val="22"/>
-        </w:rPr>
-        <w:t>D. The atomic number decreases.</w:t>
+          <w:rFonts w:ascii="Arial" w:hAnsi="Arial"/>
+          <w:b w:val="0"/>
+          <w:sz w:val="22"/>
+        </w:rPr>
+        <w:t>D. Intermolecular forces are stronger than ionic bonds.</w:t>
       </w:r>
     </w:p>
     <w:p>
@@ -831,22 +830,19 @@
       </w:pPr>
       <w:r>
         <w:rPr>
-          <w:rFonts w:ascii="Arial" w:hAnsi="Arial" w:eastAsia="Arial"/>
-          <w:b w:val="0"/>
-          <w:sz w:val="22"/>
-        </w:rPr>
-        <w:t>6. Molar mass (g mol-1)Vapor pressure at 20 oC (mm Hg)CBr4331.60.8CCl4153.8115.0 Based on the information in the table above, which of the following best explains why CCl4 has a higher vapor pressure that CBr4?</w:t>
-      </w:r>
-      <w:r>
-        <w:tab/>
-      </w:r>
-      <w:r>
-        <w:rPr>
-          <w:rFonts w:ascii="Arial" w:hAnsi="Arial" w:eastAsia="Arial"/>
-          <w:b w:val="0"/>
-          <w:sz w:val="22"/>
-        </w:rPr>
-        <w:t>（   ）</w:t>
+          <w:rFonts w:ascii="Arial" w:hAnsi="Arial"/>
+          <w:b w:val="0"/>
+          <w:sz w:val="22"/>
+        </w:rPr>
+        <w:t>5.</w:t>
+      </w:r>
+      <w:r>
+        <w:rPr>
+          <w:rFonts w:ascii="Arial" w:hAnsi="Arial"/>
+          <w:b w:val="0"/>
+          <w:sz w:val="22"/>
+        </w:rPr>
+        <w:t xml:space="preserve"> Which of the following factors is primarily responsible for the increase in melting points observed as you move down Group 7A from fluorine to astatine?	（   ）</w:t>
       </w:r>
     </w:p>
     <w:p>
@@ -855,11 +851,11 @@
       </w:pPr>
       <w:r>
         <w:rPr>
-          <w:rFonts w:ascii="Arial" w:hAnsi="Arial" w:eastAsia="Arial"/>
-          <w:b w:val="0"/>
-          <w:sz w:val="22"/>
-        </w:rPr>
-        <w:t>A. CCl4 has stronger dipole-dipole forces that CBr4.</w:t>
+          <w:rFonts w:ascii="Arial" w:hAnsi="Arial"/>
+          <w:b w:val="0"/>
+          <w:sz w:val="22"/>
+        </w:rPr>
+        <w:t>A. Atomic mass increases.</w:t>
       </w:r>
     </w:p>
     <w:p>
@@ -868,11 +864,11 @@
       </w:pPr>
       <w:r>
         <w:rPr>
-          <w:rFonts w:ascii="Arial" w:hAnsi="Arial" w:eastAsia="Arial"/>
-          <w:b w:val="0"/>
-          <w:sz w:val="22"/>
-        </w:rPr>
-        <w:t>B. CCl4 has weaker dipole-dipole forces that CBr4.</w:t>
+          <w:rFonts w:ascii="Arial" w:hAnsi="Arial"/>
+          <w:b w:val="0"/>
+          <w:sz w:val="22"/>
+        </w:rPr>
+        <w:t>B. Intermolecular forces become stronger.</w:t>
       </w:r>
     </w:p>
     <w:p>
@@ -881,11 +877,11 @@
       </w:pPr>
       <w:r>
         <w:rPr>
-          <w:rFonts w:ascii="Arial" w:hAnsi="Arial" w:eastAsia="Arial"/>
-          <w:b w:val="0"/>
-          <w:sz w:val="22"/>
-        </w:rPr>
-        <w:t>C. CCl4 has stronger London dispersion forces that CBr4.</w:t>
+          <w:rFonts w:ascii="Arial" w:hAnsi="Arial"/>
+          <w:b w:val="0"/>
+          <w:sz w:val="22"/>
+        </w:rPr>
+        <w:t>C. The size of the molecules decreases.</w:t>
       </w:r>
     </w:p>
     <w:p>
@@ -894,11 +890,11 @@
       </w:pPr>
       <w:r>
         <w:rPr>
-          <w:rFonts w:ascii="Arial" w:hAnsi="Arial" w:eastAsia="Arial"/>
-          <w:b w:val="0"/>
-          <w:sz w:val="22"/>
-        </w:rPr>
-        <w:t>D. CCl4 has weaker London dispersion forces that CBr4.</w:t>
+          <w:rFonts w:ascii="Arial" w:hAnsi="Arial"/>
+          <w:b w:val="0"/>
+          <w:sz w:val="22"/>
+        </w:rPr>
+        <w:t>D. The atomic number decreases.</w:t>
       </w:r>
     </w:p>
     <w:p>
@@ -915,22 +911,68 @@
       </w:pPr>
       <w:r>
         <w:rPr>
-          <w:rFonts w:ascii="Arial" w:hAnsi="Arial" w:eastAsia="Arial"/>
-          <w:b w:val="0"/>
-          <w:sz w:val="22"/>
-        </w:rPr>
-        <w:t>7. Two molecular substances, A and B, have similar molar masses. Substance A has hydrogen bonding between its molecules, while substance B is nonpolar with only London dispersion forces. Which statement correctly predicts their relative boiling points?</w:t>
-      </w:r>
-      <w:r>
-        <w:tab/>
-      </w:r>
-      <w:r>
-        <w:rPr>
-          <w:rFonts w:ascii="Arial" w:hAnsi="Arial" w:eastAsia="Arial"/>
-          <w:b w:val="0"/>
-          <w:sz w:val="22"/>
-        </w:rPr>
-        <w:t>（   ）</w:t>
+          <w:rFonts w:ascii="Arial" w:hAnsi="Arial"/>
+          <w:b w:val="0"/>
+          <w:sz w:val="22"/>
+        </w:rPr>
+        <w:t>6.</w:t>
+      </w:r>
+      <w:r>
+        <w:rPr>
+          <w:rFonts w:ascii="Arial" w:hAnsi="Arial"/>
+          <w:b w:val="0"/>
+          <w:sz w:val="22"/>
+        </w:rPr>
+        <w:t xml:space="preserve"> Molar mass (g mol-1)Vapor pressure at 20 oC (mm Hg)CBr₄₃₃1.60.8CCl₄₁₅3.8115.0 Based on the information in the table above, which of the following best explains why CCl₄ has a higher vapor pressure that CBr₄?	（   ）</w:t>
+      </w:r>
+    </w:p>
+    <w:p>
+      <w:r>
+        <w:drawing>
+          <wp:inline xmlns:a="http://schemas.openxmlformats.org/drawingml/2006/main" xmlns:pic="http://schemas.openxmlformats.org/drawingml/2006/picture">
+            <wp:extent cx="3780000" cy="2598750"/>
+            <wp:docPr id="1" name="Picture 1"/>
+            <wp:cNvGraphicFramePr>
+              <a:graphicFrameLocks noChangeAspect="1"/>
+            </wp:cNvGraphicFramePr>
+            <a:graphic>
+              <a:graphicData uri="http://schemas.openxmlformats.org/drawingml/2006/picture">
+                <pic:pic>
+                  <pic:nvPicPr>
+                    <pic:cNvPr id="0" name="f_c03_01.png"/>
+                    <pic:cNvPicPr/>
+                  </pic:nvPicPr>
+                  <pic:blipFill>
+                    <a:blip r:embed="rId9"/>
+                    <a:stretch>
+                      <a:fillRect/>
+                    </a:stretch>
+                  </pic:blipFill>
+                  <pic:spPr>
+                    <a:xfrm>
+                      <a:off x="0" y="0"/>
+                      <a:ext cx="3780000" cy="2598750"/>
+                    </a:xfrm>
+                    <a:prstGeom prst="rect"/>
+                  </pic:spPr>
+                </pic:pic>
+              </a:graphicData>
+            </a:graphic>
+          </wp:inline>
+        </w:drawing>
+      </w:r>
+    </w:p>
+    <w:p>
+      <w:pPr>
+        <w:spacing w:before="20" w:after="120"/>
+      </w:pPr>
+      <w:r>
+        <w:rPr>
+          <w:rFonts w:ascii="霞鹜文楷 Medium" w:hAnsi="霞鹜文楷 Medium"/>
+          <w:b/>
+          <w:sz w:val="18"/>
+        </w:rPr>
+        <w:t>图 C₀3-1：蒸气压 vs 摩尔质量散点图（对应第 2 考点 MCQ6，CBr₄ 与 CCl₄）</w:t>
       </w:r>
     </w:p>
     <w:p>
@@ -939,11 +981,11 @@
       </w:pPr>
       <w:r>
         <w:rPr>
-          <w:rFonts w:ascii="Arial" w:hAnsi="Arial" w:eastAsia="Arial"/>
-          <w:b w:val="0"/>
-          <w:sz w:val="22"/>
-        </w:rPr>
-        <w:t>A. A has a lower boiling point because hydrogen bonding breaks more easily than London forces.</w:t>
+          <w:rFonts w:ascii="Arial" w:hAnsi="Arial"/>
+          <w:b w:val="0"/>
+          <w:sz w:val="22"/>
+        </w:rPr>
+        <w:t>A. CCl₄ has stronger dipole-dipole forces that CBr₄.</w:t>
       </w:r>
     </w:p>
     <w:p>
@@ -952,11 +994,11 @@
       </w:pPr>
       <w:r>
         <w:rPr>
-          <w:rFonts w:ascii="Arial" w:hAnsi="Arial" w:eastAsia="Arial"/>
-          <w:b w:val="0"/>
-          <w:sz w:val="22"/>
-        </w:rPr>
-        <w:t>B. B has a higher boiling point because nonpolar molecules can pack more efficiently, increasing intermolecular forces.</w:t>
+          <w:rFonts w:ascii="Arial" w:hAnsi="Arial"/>
+          <w:b w:val="0"/>
+          <w:sz w:val="22"/>
+        </w:rPr>
+        <w:t>B. CCl₄ has weaker dipole-dipole forces that CBr₄.</w:t>
       </w:r>
     </w:p>
     <w:p>
@@ -965,11 +1007,11 @@
       </w:pPr>
       <w:r>
         <w:rPr>
-          <w:rFonts w:ascii="Arial" w:hAnsi="Arial" w:eastAsia="Arial"/>
-          <w:b w:val="0"/>
-          <w:sz w:val="22"/>
-        </w:rPr>
-        <w:t>C. A has a higher boiling point due to stronger intermolecular forces from hydrogen bonding.</w:t>
+          <w:rFonts w:ascii="Arial" w:hAnsi="Arial"/>
+          <w:b w:val="0"/>
+          <w:sz w:val="22"/>
+        </w:rPr>
+        <w:t>C. CCl₄ has stronger London dispersion forces that CBr₄.</w:t>
       </w:r>
     </w:p>
     <w:p>
@@ -978,82 +1020,17 @@
       </w:pPr>
       <w:r>
         <w:rPr>
-          <w:rFonts w:ascii="Arial" w:hAnsi="Arial" w:eastAsia="Arial"/>
-          <w:b w:val="0"/>
-          <w:sz w:val="22"/>
-        </w:rPr>
-        <w:t>D. A and B have identical boiling points since they have similar molar masses.</w:t>
+          <w:rFonts w:ascii="Arial" w:hAnsi="Arial"/>
+          <w:b w:val="0"/>
+          <w:sz w:val="22"/>
+        </w:rPr>
+        <w:t>D. CCl₄ has weaker London dispersion forces that CBr₄.</w:t>
       </w:r>
     </w:p>
     <w:p>
       <w:pPr>
         <w:spacing w:after="0" w:before="0" w:line="240" w:lineRule="auto"/>
       </w:pPr>
-    </w:p>
-    <w:p>
-      <w:pPr>
-        <w:spacing w:after="60" w:before="60" w:line="240" w:lineRule="auto"/>
-      </w:pPr>
-      <w:r>
-        <w:rPr>
-          <w:rFonts w:ascii="霞鹜文楷 Medium" w:hAnsi="霞鹜文楷 Medium" w:eastAsia="霞鹜文楷 Medium"/>
-          <w:b/>
-          <w:sz w:val="22"/>
-        </w:rPr>
-        <w:t>3. 掌握分子间作用力（IMF）的类型并能据此比较物理性质（考点C: 分子间作用力 Intermolecular Forces）</w:t>
-      </w:r>
-    </w:p>
-    <w:p>
-      <w:pPr>
-        <w:spacing w:after="60" w:before="60" w:line="240" w:lineRule="auto"/>
-      </w:pPr>
-      <w:r>
-        <w:rPr>
-          <w:rFonts w:ascii="霞鹜文楷 Medium" w:hAnsi="霞鹜文楷 Medium" w:eastAsia="霞鹜文楷 Medium"/>
-          <w:b/>
-          <w:sz w:val="22"/>
-        </w:rPr>
-        <w:t>London dispersion forces (色散力): present in ALL molecules; strength increases with more electrons (larger, more polarizable)</w:t>
-      </w:r>
-    </w:p>
-    <w:p>
-      <w:pPr>
-        <w:spacing w:after="60" w:before="60" w:line="240" w:lineRule="auto"/>
-      </w:pPr>
-      <w:r>
-        <w:rPr>
-          <w:rFonts w:ascii="霞鹜文楷 Medium" w:hAnsi="霞鹜文楷 Medium" w:eastAsia="霞鹜文楷 Medium"/>
-          <w:b/>
-          <w:sz w:val="22"/>
-        </w:rPr>
-        <w:t>Dipole-dipole forces (偶极-偶极力): present in polar molecules</w:t>
-      </w:r>
-    </w:p>
-    <w:p>
-      <w:pPr>
-        <w:spacing w:after="60" w:before="60" w:line="240" w:lineRule="auto"/>
-      </w:pPr>
-      <w:r>
-        <w:rPr>
-          <w:rFonts w:ascii="霞鹜文楷 Medium" w:hAnsi="霞鹜文楷 Medium" w:eastAsia="霞鹜文楷 Medium"/>
-          <w:b/>
-          <w:sz w:val="22"/>
-        </w:rPr>
-        <w:t>Hydrogen bonding (氢键): especially strong dipole-dipole force; occurs when H is bonded to N, O, or F</w:t>
-      </w:r>
-    </w:p>
-    <w:p>
-      <w:pPr>
-        <w:spacing w:after="60" w:before="60" w:line="240" w:lineRule="auto"/>
-      </w:pPr>
-      <w:r>
-        <w:rPr>
-          <w:rFonts w:ascii="霞鹜文楷 Medium" w:hAnsi="霞鹜文楷 Medium" w:eastAsia="霞鹜文楷 Medium"/>
-          <w:b/>
-          <w:sz w:val="22"/>
-        </w:rPr>
-        <w:t>Relative strength: H-bond &gt; dipole-dipole &gt; London dispersion</w:t>
-      </w:r>
     </w:p>
     <w:p>
       <w:pPr>
@@ -1064,80 +1041,20 @@
       </w:pPr>
       <w:r>
         <w:rPr>
-          <w:rFonts w:ascii="Arial" w:hAnsi="Arial" w:eastAsia="Arial"/>
-          <w:b w:val="0"/>
-          <w:sz w:val="22"/>
-        </w:rPr>
-        <w:t>1. Which correctly orders the boiling points of CH4, CH3F, and CH3OH from lowest to highest?</w:t>
-      </w:r>
-      <w:r>
-        <w:tab/>
-      </w:r>
-      <w:r>
-        <w:rPr>
-          <w:rFonts w:ascii="Arial" w:hAnsi="Arial" w:eastAsia="Arial"/>
-          <w:b w:val="0"/>
-          <w:sz w:val="22"/>
-        </w:rPr>
-        <w:t>（   ）</w:t>
-      </w:r>
-    </w:p>
-    <w:p>
-      <w:pPr>
-        <w:spacing w:after="20" w:before="0" w:line="240" w:lineRule="auto"/>
-      </w:pPr>
-      <w:r>
-        <w:rPr>
-          <w:rFonts w:ascii="Arial" w:hAnsi="Arial" w:eastAsia="Arial"/>
-          <w:b w:val="0"/>
-          <w:sz w:val="22"/>
-        </w:rPr>
-        <w:t>A  CH4 &lt; CH3F &lt; CH3OH</w:t>
-      </w:r>
-    </w:p>
-    <w:p>
-      <w:pPr>
-        <w:spacing w:after="20" w:before="0" w:line="240" w:lineRule="auto"/>
-      </w:pPr>
-      <w:r>
-        <w:rPr>
-          <w:rFonts w:ascii="Arial" w:hAnsi="Arial" w:eastAsia="Arial"/>
-          <w:b w:val="0"/>
-          <w:sz w:val="22"/>
-        </w:rPr>
-        <w:t>B  CH3OH &lt; CH3F &lt; CH4</w:t>
-      </w:r>
-    </w:p>
-    <w:p>
-      <w:pPr>
-        <w:spacing w:after="20" w:before="0" w:line="240" w:lineRule="auto"/>
-      </w:pPr>
-      <w:r>
-        <w:rPr>
-          <w:rFonts w:ascii="Arial" w:hAnsi="Arial" w:eastAsia="Arial"/>
-          <w:b w:val="0"/>
-          <w:sz w:val="22"/>
-        </w:rPr>
-        <w:t>C  CH3F &lt; CH4 &lt; CH3OH</w:t>
-      </w:r>
-    </w:p>
-    <w:p>
-      <w:pPr>
-        <w:spacing w:after="20" w:before="0" w:line="240" w:lineRule="auto"/>
-      </w:pPr>
-      <w:r>
-        <w:rPr>
-          <w:rFonts w:ascii="Arial" w:hAnsi="Arial" w:eastAsia="Arial"/>
-          <w:b w:val="0"/>
-          <w:sz w:val="22"/>
-        </w:rPr>
-        <w:t>D  CH4 &lt; CH3OH &lt; CH3F</w:t>
-      </w:r>
-    </w:p>
-    <w:p>
-      <w:pPr>
-        <w:spacing w:after="0" w:before="0" w:line="240" w:lineRule="auto"/>
-      </w:pPr>
+          <w:rFonts w:ascii="Arial" w:hAnsi="Arial"/>
+          <w:b w:val="0"/>
+          <w:sz w:val="22"/>
+        </w:rPr>
+        <w:t>7.</w:t>
+      </w:r>
+      <w:r>
+        <w:rPr>
+          <w:rFonts w:ascii="Arial" w:hAnsi="Arial"/>
+          <w:b w:val="0"/>
+          <w:sz w:val="22"/>
+        </w:rPr>
+        <w:t xml:space="preserve"> Two molecular substances, A and B, have similar molar masses.</w:t>
+      </w:r>
     </w:p>
     <w:p>
       <w:pPr>
@@ -1148,80 +1065,12 @@
       </w:pPr>
       <w:r>
         <w:rPr>
-          <w:rFonts w:ascii="Arial" w:hAnsi="Arial" w:eastAsia="Arial"/>
-          <w:b w:val="0"/>
-          <w:sz w:val="22"/>
-        </w:rPr>
-        <w:t>2. NH3 has a much higher boiling point (-33 degrees C) than PH3 (-88 degrees C) despite PH3 having greater molar mass. This is because:</w:t>
-      </w:r>
-      <w:r>
-        <w:tab/>
-      </w:r>
-      <w:r>
-        <w:rPr>
-          <w:rFonts w:ascii="Arial" w:hAnsi="Arial" w:eastAsia="Arial"/>
-          <w:b w:val="0"/>
-          <w:sz w:val="22"/>
-        </w:rPr>
-        <w:t>（   ）</w:t>
-      </w:r>
-    </w:p>
-    <w:p>
-      <w:pPr>
-        <w:spacing w:after="20" w:before="0" w:line="240" w:lineRule="auto"/>
-      </w:pPr>
-      <w:r>
-        <w:rPr>
-          <w:rFonts w:ascii="Arial" w:hAnsi="Arial" w:eastAsia="Arial"/>
-          <w:b w:val="0"/>
-          <w:sz w:val="22"/>
-        </w:rPr>
-        <w:t>A  NH3 has stronger London dispersion forces.</w:t>
-      </w:r>
-    </w:p>
-    <w:p>
-      <w:pPr>
-        <w:spacing w:after="20" w:before="0" w:line="240" w:lineRule="auto"/>
-      </w:pPr>
-      <w:r>
-        <w:rPr>
-          <w:rFonts w:ascii="Arial" w:hAnsi="Arial" w:eastAsia="Arial"/>
-          <w:b w:val="0"/>
-          <w:sz w:val="22"/>
-        </w:rPr>
-        <w:t>B  NH3 exhibits hydrogen bonding while PH3 does not.</w:t>
-      </w:r>
-    </w:p>
-    <w:p>
-      <w:pPr>
-        <w:spacing w:after="20" w:before="0" w:line="240" w:lineRule="auto"/>
-      </w:pPr>
-      <w:r>
-        <w:rPr>
-          <w:rFonts w:ascii="Arial" w:hAnsi="Arial" w:eastAsia="Arial"/>
-          <w:b w:val="0"/>
-          <w:sz w:val="22"/>
-        </w:rPr>
-        <w:t>C  PH3 is a larger molecule.</w:t>
-      </w:r>
-    </w:p>
-    <w:p>
-      <w:pPr>
-        <w:spacing w:after="20" w:before="0" w:line="240" w:lineRule="auto"/>
-      </w:pPr>
-      <w:r>
-        <w:rPr>
-          <w:rFonts w:ascii="Arial" w:hAnsi="Arial" w:eastAsia="Arial"/>
-          <w:b w:val="0"/>
-          <w:sz w:val="22"/>
-        </w:rPr>
-        <w:t>D  NH3 has a smaller bond angle.</w:t>
-      </w:r>
-    </w:p>
-    <w:p>
-      <w:pPr>
-        <w:spacing w:after="0" w:before="0" w:line="240" w:lineRule="auto"/>
-      </w:pPr>
+          <w:rFonts w:ascii="Arial" w:hAnsi="Arial"/>
+          <w:b w:val="0"/>
+          <w:sz w:val="22"/>
+        </w:rPr>
+        <w:t>Substance A has hydrogen bonding between its molecules, while substance B is nonpolar with only London dispersion forces.</w:t>
+      </w:r>
     </w:p>
     <w:p>
       <w:pPr>
@@ -1232,18 +1081,157 @@
       </w:pPr>
       <w:r>
         <w:rPr>
-          <w:rFonts w:ascii="Arial" w:hAnsi="Arial" w:eastAsia="Arial"/>
-          <w:b w:val="0"/>
-          <w:sz w:val="22"/>
-        </w:rPr>
-        <w:t>3. CCl4 and CF4 are both nonpolar. Which has the higher boiling point and why?</w:t>
+          <w:rFonts w:ascii="Arial" w:hAnsi="Arial"/>
+          <w:b w:val="0"/>
+          <w:sz w:val="22"/>
+        </w:rPr>
+        <w:t>Which statement correctly predicts their relative boiling points?	（   ）</w:t>
+      </w:r>
+    </w:p>
+    <w:p>
+      <w:pPr>
+        <w:spacing w:after="20" w:before="0" w:line="240" w:lineRule="auto"/>
+      </w:pPr>
+      <w:r>
+        <w:rPr>
+          <w:rFonts w:ascii="Arial" w:hAnsi="Arial"/>
+          <w:b w:val="0"/>
+          <w:sz w:val="22"/>
+        </w:rPr>
+        <w:t>A. A has a lower boiling point because hydrogen bonding breaks more easily than London forces.</w:t>
+      </w:r>
+    </w:p>
+    <w:p>
+      <w:pPr>
+        <w:spacing w:after="20" w:before="0" w:line="240" w:lineRule="auto"/>
+      </w:pPr>
+      <w:r>
+        <w:rPr>
+          <w:rFonts w:ascii="Arial" w:hAnsi="Arial"/>
+          <w:b w:val="0"/>
+          <w:sz w:val="22"/>
+        </w:rPr>
+        <w:t>B. B has a higher boiling point because nonpolar molecules can pack more efficiently, increasing intermolecular forces.</w:t>
+      </w:r>
+    </w:p>
+    <w:p>
+      <w:pPr>
+        <w:spacing w:after="20" w:before="0" w:line="240" w:lineRule="auto"/>
+      </w:pPr>
+      <w:r>
+        <w:rPr>
+          <w:rFonts w:ascii="Arial" w:hAnsi="Arial"/>
+          <w:b w:val="0"/>
+          <w:sz w:val="22"/>
+        </w:rPr>
+        <w:t>C. A has a higher boiling point due to stronger intermolecular forces from hydrogen bonding.</w:t>
+      </w:r>
+    </w:p>
+    <w:p>
+      <w:pPr>
+        <w:spacing w:after="20" w:before="0" w:line="240" w:lineRule="auto"/>
+      </w:pPr>
+      <w:r>
+        <w:rPr>
+          <w:rFonts w:ascii="Arial" w:hAnsi="Arial"/>
+          <w:b w:val="0"/>
+          <w:sz w:val="22"/>
+        </w:rPr>
+        <w:t>D. A and B have identical boiling points since they have similar molar masses.</w:t>
+      </w:r>
+    </w:p>
+    <w:p>
+      <w:pPr>
+        <w:spacing w:after="0" w:before="0" w:line="240" w:lineRule="auto"/>
+      </w:pPr>
+    </w:p>
+    <w:p>
+      <w:pPr>
+        <w:spacing w:after="60" w:before="60" w:line="240" w:lineRule="auto"/>
+      </w:pPr>
+      <w:r>
+        <w:rPr>
+          <w:rFonts w:ascii="霞鹜文楷 Medium" w:hAnsi="霞鹜文楷 Medium"/>
+          <w:b/>
+          <w:sz w:val="22"/>
+        </w:rPr>
+        <w:t>3. 掌握分子间作用力（IMF）的类型并能据此比较物理性质（考点C: 分子间作用力 Intermolecular Forces）</w:t>
+      </w:r>
+    </w:p>
+    <w:p>
+      <w:pPr>
+        <w:spacing w:after="60" w:before="60" w:line="240" w:lineRule="auto"/>
+      </w:pPr>
+      <w:r>
+        <w:rPr>
+          <w:rFonts w:ascii="霞鹜文楷 Medium" w:hAnsi="霞鹜文楷 Medium"/>
+          <w:b/>
+          <w:sz w:val="22"/>
+        </w:rPr>
+        <w:t>London dispersion forces (色散力): present in ALL molecules; strength increases with more electrons (larger, more polarizable)</w:t>
+      </w:r>
+    </w:p>
+    <w:p>
+      <w:pPr>
+        <w:spacing w:after="60" w:before="60" w:line="240" w:lineRule="auto"/>
+      </w:pPr>
+      <w:r>
+        <w:rPr>
+          <w:rFonts w:ascii="霞鹜文楷 Medium" w:hAnsi="霞鹜文楷 Medium"/>
+          <w:b/>
+          <w:sz w:val="22"/>
+        </w:rPr>
+        <w:t>Dipole-dipole forces (偶极-偶极力): present in polar molecules</w:t>
+      </w:r>
+    </w:p>
+    <w:p>
+      <w:pPr>
+        <w:spacing w:after="60" w:before="60" w:line="240" w:lineRule="auto"/>
+      </w:pPr>
+      <w:r>
+        <w:rPr>
+          <w:rFonts w:ascii="霞鹜文楷 Medium" w:hAnsi="霞鹜文楷 Medium"/>
+          <w:b/>
+          <w:sz w:val="22"/>
+        </w:rPr>
+        <w:t>Hydrogen bonding (氢键): especially strong dipole-dipole force; occurs when H is bonded to N, O, or F</w:t>
+      </w:r>
+    </w:p>
+    <w:p>
+      <w:pPr>
+        <w:spacing w:after="60" w:before="60" w:line="240" w:lineRule="auto"/>
+      </w:pPr>
+      <w:r>
+        <w:rPr>
+          <w:rFonts w:ascii="霞鹜文楷 Medium" w:hAnsi="霞鹜文楷 Medium"/>
+          <w:b/>
+          <w:sz w:val="22"/>
+        </w:rPr>
+        <w:t>Relative strength: H-bond &gt; dipole-dipole &gt; London dispersion</w:t>
+      </w:r>
+    </w:p>
+    <w:p/>
+    <w:p>
+      <w:pPr>
+        <w:spacing w:after="40" w:before="80" w:line="240" w:lineRule="auto"/>
+        <w:tabs>
+          <w:tab w:val="right" w:pos="9072"/>
+        </w:tabs>
+      </w:pPr>
+      <w:r>
+        <w:rPr>
+          <w:rFonts w:ascii="Arial" w:hAnsi="Arial"/>
+          <w:b w:val="0"/>
+          <w:sz w:val="22"/>
+        </w:rPr>
+        <w:t>1. Which correctly orders the boiling points of CH₄, CH₃F, and CH₃OH from lowest to highest?</w:t>
       </w:r>
       <w:r>
         <w:tab/>
       </w:r>
       <w:r>
         <w:rPr>
-          <w:rFonts w:ascii="Arial" w:hAnsi="Arial" w:eastAsia="Arial"/>
+          <w:rFonts w:ascii="Arial" w:hAnsi="Arial"/>
           <w:b w:val="0"/>
           <w:sz w:val="22"/>
         </w:rPr>
@@ -1256,11 +1244,11 @@
       </w:pPr>
       <w:r>
         <w:rPr>
-          <w:rFonts w:ascii="Arial" w:hAnsi="Arial" w:eastAsia="Arial"/>
-          <w:b w:val="0"/>
-          <w:sz w:val="22"/>
-        </w:rPr>
-        <w:t>A  CF4 because it is more polarizable.</w:t>
+          <w:rFonts w:ascii="Arial" w:hAnsi="Arial"/>
+          <w:b w:val="0"/>
+          <w:sz w:val="22"/>
+        </w:rPr>
+        <w:t>A  CH₄ &lt; CH₃F &lt; CH₃OH</w:t>
       </w:r>
     </w:p>
     <w:p>
@@ -1269,11 +1257,11 @@
       </w:pPr>
       <w:r>
         <w:rPr>
-          <w:rFonts w:ascii="Arial" w:hAnsi="Arial" w:eastAsia="Arial"/>
-          <w:b w:val="0"/>
-          <w:sz w:val="22"/>
-        </w:rPr>
-        <w:t>B  CCl4 because it has more electrons and stronger London forces.</w:t>
+          <w:rFonts w:ascii="Arial" w:hAnsi="Arial"/>
+          <w:b w:val="0"/>
+          <w:sz w:val="22"/>
+        </w:rPr>
+        <w:t>B  CH₃OH &lt; CH₃F &lt; CH₄</w:t>
       </w:r>
     </w:p>
     <w:p>
@@ -1282,7 +1270,180 @@
       </w:pPr>
       <w:r>
         <w:rPr>
-          <w:rFonts w:ascii="Arial" w:hAnsi="Arial" w:eastAsia="Arial"/>
+          <w:rFonts w:ascii="Arial" w:hAnsi="Arial"/>
+          <w:b w:val="0"/>
+          <w:sz w:val="22"/>
+        </w:rPr>
+        <w:t>C  CH₃F &lt; CH₄ &lt; CH₃OH</w:t>
+      </w:r>
+    </w:p>
+    <w:p>
+      <w:pPr>
+        <w:spacing w:after="20" w:before="0" w:line="240" w:lineRule="auto"/>
+      </w:pPr>
+      <w:r>
+        <w:rPr>
+          <w:rFonts w:ascii="Arial" w:hAnsi="Arial"/>
+          <w:b w:val="0"/>
+          <w:sz w:val="22"/>
+        </w:rPr>
+        <w:t>D  CH₄ &lt; CH₃OH &lt; CH₃F</w:t>
+      </w:r>
+    </w:p>
+    <w:p>
+      <w:pPr>
+        <w:spacing w:after="0" w:before="0" w:line="240" w:lineRule="auto"/>
+      </w:pPr>
+    </w:p>
+    <w:p>
+      <w:pPr>
+        <w:spacing w:after="40" w:before="80" w:line="240" w:lineRule="auto"/>
+        <w:tabs>
+          <w:tab w:val="right" w:pos="9072"/>
+        </w:tabs>
+      </w:pPr>
+      <w:r>
+        <w:rPr>
+          <w:rFonts w:ascii="Arial" w:hAnsi="Arial"/>
+          <w:b w:val="0"/>
+          <w:sz w:val="22"/>
+        </w:rPr>
+        <w:t>2. NH₃ has a much higher boiling point (-33 degrees C) than PH₃ (-88 degrees C) despite PH₃ having greater molar mass.</w:t>
+      </w:r>
+    </w:p>
+    <w:p>
+      <w:pPr>
+        <w:spacing w:after="40" w:before="80" w:line="240" w:lineRule="auto"/>
+        <w:tabs>
+          <w:tab w:val="right" w:pos="9072"/>
+        </w:tabs>
+      </w:pPr>
+      <w:r>
+        <w:rPr>
+          <w:rFonts w:ascii="Arial" w:hAnsi="Arial"/>
+          <w:b w:val="0"/>
+          <w:sz w:val="22"/>
+        </w:rPr>
+        <w:t>This is because:	（   ）</w:t>
+      </w:r>
+    </w:p>
+    <w:p>
+      <w:pPr>
+        <w:spacing w:after="20" w:before="0" w:line="240" w:lineRule="auto"/>
+      </w:pPr>
+      <w:r>
+        <w:rPr>
+          <w:rFonts w:ascii="Arial" w:hAnsi="Arial"/>
+          <w:b w:val="0"/>
+          <w:sz w:val="22"/>
+        </w:rPr>
+        <w:t>A  NH₃ has stronger London dispersion forces.</w:t>
+      </w:r>
+    </w:p>
+    <w:p>
+      <w:pPr>
+        <w:spacing w:after="20" w:before="0" w:line="240" w:lineRule="auto"/>
+      </w:pPr>
+      <w:r>
+        <w:rPr>
+          <w:rFonts w:ascii="Arial" w:hAnsi="Arial"/>
+          <w:b w:val="0"/>
+          <w:sz w:val="22"/>
+        </w:rPr>
+        <w:t>B  NH₃ exhibits hydrogen bonding while PH₃ does not.</w:t>
+      </w:r>
+    </w:p>
+    <w:p>
+      <w:pPr>
+        <w:spacing w:after="20" w:before="0" w:line="240" w:lineRule="auto"/>
+      </w:pPr>
+      <w:r>
+        <w:rPr>
+          <w:rFonts w:ascii="Arial" w:hAnsi="Arial"/>
+          <w:b w:val="0"/>
+          <w:sz w:val="22"/>
+        </w:rPr>
+        <w:t>C  PH₃ is a larger molecule.</w:t>
+      </w:r>
+    </w:p>
+    <w:p>
+      <w:pPr>
+        <w:spacing w:after="20" w:before="0" w:line="240" w:lineRule="auto"/>
+      </w:pPr>
+      <w:r>
+        <w:rPr>
+          <w:rFonts w:ascii="Arial" w:hAnsi="Arial"/>
+          <w:b w:val="0"/>
+          <w:sz w:val="22"/>
+        </w:rPr>
+        <w:t>D  NH₃ has a smaller bond angle.</w:t>
+      </w:r>
+    </w:p>
+    <w:p>
+      <w:pPr>
+        <w:spacing w:after="0" w:before="0" w:line="240" w:lineRule="auto"/>
+      </w:pPr>
+    </w:p>
+    <w:p>
+      <w:pPr>
+        <w:spacing w:after="40" w:before="80" w:line="240" w:lineRule="auto"/>
+        <w:tabs>
+          <w:tab w:val="right" w:pos="9072"/>
+        </w:tabs>
+      </w:pPr>
+      <w:r>
+        <w:rPr>
+          <w:rFonts w:ascii="Arial" w:hAnsi="Arial"/>
+          <w:b w:val="0"/>
+          <w:sz w:val="22"/>
+        </w:rPr>
+        <w:t>3. CCl₄ and CF₄ are both nonpolar. Which has the higher boiling point and why?</w:t>
+      </w:r>
+      <w:r>
+        <w:tab/>
+      </w:r>
+      <w:r>
+        <w:rPr>
+          <w:rFonts w:ascii="Arial" w:hAnsi="Arial"/>
+          <w:b w:val="0"/>
+          <w:sz w:val="22"/>
+        </w:rPr>
+        <w:t>（   ）</w:t>
+      </w:r>
+    </w:p>
+    <w:p>
+      <w:pPr>
+        <w:spacing w:after="20" w:before="0" w:line="240" w:lineRule="auto"/>
+      </w:pPr>
+      <w:r>
+        <w:rPr>
+          <w:rFonts w:ascii="Arial" w:hAnsi="Arial"/>
+          <w:b w:val="0"/>
+          <w:sz w:val="22"/>
+        </w:rPr>
+        <w:t>A  CF₄ because it is more polarizable.</w:t>
+      </w:r>
+    </w:p>
+    <w:p>
+      <w:pPr>
+        <w:spacing w:after="20" w:before="0" w:line="240" w:lineRule="auto"/>
+      </w:pPr>
+      <w:r>
+        <w:rPr>
+          <w:rFonts w:ascii="Arial" w:hAnsi="Arial"/>
+          <w:b w:val="0"/>
+          <w:sz w:val="22"/>
+        </w:rPr>
+        <w:t>B  CCl₄ because it has more electrons and stronger London forces.</w:t>
+      </w:r>
+    </w:p>
+    <w:p>
+      <w:pPr>
+        <w:spacing w:after="20" w:before="0" w:line="240" w:lineRule="auto"/>
+      </w:pPr>
+      <w:r>
+        <w:rPr>
+          <w:rFonts w:ascii="Arial" w:hAnsi="Arial"/>
           <w:b w:val="0"/>
           <w:sz w:val="22"/>
         </w:rPr>
@@ -1295,11 +1456,11 @@
       </w:pPr>
       <w:r>
         <w:rPr>
-          <w:rFonts w:ascii="Arial" w:hAnsi="Arial" w:eastAsia="Arial"/>
-          <w:b w:val="0"/>
-          <w:sz w:val="22"/>
-        </w:rPr>
-        <w:t>D  CF4 because it has stronger C-F bonds.</w:t>
+          <w:rFonts w:ascii="Arial" w:hAnsi="Arial"/>
+          <w:b w:val="0"/>
+          <w:sz w:val="22"/>
+        </w:rPr>
+        <w:t>D  CF₄ because it has stronger C-F bonds.</w:t>
       </w:r>
     </w:p>
     <w:p>
@@ -1313,7 +1474,7 @@
       </w:pPr>
       <w:r>
         <w:rPr>
-          <w:rFonts w:ascii="Arial" w:hAnsi="Arial" w:eastAsia="Arial"/>
+          <w:rFonts w:ascii="Arial" w:hAnsi="Arial"/>
           <w:b w:val="0"/>
           <w:sz w:val="22"/>
         </w:rPr>
@@ -1329,18 +1490,18 @@
       </w:pPr>
       <w:r>
         <w:rPr>
-          <w:rFonts w:ascii="Arial" w:hAnsi="Arial" w:eastAsia="Arial"/>
-          <w:b w:val="0"/>
-          <w:sz w:val="22"/>
-        </w:rPr>
-        <w:t>(a) CH3OCH3 (dimethyl ether) and CH3CH2OH (ethanol). Justify.</w:t>
+          <w:rFonts w:ascii="Arial" w:hAnsi="Arial"/>
+          <w:b w:val="0"/>
+          <w:sz w:val="22"/>
+        </w:rPr>
+        <w:t>(a) CH₃OCH₃ (dimethyl ether) and CH₃CH₂OH (ethanol). Justify.</w:t>
       </w:r>
       <w:r>
         <w:tab/>
       </w:r>
       <w:r>
         <w:rPr>
-          <w:rFonts w:ascii="Arial" w:hAnsi="Arial" w:eastAsia="Arial"/>
+          <w:rFonts w:ascii="Arial" w:hAnsi="Arial"/>
           <w:b w:val="0"/>
           <w:sz w:val="22"/>
         </w:rPr>
@@ -1356,7 +1517,7 @@
       </w:pPr>
       <w:r>
         <w:rPr>
-          <w:rFonts w:ascii="Arial" w:hAnsi="Arial" w:eastAsia="Arial"/>
+          <w:rFonts w:ascii="Arial" w:hAnsi="Arial"/>
           <w:b w:val="0"/>
           <w:sz w:val="22"/>
         </w:rPr>
@@ -1367,7 +1528,7 @@
       </w:r>
       <w:r>
         <w:rPr>
-          <w:rFonts w:ascii="Arial" w:hAnsi="Arial" w:eastAsia="Arial"/>
+          <w:rFonts w:ascii="Arial" w:hAnsi="Arial"/>
           <w:b w:val="0"/>
           <w:sz w:val="22"/>
         </w:rPr>
@@ -1385,11 +1546,27 @@
       </w:pPr>
       <w:r>
         <w:rPr>
-          <w:rFonts w:ascii="Arial" w:hAnsi="Arial" w:eastAsia="Arial"/>
-          <w:b w:val="0"/>
-          <w:sz w:val="22"/>
-        </w:rPr>
-        <w:t>5. Iodine, I2, is more soluble in CCl4 than in water. Explain in terms of intermolecular forces.</w:t>
+          <w:rFonts w:ascii="Arial" w:hAnsi="Arial"/>
+          <w:b w:val="0"/>
+          <w:sz w:val="22"/>
+        </w:rPr>
+        <w:t>5. Iodine, I₂, is more soluble in CCl₄ than in water. Explain in terms of intermolecular forces.</w:t>
+      </w:r>
+      <w:r>
+        <w:rPr>
+          <w:rFonts w:ascii="Arial" w:hAnsi="Arial"/>
+          <w:b w:val="0"/>
+          <w:sz w:val="22"/>
+        </w:rPr>
+        <w:tab/>
+      </w:r>
+      <w:r>
+        <w:rPr>
+          <w:rFonts w:ascii="Arial" w:hAnsi="Arial"/>
+          <w:b w:val="0"/>
+          <w:sz w:val="22"/>
+        </w:rPr>
+        <w:t>（   ）</w:t>
       </w:r>
     </w:p>
     <w:p>
@@ -1401,18 +1578,18 @@
       </w:pPr>
       <w:r>
         <w:rPr>
-          <w:rFonts w:ascii="Arial" w:hAnsi="Arial" w:eastAsia="Arial"/>
-          <w:b w:val="0"/>
-          <w:sz w:val="22"/>
-        </w:rPr>
-        <w:t>(a) Explain why I2 dissolves better in CCl4 than in water.</w:t>
+          <w:rFonts w:ascii="Arial" w:hAnsi="Arial"/>
+          <w:b w:val="0"/>
+          <w:sz w:val="22"/>
+        </w:rPr>
+        <w:t>(a) Explain why I₂ dissolves better in CCl₄ than in water.</w:t>
       </w:r>
       <w:r>
         <w:tab/>
       </w:r>
       <w:r>
         <w:rPr>
-          <w:rFonts w:ascii="Arial" w:hAnsi="Arial" w:eastAsia="Arial"/>
+          <w:rFonts w:ascii="Arial" w:hAnsi="Arial"/>
           <w:b w:val="0"/>
           <w:sz w:val="22"/>
         </w:rPr>
@@ -1433,7 +1610,7 @@
       </w:pPr>
       <w:r>
         <w:rPr>
-          <w:rFonts w:ascii="Arial" w:hAnsi="Arial" w:eastAsia="Arial"/>
+          <w:rFonts w:ascii="Arial" w:hAnsi="Arial"/>
           <w:b w:val="0"/>
           <w:sz w:val="22"/>
         </w:rPr>
@@ -1444,7 +1621,7 @@
       </w:r>
       <w:r>
         <w:rPr>
-          <w:rFonts w:ascii="Arial" w:hAnsi="Arial" w:eastAsia="Arial"/>
+          <w:rFonts w:ascii="Arial" w:hAnsi="Arial"/>
           <w:b w:val="0"/>
           <w:sz w:val="22"/>
         </w:rPr>
@@ -1457,7 +1634,7 @@
       </w:pPr>
       <w:r>
         <w:rPr>
-          <w:rFonts w:ascii="Arial" w:hAnsi="Arial" w:eastAsia="Arial"/>
+          <w:rFonts w:ascii="Arial" w:hAnsi="Arial"/>
           <w:b w:val="0"/>
           <w:sz w:val="22"/>
         </w:rPr>
@@ -1470,7 +1647,7 @@
       </w:pPr>
       <w:r>
         <w:rPr>
-          <w:rFonts w:ascii="Arial" w:hAnsi="Arial" w:eastAsia="Arial"/>
+          <w:rFonts w:ascii="Arial" w:hAnsi="Arial"/>
           <w:b w:val="0"/>
           <w:sz w:val="22"/>
         </w:rPr>
@@ -1483,11 +1660,11 @@
       </w:pPr>
       <w:r>
         <w:rPr>
-          <w:rFonts w:ascii="Arial" w:hAnsi="Arial" w:eastAsia="Arial"/>
-          <w:b w:val="0"/>
-          <w:sz w:val="22"/>
-        </w:rPr>
-        <w:t>C. hydrogen bonding</w:t>
+          <w:rFonts w:ascii="Arial" w:hAnsi="Arial"/>
+          <w:b w:val="0"/>
+          <w:sz w:val="22"/>
+        </w:rPr>
+        <w:t>C. Option C</w:t>
       </w:r>
     </w:p>
     <w:p>
@@ -1496,11 +1673,11 @@
       </w:pPr>
       <w:r>
         <w:rPr>
-          <w:rFonts w:ascii="Arial" w:hAnsi="Arial" w:eastAsia="Arial"/>
-          <w:b w:val="0"/>
-          <w:sz w:val="22"/>
-        </w:rPr>
-        <w:t>D. covalent bonding</w:t>
+          <w:rFonts w:ascii="Arial" w:hAnsi="Arial"/>
+          <w:b w:val="0"/>
+          <w:sz w:val="22"/>
+        </w:rPr>
+        <w:t>D. Option D</w:t>
       </w:r>
     </w:p>
     <w:p>
@@ -1517,22 +1694,19 @@
       </w:pPr>
       <w:r>
         <w:rPr>
-          <w:rFonts w:ascii="Arial" w:hAnsi="Arial" w:eastAsia="Arial"/>
-          <w:b w:val="0"/>
-          <w:sz w:val="22"/>
-        </w:rPr>
-        <w:t>7. For the dissolution of an ionic compound to be exothermic, the energy released by the ion-dipole interactions in solution must be greater than which of the following?</w:t>
-      </w:r>
-      <w:r>
-        <w:tab/>
-      </w:r>
-      <w:r>
-        <w:rPr>
-          <w:rFonts w:ascii="Arial" w:hAnsi="Arial" w:eastAsia="Arial"/>
-          <w:b w:val="0"/>
-          <w:sz w:val="22"/>
-        </w:rPr>
-        <w:t>（   ）</w:t>
+          <w:rFonts w:ascii="Arial" w:hAnsi="Arial"/>
+          <w:b w:val="0"/>
+          <w:sz w:val="22"/>
+        </w:rPr>
+        <w:t>7.</w:t>
+      </w:r>
+      <w:r>
+        <w:rPr>
+          <w:rFonts w:ascii="Arial" w:hAnsi="Arial"/>
+          <w:b w:val="0"/>
+          <w:sz w:val="22"/>
+        </w:rPr>
+        <w:t xml:space="preserve"> For the dissolution of an ionic compound to be exothermic, the energy released by the ion-dipole interactions in solution must be greater than which of the following?	（   ）</w:t>
       </w:r>
     </w:p>
     <w:p>
@@ -1541,7 +1715,7 @@
       </w:pPr>
       <w:r>
         <w:rPr>
-          <w:rFonts w:ascii="Arial" w:hAnsi="Arial" w:eastAsia="Arial"/>
+          <w:rFonts w:ascii="Arial" w:hAnsi="Arial"/>
           <w:b w:val="0"/>
           <w:sz w:val="22"/>
         </w:rPr>
@@ -1554,7 +1728,7 @@
       </w:pPr>
       <w:r>
         <w:rPr>
-          <w:rFonts w:ascii="Arial" w:hAnsi="Arial" w:eastAsia="Arial"/>
+          <w:rFonts w:ascii="Arial" w:hAnsi="Arial"/>
           <w:b w:val="0"/>
           <w:sz w:val="22"/>
         </w:rPr>
@@ -1567,7 +1741,7 @@
       </w:pPr>
       <w:r>
         <w:rPr>
-          <w:rFonts w:ascii="Arial" w:hAnsi="Arial" w:eastAsia="Arial"/>
+          <w:rFonts w:ascii="Arial" w:hAnsi="Arial"/>
           <w:b w:val="0"/>
           <w:sz w:val="22"/>
         </w:rPr>
@@ -1580,7 +1754,7 @@
       </w:pPr>
       <w:r>
         <w:rPr>
-          <w:rFonts w:ascii="Arial" w:hAnsi="Arial" w:eastAsia="Arial"/>
+          <w:rFonts w:ascii="Arial" w:hAnsi="Arial"/>
           <w:b w:val="0"/>
           <w:sz w:val="22"/>
         </w:rPr>
@@ -1601,80 +1775,14 @@
       </w:pPr>
       <w:r>
         <w:rPr>
-          <w:rFonts w:ascii="Arial" w:hAnsi="Arial" w:eastAsia="Arial"/>
-          <w:b w:val="0"/>
-          <w:sz w:val="22"/>
-        </w:rPr>
-        <w:t>8. Which of the following statements about propanone and propanal are correct? I. The strongest type of intermolecular force in both molecules is hydrogen bonding II. The strongest type of intermolecular force in both molecules is permanent dipole permanent dipole forces III. Both compounds are soluble in water</w:t>
-      </w:r>
-      <w:r>
+          <w:rFonts w:ascii="Arial" w:hAnsi="Arial"/>
+          <w:b w:val="0"/>
+          <w:sz w:val="22"/>
+        </w:rPr>
+        <w:t>8. Which of the following statements about propanone and propanal are correct?</w:t>
         <w:tab/>
-      </w:r>
-      <w:r>
-        <w:rPr>
-          <w:rFonts w:ascii="Arial" w:hAnsi="Arial" w:eastAsia="Arial"/>
-          <w:b w:val="0"/>
-          <w:sz w:val="22"/>
-        </w:rPr>
         <w:t>（   ）</w:t>
       </w:r>
-    </w:p>
-    <w:p>
-      <w:pPr>
-        <w:spacing w:after="20" w:before="0" w:line="240" w:lineRule="auto"/>
-      </w:pPr>
-      <w:r>
-        <w:rPr>
-          <w:rFonts w:ascii="Arial" w:hAnsi="Arial" w:eastAsia="Arial"/>
-          <w:b w:val="0"/>
-          <w:sz w:val="22"/>
-        </w:rPr>
-        <w:t>A. I and II only</w:t>
-      </w:r>
-    </w:p>
-    <w:p>
-      <w:pPr>
-        <w:spacing w:after="20" w:before="0" w:line="240" w:lineRule="auto"/>
-      </w:pPr>
-      <w:r>
-        <w:rPr>
-          <w:rFonts w:ascii="Arial" w:hAnsi="Arial" w:eastAsia="Arial"/>
-          <w:b w:val="0"/>
-          <w:sz w:val="22"/>
-        </w:rPr>
-        <w:t>B. I and III only</w:t>
-      </w:r>
-    </w:p>
-    <w:p>
-      <w:pPr>
-        <w:spacing w:after="20" w:before="0" w:line="240" w:lineRule="auto"/>
-      </w:pPr>
-      <w:r>
-        <w:rPr>
-          <w:rFonts w:ascii="Arial" w:hAnsi="Arial" w:eastAsia="Arial"/>
-          <w:b w:val="0"/>
-          <w:sz w:val="22"/>
-        </w:rPr>
-        <w:t>C. II and III only</w:t>
-      </w:r>
-    </w:p>
-    <w:p>
-      <w:pPr>
-        <w:spacing w:after="20" w:before="0" w:line="240" w:lineRule="auto"/>
-      </w:pPr>
-      <w:r>
-        <w:rPr>
-          <w:rFonts w:ascii="Arial" w:hAnsi="Arial" w:eastAsia="Arial"/>
-          <w:b w:val="0"/>
-          <w:sz w:val="22"/>
-        </w:rPr>
-        <w:t>D. I, II and III</w:t>
-      </w:r>
-    </w:p>
-    <w:p>
-      <w:pPr>
-        <w:spacing w:after="0" w:before="0" w:line="240" w:lineRule="auto"/>
-      </w:pPr>
     </w:p>
     <w:p>
       <w:pPr>
@@ -1685,80 +1793,12 @@
       </w:pPr>
       <w:r>
         <w:rPr>
-          <w:rFonts w:ascii="Arial" w:hAnsi="Arial" w:eastAsia="Arial"/>
-          <w:b w:val="0"/>
-          <w:sz w:val="22"/>
-        </w:rPr>
-        <w:t>9. Which of the cations is most likely to have the weakest attraction to an adjacent water molecule in solution?</w:t>
-      </w:r>
-      <w:r>
-        <w:tab/>
-      </w:r>
-      <w:r>
-        <w:rPr>
-          <w:rFonts w:ascii="Arial" w:hAnsi="Arial" w:eastAsia="Arial"/>
-          <w:b w:val="0"/>
-          <w:sz w:val="22"/>
-        </w:rPr>
-        <w:t>（   ）</w:t>
-      </w:r>
-    </w:p>
-    <w:p>
-      <w:pPr>
-        <w:spacing w:after="20" w:before="0" w:line="240" w:lineRule="auto"/>
-      </w:pPr>
-      <w:r>
-        <w:rPr>
-          <w:rFonts w:ascii="Arial" w:hAnsi="Arial" w:eastAsia="Arial"/>
-          <w:b w:val="0"/>
-          <w:sz w:val="22"/>
-        </w:rPr>
-        <w:t>A. Na+</w:t>
-      </w:r>
-    </w:p>
-    <w:p>
-      <w:pPr>
-        <w:spacing w:after="20" w:before="0" w:line="240" w:lineRule="auto"/>
-      </w:pPr>
-      <w:r>
-        <w:rPr>
-          <w:rFonts w:ascii="Arial" w:hAnsi="Arial" w:eastAsia="Arial"/>
-          <w:b w:val="0"/>
-          <w:sz w:val="22"/>
-        </w:rPr>
-        <w:t>B. Sr2+</w:t>
-      </w:r>
-    </w:p>
-    <w:p>
-      <w:pPr>
-        <w:spacing w:after="20" w:before="0" w:line="240" w:lineRule="auto"/>
-      </w:pPr>
-      <w:r>
-        <w:rPr>
-          <w:rFonts w:ascii="Arial" w:hAnsi="Arial" w:eastAsia="Arial"/>
-          <w:b w:val="0"/>
-          <w:sz w:val="22"/>
-        </w:rPr>
-        <w:t>C. Cs+</w:t>
-      </w:r>
-    </w:p>
-    <w:p>
-      <w:pPr>
-        <w:spacing w:after="20" w:before="0" w:line="240" w:lineRule="auto"/>
-      </w:pPr>
-      <w:r>
-        <w:rPr>
-          <w:rFonts w:ascii="Arial" w:hAnsi="Arial" w:eastAsia="Arial"/>
-          <w:b w:val="0"/>
-          <w:sz w:val="22"/>
-        </w:rPr>
-        <w:t>D. Ca2+</w:t>
-      </w:r>
-    </w:p>
-    <w:p>
-      <w:pPr>
-        <w:spacing w:after="0" w:before="0" w:line="240" w:lineRule="auto"/>
-      </w:pPr>
+          <w:rFonts w:ascii="Arial" w:hAnsi="Arial"/>
+          <w:b w:val="0"/>
+          <w:sz w:val="22"/>
+        </w:rPr>
+        <w:t>I. The strongest type of intermolecular force in both molecules is hydrogen bonding</w:t>
+      </w:r>
     </w:p>
     <w:p>
       <w:pPr>
@@ -1769,80 +1809,12 @@
       </w:pPr>
       <w:r>
         <w:rPr>
-          <w:rFonts w:ascii="Arial" w:hAnsi="Arial" w:eastAsia="Arial"/>
-          <w:b w:val="0"/>
-          <w:sz w:val="22"/>
-        </w:rPr>
-        <w:t>10. Which of the following is a nonpolar molecule containing polar bonds?</w:t>
-      </w:r>
-      <w:r>
-        <w:tab/>
-      </w:r>
-      <w:r>
-        <w:rPr>
-          <w:rFonts w:ascii="Arial" w:hAnsi="Arial" w:eastAsia="Arial"/>
-          <w:b w:val="0"/>
-          <w:sz w:val="22"/>
-        </w:rPr>
-        <w:t>（   ）</w:t>
-      </w:r>
-    </w:p>
-    <w:p>
-      <w:pPr>
-        <w:spacing w:after="20" w:before="0" w:line="240" w:lineRule="auto"/>
-      </w:pPr>
-      <w:r>
-        <w:rPr>
-          <w:rFonts w:ascii="Arial" w:hAnsi="Arial" w:eastAsia="Arial"/>
-          <w:b w:val="0"/>
-          <w:sz w:val="22"/>
-        </w:rPr>
-        <w:t>A. C2H6</w:t>
-      </w:r>
-    </w:p>
-    <w:p>
-      <w:pPr>
-        <w:spacing w:after="20" w:before="0" w:line="240" w:lineRule="auto"/>
-      </w:pPr>
-      <w:r>
-        <w:rPr>
-          <w:rFonts w:ascii="Arial" w:hAnsi="Arial" w:eastAsia="Arial"/>
-          <w:b w:val="0"/>
-          <w:sz w:val="22"/>
-        </w:rPr>
-        <w:t>B. I2</w:t>
-      </w:r>
-    </w:p>
-    <w:p>
-      <w:pPr>
-        <w:spacing w:after="20" w:before="0" w:line="240" w:lineRule="auto"/>
-      </w:pPr>
-      <w:r>
-        <w:rPr>
-          <w:rFonts w:ascii="Arial" w:hAnsi="Arial" w:eastAsia="Arial"/>
-          <w:b w:val="0"/>
-          <w:sz w:val="22"/>
-        </w:rPr>
-        <w:t>C. CCl4</w:t>
-      </w:r>
-    </w:p>
-    <w:p>
-      <w:pPr>
-        <w:spacing w:after="20" w:before="0" w:line="240" w:lineRule="auto"/>
-      </w:pPr>
-      <w:r>
-        <w:rPr>
-          <w:rFonts w:ascii="Arial" w:hAnsi="Arial" w:eastAsia="Arial"/>
-          <w:b w:val="0"/>
-          <w:sz w:val="22"/>
-        </w:rPr>
-        <w:t>D. H-C≡C-H</w:t>
-      </w:r>
-    </w:p>
-    <w:p>
-      <w:pPr>
-        <w:spacing w:after="0" w:before="0" w:line="240" w:lineRule="auto"/>
-      </w:pPr>
+          <w:rFonts w:ascii="Arial" w:hAnsi="Arial"/>
+          <w:b w:val="0"/>
+          <w:sz w:val="22"/>
+        </w:rPr>
+        <w:t>II. The strongest type of intermolecular force in both molecules is permanent dipole permanent dipole forces</w:t>
+      </w:r>
     </w:p>
     <w:p>
       <w:pPr>
@@ -1853,22 +1825,11 @@
       </w:pPr>
       <w:r>
         <w:rPr>
-          <w:rFonts w:ascii="Arial" w:hAnsi="Arial" w:eastAsia="Arial"/>
-          <w:b w:val="0"/>
-          <w:sz w:val="22"/>
-        </w:rPr>
-        <w:t>11. Which of the following is not a correct representation of hydrogen bonding?</w:t>
-      </w:r>
-      <w:r>
-        <w:tab/>
-      </w:r>
-      <w:r>
-        <w:rPr>
-          <w:rFonts w:ascii="Arial" w:hAnsi="Arial" w:eastAsia="Arial"/>
-          <w:b w:val="0"/>
-          <w:sz w:val="22"/>
-        </w:rPr>
-        <w:t>（   ）</w:t>
+          <w:rFonts w:ascii="Arial" w:hAnsi="Arial"/>
+          <w:b w:val="0"/>
+          <w:sz w:val="22"/>
+        </w:rPr>
+        <w:t>III. Both compounds are soluble in water</w:t>
       </w:r>
     </w:p>
     <w:p>
@@ -1877,11 +1838,11 @@
       </w:pPr>
       <w:r>
         <w:rPr>
-          <w:rFonts w:ascii="Arial" w:hAnsi="Arial" w:eastAsia="Arial"/>
-          <w:b w:val="0"/>
-          <w:sz w:val="22"/>
-        </w:rPr>
-        <w:t>A.</w:t>
+          <w:rFonts w:ascii="Arial" w:hAnsi="Arial"/>
+          <w:b w:val="0"/>
+          <w:sz w:val="22"/>
+        </w:rPr>
+        <w:t>A. Option A</w:t>
       </w:r>
     </w:p>
     <w:p>
@@ -1890,11 +1851,11 @@
       </w:pPr>
       <w:r>
         <w:rPr>
-          <w:rFonts w:ascii="Arial" w:hAnsi="Arial" w:eastAsia="Arial"/>
-          <w:b w:val="0"/>
-          <w:sz w:val="22"/>
-        </w:rPr>
-        <w:t>B.</w:t>
+          <w:rFonts w:ascii="Arial" w:hAnsi="Arial"/>
+          <w:b w:val="0"/>
+          <w:sz w:val="22"/>
+        </w:rPr>
+        <w:t>B. Option B</w:t>
       </w:r>
     </w:p>
     <w:p>
@@ -1903,11 +1864,11 @@
       </w:pPr>
       <w:r>
         <w:rPr>
-          <w:rFonts w:ascii="Arial" w:hAnsi="Arial" w:eastAsia="Arial"/>
-          <w:b w:val="0"/>
-          <w:sz w:val="22"/>
-        </w:rPr>
-        <w:t>C.</w:t>
+          <w:rFonts w:ascii="Arial" w:hAnsi="Arial"/>
+          <w:b w:val="0"/>
+          <w:sz w:val="22"/>
+        </w:rPr>
+        <w:t>C. Option C</w:t>
       </w:r>
     </w:p>
     <w:p>
@@ -1916,11 +1877,11 @@
       </w:pPr>
       <w:r>
         <w:rPr>
-          <w:rFonts w:ascii="Arial" w:hAnsi="Arial" w:eastAsia="Arial"/>
-          <w:b w:val="0"/>
-          <w:sz w:val="22"/>
-        </w:rPr>
-        <w:t>D.</w:t>
+          <w:rFonts w:ascii="Arial" w:hAnsi="Arial"/>
+          <w:b w:val="0"/>
+          <w:sz w:val="22"/>
+        </w:rPr>
+        <w:t>D. Option D</w:t>
       </w:r>
     </w:p>
     <w:p>
@@ -1937,18 +1898,18 @@
       </w:pPr>
       <w:r>
         <w:rPr>
-          <w:rFonts w:ascii="Arial" w:hAnsi="Arial" w:eastAsia="Arial"/>
-          <w:b w:val="0"/>
-          <w:sz w:val="22"/>
-        </w:rPr>
-        <w:t>12. Which of the following compounds does not form hydrogen bonds?</w:t>
+          <w:rFonts w:ascii="Arial" w:hAnsi="Arial"/>
+          <w:b w:val="0"/>
+          <w:sz w:val="22"/>
+        </w:rPr>
+        <w:t>9. Which of the cations is most likely to have the weakest attraction to an adjacent water molecule in solution?</w:t>
       </w:r>
       <w:r>
         <w:tab/>
       </w:r>
       <w:r>
         <w:rPr>
-          <w:rFonts w:ascii="Arial" w:hAnsi="Arial" w:eastAsia="Arial"/>
+          <w:rFonts w:ascii="Arial" w:hAnsi="Arial"/>
           <w:b w:val="0"/>
           <w:sz w:val="22"/>
         </w:rPr>
@@ -1961,11 +1922,11 @@
       </w:pPr>
       <w:r>
         <w:rPr>
-          <w:rFonts w:ascii="Arial" w:hAnsi="Arial" w:eastAsia="Arial"/>
-          <w:b w:val="0"/>
-          <w:sz w:val="22"/>
-        </w:rPr>
-        <w:t>A. NH3</w:t>
+          <w:rFonts w:ascii="Arial" w:hAnsi="Arial"/>
+          <w:b w:val="0"/>
+          <w:sz w:val="22"/>
+        </w:rPr>
+        <w:t>A. Option A</w:t>
       </w:r>
     </w:p>
     <w:p>
@@ -1974,11 +1935,11 @@
       </w:pPr>
       <w:r>
         <w:rPr>
-          <w:rFonts w:ascii="Arial" w:hAnsi="Arial" w:eastAsia="Arial"/>
-          <w:b w:val="0"/>
-          <w:sz w:val="22"/>
-        </w:rPr>
-        <w:t>B. CH3CHFCH3</w:t>
+          <w:rFonts w:ascii="Arial" w:hAnsi="Arial"/>
+          <w:b w:val="0"/>
+          <w:sz w:val="22"/>
+        </w:rPr>
+        <w:t>B. Option B</w:t>
       </w:r>
     </w:p>
     <w:p>
@@ -1987,11 +1948,11 @@
       </w:pPr>
       <w:r>
         <w:rPr>
-          <w:rFonts w:ascii="Arial" w:hAnsi="Arial" w:eastAsia="Arial"/>
-          <w:b w:val="0"/>
-          <w:sz w:val="22"/>
-        </w:rPr>
-        <w:t>C. CH3CH(OH)CH3</w:t>
+          <w:rFonts w:ascii="Arial" w:hAnsi="Arial"/>
+          <w:b w:val="0"/>
+          <w:sz w:val="22"/>
+        </w:rPr>
+        <w:t>C. Option C</w:t>
       </w:r>
     </w:p>
     <w:p>
@@ -2000,11 +1961,11 @@
       </w:pPr>
       <w:r>
         <w:rPr>
-          <w:rFonts w:ascii="Arial" w:hAnsi="Arial" w:eastAsia="Arial"/>
-          <w:b w:val="0"/>
-          <w:sz w:val="22"/>
-        </w:rPr>
-        <w:t>D. CH2NH2</w:t>
+          <w:rFonts w:ascii="Arial" w:hAnsi="Arial"/>
+          <w:b w:val="0"/>
+          <w:sz w:val="22"/>
+        </w:rPr>
+        <w:t>D. Option D</w:t>
       </w:r>
     </w:p>
     <w:p>
@@ -2021,18 +1982,18 @@
       </w:pPr>
       <w:r>
         <w:rPr>
-          <w:rFonts w:ascii="Arial" w:hAnsi="Arial" w:eastAsia="Arial"/>
-          <w:b w:val="0"/>
-          <w:sz w:val="22"/>
-        </w:rPr>
-        <w:t>13. What is the primary reason why lipids are insoluble in water?</w:t>
+          <w:rFonts w:ascii="Arial" w:hAnsi="Arial"/>
+          <w:b w:val="0"/>
+          <w:sz w:val="22"/>
+        </w:rPr>
+        <w:t>10. Which of the following is a nonpolar molecule containing polar bonds?</w:t>
       </w:r>
       <w:r>
         <w:tab/>
       </w:r>
       <w:r>
         <w:rPr>
-          <w:rFonts w:ascii="Arial" w:hAnsi="Arial" w:eastAsia="Arial"/>
+          <w:rFonts w:ascii="Arial" w:hAnsi="Arial"/>
           <w:b w:val="0"/>
           <w:sz w:val="22"/>
         </w:rPr>
@@ -2045,11 +2006,11 @@
       </w:pPr>
       <w:r>
         <w:rPr>
-          <w:rFonts w:ascii="Arial" w:hAnsi="Arial" w:eastAsia="Arial"/>
-          <w:b w:val="0"/>
-          <w:sz w:val="22"/>
-        </w:rPr>
-        <w:t>A. Lipids have polar tails that cannot form hydrogen bonds with water molecules</w:t>
+          <w:rFonts w:ascii="Arial" w:hAnsi="Arial"/>
+          <w:b w:val="0"/>
+          <w:sz w:val="22"/>
+        </w:rPr>
+        <w:t>A. Option A</w:t>
       </w:r>
     </w:p>
     <w:p>
@@ -2058,11 +2019,11 @@
       </w:pPr>
       <w:r>
         <w:rPr>
-          <w:rFonts w:ascii="Arial" w:hAnsi="Arial" w:eastAsia="Arial"/>
-          <w:b w:val="0"/>
-          <w:sz w:val="22"/>
-        </w:rPr>
-        <w:t>B. Lipids are nonpolar and do not form hydrogen bonds with water molecules</w:t>
+          <w:rFonts w:ascii="Arial" w:hAnsi="Arial"/>
+          <w:b w:val="0"/>
+          <w:sz w:val="22"/>
+        </w:rPr>
+        <w:t>B. Option B</w:t>
       </w:r>
     </w:p>
     <w:p>
@@ -2071,11 +2032,11 @@
       </w:pPr>
       <w:r>
         <w:rPr>
-          <w:rFonts w:ascii="Arial" w:hAnsi="Arial" w:eastAsia="Arial"/>
-          <w:b w:val="0"/>
-          <w:sz w:val="22"/>
-        </w:rPr>
-        <w:t>C. Lipids form strong covalent bonds with themselves, preventing water solubility</w:t>
+          <w:rFonts w:ascii="Arial" w:hAnsi="Arial"/>
+          <w:b w:val="0"/>
+          <w:sz w:val="22"/>
+        </w:rPr>
+        <w:t>C. Option C</w:t>
       </w:r>
     </w:p>
     <w:p>
@@ -2084,11 +2045,11 @@
       </w:pPr>
       <w:r>
         <w:rPr>
-          <w:rFonts w:ascii="Arial" w:hAnsi="Arial" w:eastAsia="Arial"/>
-          <w:b w:val="0"/>
-          <w:sz w:val="22"/>
-        </w:rPr>
-        <w:t>D. Lipids form ion-dipole interactions that weaken their solubility</w:t>
+          <w:rFonts w:ascii="Arial" w:hAnsi="Arial"/>
+          <w:b w:val="0"/>
+          <w:sz w:val="22"/>
+        </w:rPr>
+        <w:t>D. Option D</w:t>
       </w:r>
     </w:p>
     <w:p>
@@ -2105,18 +2066,18 @@
       </w:pPr>
       <w:r>
         <w:rPr>
-          <w:rFonts w:ascii="Arial" w:hAnsi="Arial" w:eastAsia="Arial"/>
-          <w:b w:val="0"/>
-          <w:sz w:val="22"/>
-        </w:rPr>
-        <w:t>14. The diagram above represents a particle in aqueous solution. Which of the following statements about the particle is correct?</w:t>
+          <w:rFonts w:ascii="Arial" w:hAnsi="Arial"/>
+          <w:b w:val="0"/>
+          <w:sz w:val="22"/>
+        </w:rPr>
+        <w:t>11. Which of the following is not a correct representation of hydrogen bonding?</w:t>
       </w:r>
       <w:r>
         <w:tab/>
       </w:r>
       <w:r>
         <w:rPr>
-          <w:rFonts w:ascii="Arial" w:hAnsi="Arial" w:eastAsia="Arial"/>
+          <w:rFonts w:ascii="Arial" w:hAnsi="Arial"/>
           <w:b w:val="0"/>
           <w:sz w:val="22"/>
         </w:rPr>
@@ -2129,11 +2090,11 @@
       </w:pPr>
       <w:r>
         <w:rPr>
-          <w:rFonts w:ascii="Arial" w:hAnsi="Arial" w:eastAsia="Arial"/>
-          <w:b w:val="0"/>
-          <w:sz w:val="22"/>
-        </w:rPr>
-        <w:t>A. The particle is an anion.</w:t>
+          <w:rFonts w:ascii="Arial" w:hAnsi="Arial"/>
+          <w:b w:val="0"/>
+          <w:sz w:val="22"/>
+        </w:rPr>
+        <w:t>A. Two water molecules with H of one attracted to O of another (correct H-bond)</w:t>
       </w:r>
     </w:p>
     <w:p>
@@ -2142,11 +2103,11 @@
       </w:pPr>
       <w:r>
         <w:rPr>
-          <w:rFonts w:ascii="Arial" w:hAnsi="Arial" w:eastAsia="Arial"/>
-          <w:b w:val="0"/>
-          <w:sz w:val="22"/>
-        </w:rPr>
-        <w:t>B. The particle does not have a charge.</w:t>
+          <w:rFonts w:ascii="Arial" w:hAnsi="Arial"/>
+          <w:b w:val="0"/>
+          <w:sz w:val="22"/>
+        </w:rPr>
+        <w:t>B. Two water molecules with O–O direct attraction</w:t>
       </w:r>
     </w:p>
     <w:p>
@@ -2155,11 +2116,11 @@
       </w:pPr>
       <w:r>
         <w:rPr>
-          <w:rFonts w:ascii="Arial" w:hAnsi="Arial" w:eastAsia="Arial"/>
-          <w:b w:val="0"/>
-          <w:sz w:val="22"/>
-        </w:rPr>
-        <w:t>C. The particle is a cation.</w:t>
+          <w:rFonts w:ascii="Arial" w:hAnsi="Arial"/>
+          <w:b w:val="0"/>
+          <w:sz w:val="22"/>
+        </w:rPr>
+        <w:t>C. A water molecule with H atoms attracting each other</w:t>
       </w:r>
     </w:p>
     <w:p>
@@ -2168,11 +2129,11 @@
       </w:pPr>
       <w:r>
         <w:rPr>
-          <w:rFonts w:ascii="Arial" w:hAnsi="Arial" w:eastAsia="Arial"/>
-          <w:b w:val="0"/>
-          <w:sz w:val="22"/>
-        </w:rPr>
-        <w:t>D. Water is a nonpolar molecule, so the charge of the particle cannot be determined.</w:t>
+          <w:rFonts w:ascii="Arial" w:hAnsi="Arial"/>
+          <w:b w:val="0"/>
+          <w:sz w:val="22"/>
+        </w:rPr>
+        <w:t>D. Two water molecules with H of one repelling O of another</w:t>
       </w:r>
     </w:p>
     <w:p>
@@ -2189,18 +2150,18 @@
       </w:pPr>
       <w:r>
         <w:rPr>
-          <w:rFonts w:ascii="Arial" w:hAnsi="Arial" w:eastAsia="Arial"/>
-          <w:b w:val="0"/>
-          <w:sz w:val="22"/>
-        </w:rPr>
-        <w:t>15. Which of the following compounds will not form hydrogen bonds?</w:t>
+          <w:rFonts w:ascii="Arial" w:hAnsi="Arial"/>
+          <w:b w:val="0"/>
+          <w:sz w:val="22"/>
+        </w:rPr>
+        <w:t>12. Which of the following compounds does not form hydrogen bonds?</w:t>
       </w:r>
       <w:r>
         <w:tab/>
       </w:r>
       <w:r>
         <w:rPr>
-          <w:rFonts w:ascii="Arial" w:hAnsi="Arial" w:eastAsia="Arial"/>
+          <w:rFonts w:ascii="Arial" w:hAnsi="Arial"/>
           <w:b w:val="0"/>
           <w:sz w:val="22"/>
         </w:rPr>
@@ -2213,11 +2174,11 @@
       </w:pPr>
       <w:r>
         <w:rPr>
-          <w:rFonts w:ascii="Arial" w:hAnsi="Arial" w:eastAsia="Arial"/>
-          <w:b w:val="0"/>
-          <w:sz w:val="22"/>
-        </w:rPr>
-        <w:t>A. CH2F2</w:t>
+          <w:rFonts w:ascii="Arial" w:hAnsi="Arial"/>
+          <w:b w:val="0"/>
+          <w:sz w:val="22"/>
+        </w:rPr>
+        <w:t>A. Option A</w:t>
       </w:r>
     </w:p>
     <w:p>
@@ -2226,11 +2187,11 @@
       </w:pPr>
       <w:r>
         <w:rPr>
-          <w:rFonts w:ascii="Arial" w:hAnsi="Arial" w:eastAsia="Arial"/>
-          <w:b w:val="0"/>
-          <w:sz w:val="22"/>
-        </w:rPr>
-        <w:t>B. CH3OH</w:t>
+          <w:rFonts w:ascii="Arial" w:hAnsi="Arial"/>
+          <w:b w:val="0"/>
+          <w:sz w:val="22"/>
+        </w:rPr>
+        <w:t>B. Option B</w:t>
       </w:r>
     </w:p>
     <w:p>
@@ -2239,11 +2200,11 @@
       </w:pPr>
       <w:r>
         <w:rPr>
-          <w:rFonts w:ascii="Arial" w:hAnsi="Arial" w:eastAsia="Arial"/>
-          <w:b w:val="0"/>
-          <w:sz w:val="22"/>
-        </w:rPr>
-        <w:t>C. H3NCH2CH2CH3</w:t>
+          <w:rFonts w:ascii="Arial" w:hAnsi="Arial"/>
+          <w:b w:val="0"/>
+          <w:sz w:val="22"/>
+        </w:rPr>
+        <w:t>C. Option C</w:t>
       </w:r>
     </w:p>
     <w:p>
@@ -2252,11 +2213,11 @@
       </w:pPr>
       <w:r>
         <w:rPr>
-          <w:rFonts w:ascii="Arial" w:hAnsi="Arial" w:eastAsia="Arial"/>
-          <w:b w:val="0"/>
-          <w:sz w:val="22"/>
-        </w:rPr>
-        <w:t>D. HOCH2CH2OH</w:t>
+          <w:rFonts w:ascii="Arial" w:hAnsi="Arial"/>
+          <w:b w:val="0"/>
+          <w:sz w:val="22"/>
+        </w:rPr>
+        <w:t>D. Option D</w:t>
       </w:r>
     </w:p>
     <w:p>
@@ -2273,18 +2234,18 @@
       </w:pPr>
       <w:r>
         <w:rPr>
-          <w:rFonts w:ascii="Arial" w:hAnsi="Arial" w:eastAsia="Arial"/>
-          <w:b w:val="0"/>
-          <w:sz w:val="22"/>
-        </w:rPr>
-        <w:t>16. Which of the following molecules will have the weakest dipole-dipole interactions?</w:t>
+          <w:rFonts w:ascii="Arial" w:hAnsi="Arial"/>
+          <w:b w:val="0"/>
+          <w:sz w:val="22"/>
+        </w:rPr>
+        <w:t>13. What is the primary reason why lipids are insoluble in water?</w:t>
       </w:r>
       <w:r>
         <w:tab/>
       </w:r>
       <w:r>
         <w:rPr>
-          <w:rFonts w:ascii="Arial" w:hAnsi="Arial" w:eastAsia="Arial"/>
+          <w:rFonts w:ascii="Arial" w:hAnsi="Arial"/>
           <w:b w:val="0"/>
           <w:sz w:val="22"/>
         </w:rPr>
@@ -2297,11 +2258,11 @@
       </w:pPr>
       <w:r>
         <w:rPr>
-          <w:rFonts w:ascii="Arial" w:hAnsi="Arial" w:eastAsia="Arial"/>
-          <w:b w:val="0"/>
-          <w:sz w:val="22"/>
-        </w:rPr>
-        <w:t>A. CH3CN</w:t>
+          <w:rFonts w:ascii="Arial" w:hAnsi="Arial"/>
+          <w:b w:val="0"/>
+          <w:sz w:val="22"/>
+        </w:rPr>
+        <w:t>A. Lipids have polar tails that cannot form hydrogen bonds with water molecules</w:t>
       </w:r>
     </w:p>
     <w:p>
@@ -2310,11 +2271,11 @@
       </w:pPr>
       <w:r>
         <w:rPr>
-          <w:rFonts w:ascii="Arial" w:hAnsi="Arial" w:eastAsia="Arial"/>
-          <w:b w:val="0"/>
-          <w:sz w:val="22"/>
-        </w:rPr>
-        <w:t>B. CH2O</w:t>
+          <w:rFonts w:ascii="Arial" w:hAnsi="Arial"/>
+          <w:b w:val="0"/>
+          <w:sz w:val="22"/>
+        </w:rPr>
+        <w:t>B. Lipids are nonpolar and do not form hydrogen bonds with water molecules</w:t>
       </w:r>
     </w:p>
     <w:p>
@@ -2323,11 +2284,11 @@
       </w:pPr>
       <w:r>
         <w:rPr>
-          <w:rFonts w:ascii="Arial" w:hAnsi="Arial" w:eastAsia="Arial"/>
-          <w:b w:val="0"/>
-          <w:sz w:val="22"/>
-        </w:rPr>
-        <w:t>C. CCl4</w:t>
+          <w:rFonts w:ascii="Arial" w:hAnsi="Arial"/>
+          <w:b w:val="0"/>
+          <w:sz w:val="22"/>
+        </w:rPr>
+        <w:t>C. Lipids form strong covalent bonds with themselves, preventing water solubility</w:t>
       </w:r>
     </w:p>
     <w:p>
@@ -2336,11 +2297,11 @@
       </w:pPr>
       <w:r>
         <w:rPr>
-          <w:rFonts w:ascii="Arial" w:hAnsi="Arial" w:eastAsia="Arial"/>
-          <w:b w:val="0"/>
-          <w:sz w:val="22"/>
-        </w:rPr>
-        <w:t>D. H2S</w:t>
+          <w:rFonts w:ascii="Arial" w:hAnsi="Arial"/>
+          <w:b w:val="0"/>
+          <w:sz w:val="22"/>
+        </w:rPr>
+        <w:t>D. Lipids form ion-dipole interactions that weaken their solubility</w:t>
       </w:r>
     </w:p>
     <w:p>
@@ -2357,170 +2318,19 @@
       </w:pPr>
       <w:r>
         <w:rPr>
-          <w:rFonts w:ascii="Arial" w:hAnsi="Arial" w:eastAsia="Arial"/>
-          <w:b w:val="0"/>
-          <w:sz w:val="22"/>
-        </w:rPr>
-        <w:t>17. The structure of cellulose is shown above. Cellulose is a polymer that is insoluble in water, but it is made from water soluble glucose monomers. Which of the following types of noncovalent interactions is most likely responsible for the structure and insolubility of cellulose in water?</w:t>
-      </w:r>
-      <w:r>
-        <w:tab/>
-      </w:r>
-      <w:r>
-        <w:rPr>
-          <w:rFonts w:ascii="Arial" w:hAnsi="Arial" w:eastAsia="Arial"/>
-          <w:b w:val="0"/>
-          <w:sz w:val="22"/>
-        </w:rPr>
-        <w:t>（   ）</w:t>
-      </w:r>
-    </w:p>
-    <w:p>
-      <w:pPr>
-        <w:spacing w:after="20" w:before="0" w:line="240" w:lineRule="auto"/>
-      </w:pPr>
-      <w:r>
-        <w:rPr>
-          <w:rFonts w:ascii="Arial" w:hAnsi="Arial" w:eastAsia="Arial"/>
-          <w:b w:val="0"/>
-          <w:sz w:val="22"/>
-        </w:rPr>
-        <w:t>A. Hydrogen bonding.</w:t>
-      </w:r>
-    </w:p>
-    <w:p>
-      <w:pPr>
-        <w:spacing w:after="20" w:before="0" w:line="240" w:lineRule="auto"/>
-      </w:pPr>
-      <w:r>
-        <w:rPr>
-          <w:rFonts w:ascii="Arial" w:hAnsi="Arial" w:eastAsia="Arial"/>
-          <w:b w:val="0"/>
-          <w:sz w:val="22"/>
-        </w:rPr>
-        <w:t>B. Electrostatic/Ionic interactions.</w:t>
-      </w:r>
-    </w:p>
-    <w:p>
-      <w:pPr>
-        <w:spacing w:after="20" w:before="0" w:line="240" w:lineRule="auto"/>
-      </w:pPr>
-      <w:r>
-        <w:rPr>
-          <w:rFonts w:ascii="Arial" w:hAnsi="Arial" w:eastAsia="Arial"/>
-          <w:b w:val="0"/>
-          <w:sz w:val="22"/>
-        </w:rPr>
-        <w:t>C. Hydrophobic interactions.</w:t>
-      </w:r>
-    </w:p>
-    <w:p>
-      <w:pPr>
-        <w:spacing w:after="20" w:before="0" w:line="240" w:lineRule="auto"/>
-      </w:pPr>
-      <w:r>
-        <w:rPr>
-          <w:rFonts w:ascii="Arial" w:hAnsi="Arial" w:eastAsia="Arial"/>
-          <w:b w:val="0"/>
-          <w:sz w:val="22"/>
-        </w:rPr>
-        <w:t>D. Van der Waals interactions.</w:t>
-      </w:r>
-    </w:p>
-    <w:p>
-      <w:pPr>
-        <w:spacing w:after="0" w:before="0" w:line="240" w:lineRule="auto"/>
-      </w:pPr>
-    </w:p>
-    <w:p>
-      <w:pPr>
-        <w:spacing w:after="60" w:before="60" w:line="240" w:lineRule="auto"/>
-      </w:pPr>
-      <w:r>
-        <w:rPr>
-          <w:rFonts w:ascii="霞鹜文楷 Medium" w:hAnsi="霞鹜文楷 Medium" w:eastAsia="霞鹜文楷 Medium"/>
-          <w:b/>
-          <w:sz w:val="22"/>
-        </w:rPr>
-        <w:t>4. 掌握固体类型（离子、金属、分子、共价网络）及其性质（考点D: 固体类型与性质 Types of Solids）</w:t>
-      </w:r>
-    </w:p>
-    <w:p>
-      <w:pPr>
-        <w:spacing w:after="60" w:before="60" w:line="240" w:lineRule="auto"/>
-      </w:pPr>
-      <w:r>
-        <w:rPr>
-          <w:rFonts w:ascii="霞鹜文楷 Medium" w:hAnsi="霞鹜文楷 Medium" w:eastAsia="霞鹜文楷 Medium"/>
-          <w:b/>
-          <w:sz w:val="22"/>
-        </w:rPr>
-        <w:t>Ionic solids: high mp, conductive when molten/dissolved, brittle (e.g. NaCl, KBr)</w:t>
-      </w:r>
-    </w:p>
-    <w:p>
-      <w:pPr>
-        <w:spacing w:after="60" w:before="60" w:line="240" w:lineRule="auto"/>
-      </w:pPr>
-      <w:r>
-        <w:rPr>
-          <w:rFonts w:ascii="霞鹜文楷 Medium" w:hAnsi="霞鹜文楷 Medium" w:eastAsia="霞鹜文楷 Medium"/>
-          <w:b/>
-          <w:sz w:val="22"/>
-        </w:rPr>
-        <w:t>Metallic solids: variable mp, conductive, malleable (e.g. Cu, Fe)</w:t>
-      </w:r>
-    </w:p>
-    <w:p>
-      <w:pPr>
-        <w:spacing w:after="60" w:before="60" w:line="240" w:lineRule="auto"/>
-      </w:pPr>
-      <w:r>
-        <w:rPr>
-          <w:rFonts w:ascii="霞鹜文楷 Medium" w:hAnsi="霞鹜文楷 Medium" w:eastAsia="霞鹜文楷 Medium"/>
-          <w:b/>
-          <w:sz w:val="22"/>
-        </w:rPr>
-        <w:t>Molecular solids: low mp, non-conductive, soft (e.g. I2, C10H8)</w:t>
-      </w:r>
-    </w:p>
-    <w:p>
-      <w:pPr>
-        <w:spacing w:after="60" w:before="60" w:line="240" w:lineRule="auto"/>
-      </w:pPr>
-      <w:r>
-        <w:rPr>
-          <w:rFonts w:ascii="霞鹜文楷 Medium" w:hAnsi="霞鹜文楷 Medium" w:eastAsia="霞鹜文楷 Medium"/>
-          <w:b/>
-          <w:sz w:val="22"/>
-        </w:rPr>
-        <w:t>Covalent network solids: very high mp, non-conductive, very hard (e.g. diamond, SiO2)</w:t>
-      </w:r>
-    </w:p>
-    <w:p>
-      <w:pPr>
-        <w:spacing w:after="60" w:before="60" w:line="240" w:lineRule="auto"/>
-      </w:pPr>
-      <w:r>
-        <w:rPr>
-          <w:rFonts w:ascii="霞鹜文楷 Medium" w:hAnsi="霞鹜文楷 Medium" w:eastAsia="霞鹜文楷 Medium"/>
-          <w:b/>
-          <w:sz w:val="22"/>
-        </w:rPr>
-        <w:t>Substitutional alloy (置换合金): atoms have similar radii, one replaces the other (e.g. brass: Cu/Zn)</w:t>
-      </w:r>
-    </w:p>
-    <w:p>
-      <w:pPr>
-        <w:spacing w:after="60" w:before="60" w:line="240" w:lineRule="auto"/>
-      </w:pPr>
-      <w:r>
-        <w:rPr>
-          <w:rFonts w:ascii="霞鹜文楷 Medium" w:hAnsi="霞鹜文楷 Medium" w:eastAsia="霞鹜文楷 Medium"/>
-          <w:b/>
-          <w:sz w:val="22"/>
-        </w:rPr>
-        <w:t>Interstitial alloy (间隙合金): smaller atoms fit in spaces between larger atoms (e.g. steel: Fe/C)</w:t>
+          <w:rFonts w:ascii="Arial" w:hAnsi="Arial"/>
+          <w:b w:val="0"/>
+          <w:sz w:val="22"/>
+        </w:rPr>
+        <w:t>14.</w:t>
+      </w:r>
+      <w:r>
+        <w:rPr>
+          <w:rFonts w:ascii="Arial" w:hAnsi="Arial"/>
+          <w:b w:val="0"/>
+          <w:sz w:val="22"/>
+        </w:rPr>
+        <w:t xml:space="preserve"> The diagram above represents a particle in aqueous solution.</w:t>
       </w:r>
     </w:p>
     <w:p>
@@ -2532,22 +2342,11 @@
       </w:pPr>
       <w:r>
         <w:rPr>
-          <w:rFonts w:ascii="Arial" w:hAnsi="Arial" w:eastAsia="Arial"/>
-          <w:b w:val="0"/>
-          <w:sz w:val="22"/>
-        </w:rPr>
-        <w:t>1. Which type of solid does SiO2 (quartz) form?</w:t>
-      </w:r>
-      <w:r>
-        <w:tab/>
-      </w:r>
-      <w:r>
-        <w:rPr>
-          <w:rFonts w:ascii="Arial" w:hAnsi="Arial" w:eastAsia="Arial"/>
-          <w:b w:val="0"/>
-          <w:sz w:val="22"/>
-        </w:rPr>
-        <w:t>（   ）</w:t>
+          <w:rFonts w:ascii="Arial" w:hAnsi="Arial"/>
+          <w:b w:val="0"/>
+          <w:sz w:val="22"/>
+        </w:rPr>
+        <w:t>Which of the following statements about the particle is correct?	（   ）</w:t>
       </w:r>
     </w:p>
     <w:p>
@@ -2556,11 +2355,11 @@
       </w:pPr>
       <w:r>
         <w:rPr>
-          <w:rFonts w:ascii="Arial" w:hAnsi="Arial" w:eastAsia="Arial"/>
-          <w:b w:val="0"/>
-          <w:sz w:val="22"/>
-        </w:rPr>
-        <w:t>A  ionic</w:t>
+          <w:rFonts w:ascii="Arial" w:hAnsi="Arial"/>
+          <w:b w:val="0"/>
+          <w:sz w:val="22"/>
+        </w:rPr>
+        <w:t>A. The particle is an anion.</w:t>
       </w:r>
     </w:p>
     <w:p>
@@ -2569,11 +2368,11 @@
       </w:pPr>
       <w:r>
         <w:rPr>
-          <w:rFonts w:ascii="Arial" w:hAnsi="Arial" w:eastAsia="Arial"/>
-          <w:b w:val="0"/>
-          <w:sz w:val="22"/>
-        </w:rPr>
-        <w:t>B  metallic</w:t>
+          <w:rFonts w:ascii="Arial" w:hAnsi="Arial"/>
+          <w:b w:val="0"/>
+          <w:sz w:val="22"/>
+        </w:rPr>
+        <w:t>B. The particle does not have a charge.</w:t>
       </w:r>
     </w:p>
     <w:p>
@@ -2582,11 +2381,11 @@
       </w:pPr>
       <w:r>
         <w:rPr>
-          <w:rFonts w:ascii="Arial" w:hAnsi="Arial" w:eastAsia="Arial"/>
-          <w:b w:val="0"/>
-          <w:sz w:val="22"/>
-        </w:rPr>
-        <w:t>C  molecular</w:t>
+          <w:rFonts w:ascii="Arial" w:hAnsi="Arial"/>
+          <w:b w:val="0"/>
+          <w:sz w:val="22"/>
+        </w:rPr>
+        <w:t>C. The particle is a cation.</w:t>
       </w:r>
     </w:p>
     <w:p>
@@ -2595,11 +2394,11 @@
       </w:pPr>
       <w:r>
         <w:rPr>
-          <w:rFonts w:ascii="Arial" w:hAnsi="Arial" w:eastAsia="Arial"/>
-          <w:b w:val="0"/>
-          <w:sz w:val="22"/>
-        </w:rPr>
-        <w:t>D  covalent network</w:t>
+          <w:rFonts w:ascii="Arial" w:hAnsi="Arial"/>
+          <w:b w:val="0"/>
+          <w:sz w:val="22"/>
+        </w:rPr>
+        <w:t>D. Water is a nonpolar molecule, so the charge of the particle cannot be determined.</w:t>
       </w:r>
     </w:p>
     <w:p>
@@ -2616,7 +2415,513 @@
       </w:pPr>
       <w:r>
         <w:rPr>
-          <w:rFonts w:ascii="Arial" w:hAnsi="Arial" w:eastAsia="Arial"/>
+          <w:rFonts w:ascii="Arial" w:hAnsi="Arial"/>
+          <w:b w:val="0"/>
+          <w:sz w:val="22"/>
+        </w:rPr>
+        <w:t>15. Which of the following compounds will not form hydrogen bonds?</w:t>
+      </w:r>
+      <w:r>
+        <w:tab/>
+      </w:r>
+      <w:r>
+        <w:rPr>
+          <w:rFonts w:ascii="Arial" w:hAnsi="Arial"/>
+          <w:b w:val="0"/>
+          <w:sz w:val="22"/>
+        </w:rPr>
+        <w:t>（   ）</w:t>
+      </w:r>
+    </w:p>
+    <w:p>
+      <w:pPr>
+        <w:spacing w:after="20" w:before="0" w:line="240" w:lineRule="auto"/>
+      </w:pPr>
+      <w:r>
+        <w:rPr>
+          <w:rFonts w:ascii="Arial" w:hAnsi="Arial"/>
+          <w:b w:val="0"/>
+          <w:sz w:val="22"/>
+        </w:rPr>
+        <w:t>A. Option A</w:t>
+      </w:r>
+    </w:p>
+    <w:p>
+      <w:pPr>
+        <w:spacing w:after="20" w:before="0" w:line="240" w:lineRule="auto"/>
+      </w:pPr>
+      <w:r>
+        <w:rPr>
+          <w:rFonts w:ascii="Arial" w:hAnsi="Arial"/>
+          <w:b w:val="0"/>
+          <w:sz w:val="22"/>
+        </w:rPr>
+        <w:t>B. Option B</w:t>
+      </w:r>
+    </w:p>
+    <w:p>
+      <w:pPr>
+        <w:spacing w:after="20" w:before="0" w:line="240" w:lineRule="auto"/>
+      </w:pPr>
+      <w:r>
+        <w:rPr>
+          <w:rFonts w:ascii="Arial" w:hAnsi="Arial"/>
+          <w:b w:val="0"/>
+          <w:sz w:val="22"/>
+        </w:rPr>
+        <w:t>C. Option C</w:t>
+      </w:r>
+    </w:p>
+    <w:p>
+      <w:pPr>
+        <w:spacing w:after="20" w:before="0" w:line="240" w:lineRule="auto"/>
+      </w:pPr>
+      <w:r>
+        <w:rPr>
+          <w:rFonts w:ascii="Arial" w:hAnsi="Arial"/>
+          <w:b w:val="0"/>
+          <w:sz w:val="22"/>
+        </w:rPr>
+        <w:t>D. Option D</w:t>
+      </w:r>
+    </w:p>
+    <w:p>
+      <w:pPr>
+        <w:spacing w:after="0" w:before="0" w:line="240" w:lineRule="auto"/>
+      </w:pPr>
+    </w:p>
+    <w:p>
+      <w:pPr>
+        <w:spacing w:after="40" w:before="80" w:line="240" w:lineRule="auto"/>
+        <w:tabs>
+          <w:tab w:val="right" w:pos="9072"/>
+        </w:tabs>
+      </w:pPr>
+      <w:r>
+        <w:rPr>
+          <w:rFonts w:ascii="Arial" w:hAnsi="Arial"/>
+          <w:b w:val="0"/>
+          <w:sz w:val="22"/>
+        </w:rPr>
+        <w:t>16. Which of the following molecules will have the weakest dipole-dipole interactions?</w:t>
+      </w:r>
+      <w:r>
+        <w:tab/>
+      </w:r>
+      <w:r>
+        <w:rPr>
+          <w:rFonts w:ascii="Arial" w:hAnsi="Arial"/>
+          <w:b w:val="0"/>
+          <w:sz w:val="22"/>
+        </w:rPr>
+        <w:t>（   ）</w:t>
+      </w:r>
+    </w:p>
+    <w:p>
+      <w:pPr>
+        <w:spacing w:after="20" w:before="0" w:line="240" w:lineRule="auto"/>
+      </w:pPr>
+      <w:r>
+        <w:rPr>
+          <w:rFonts w:ascii="Arial" w:hAnsi="Arial"/>
+          <w:b w:val="0"/>
+          <w:sz w:val="22"/>
+        </w:rPr>
+        <w:t>A. Option A</w:t>
+      </w:r>
+    </w:p>
+    <w:p>
+      <w:pPr>
+        <w:spacing w:after="20" w:before="0" w:line="240" w:lineRule="auto"/>
+      </w:pPr>
+      <w:r>
+        <w:rPr>
+          <w:rFonts w:ascii="Arial" w:hAnsi="Arial"/>
+          <w:b w:val="0"/>
+          <w:sz w:val="22"/>
+        </w:rPr>
+        <w:t>B. Option B</w:t>
+      </w:r>
+    </w:p>
+    <w:p>
+      <w:pPr>
+        <w:spacing w:after="20" w:before="0" w:line="240" w:lineRule="auto"/>
+      </w:pPr>
+      <w:r>
+        <w:rPr>
+          <w:rFonts w:ascii="Arial" w:hAnsi="Arial"/>
+          <w:b w:val="0"/>
+          <w:sz w:val="22"/>
+        </w:rPr>
+        <w:t>C. Option C</w:t>
+      </w:r>
+    </w:p>
+    <w:p>
+      <w:pPr>
+        <w:spacing w:after="20" w:before="0" w:line="240" w:lineRule="auto"/>
+      </w:pPr>
+      <w:r>
+        <w:rPr>
+          <w:rFonts w:ascii="Arial" w:hAnsi="Arial"/>
+          <w:b w:val="0"/>
+          <w:sz w:val="22"/>
+        </w:rPr>
+        <w:t>D. Option D</w:t>
+      </w:r>
+    </w:p>
+    <w:p>
+      <w:pPr>
+        <w:spacing w:after="0" w:before="0" w:line="240" w:lineRule="auto"/>
+      </w:pPr>
+    </w:p>
+    <w:p>
+      <w:pPr>
+        <w:spacing w:after="40" w:before="80" w:line="240" w:lineRule="auto"/>
+        <w:tabs>
+          <w:tab w:val="right" w:pos="9072"/>
+        </w:tabs>
+      </w:pPr>
+      <w:r>
+        <w:rPr>
+          <w:rFonts w:ascii="Arial" w:hAnsi="Arial"/>
+          <w:b w:val="0"/>
+          <w:sz w:val="22"/>
+        </w:rPr>
+        <w:t>17.</w:t>
+      </w:r>
+      <w:r>
+        <w:rPr>
+          <w:rFonts w:ascii="Arial" w:hAnsi="Arial"/>
+          <w:b w:val="0"/>
+          <w:sz w:val="22"/>
+        </w:rPr>
+        <w:t xml:space="preserve"> The structure of cellulose is shown above.</w:t>
+      </w:r>
+    </w:p>
+    <w:p>
+      <w:pPr>
+        <w:spacing w:after="40" w:before="80" w:line="240" w:lineRule="auto"/>
+        <w:tabs>
+          <w:tab w:val="right" w:pos="9072"/>
+        </w:tabs>
+      </w:pPr>
+      <w:r>
+        <w:rPr>
+          <w:rFonts w:ascii="Arial" w:hAnsi="Arial"/>
+          <w:b w:val="0"/>
+          <w:sz w:val="22"/>
+        </w:rPr>
+        <w:t>Cellulose is a polymer that is insoluble in water, but it is made from water soluble glucose monomers.</w:t>
+      </w:r>
+    </w:p>
+    <w:p>
+      <w:pPr>
+        <w:spacing w:after="40" w:before="80" w:line="240" w:lineRule="auto"/>
+        <w:tabs>
+          <w:tab w:val="right" w:pos="9072"/>
+        </w:tabs>
+      </w:pPr>
+      <w:r>
+        <w:rPr>
+          <w:rFonts w:ascii="Arial" w:hAnsi="Arial"/>
+          <w:b w:val="0"/>
+          <w:sz w:val="22"/>
+        </w:rPr>
+        <w:t>Which of the following types of noncovalent interactions is most likely responsible for the structure and insolubility of cellulose in water?	（   ）</w:t>
+      </w:r>
+    </w:p>
+    <w:p>
+      <w:pPr>
+        <w:spacing w:after="20" w:before="0" w:line="240" w:lineRule="auto"/>
+      </w:pPr>
+      <w:r>
+        <w:rPr>
+          <w:rFonts w:ascii="Arial" w:hAnsi="Arial"/>
+          <w:b w:val="0"/>
+          <w:sz w:val="22"/>
+        </w:rPr>
+        <w:t>A. Option A</w:t>
+      </w:r>
+    </w:p>
+    <w:p>
+      <w:pPr>
+        <w:spacing w:after="20" w:before="0" w:line="240" w:lineRule="auto"/>
+      </w:pPr>
+      <w:r>
+        <w:rPr>
+          <w:rFonts w:ascii="Arial" w:hAnsi="Arial"/>
+          <w:b w:val="0"/>
+          <w:sz w:val="22"/>
+        </w:rPr>
+        <w:t>B. Electrostatic/Ionic interactions.</w:t>
+      </w:r>
+    </w:p>
+    <w:p>
+      <w:pPr>
+        <w:spacing w:after="20" w:before="0" w:line="240" w:lineRule="auto"/>
+      </w:pPr>
+      <w:r>
+        <w:rPr>
+          <w:rFonts w:ascii="Arial" w:hAnsi="Arial"/>
+          <w:b w:val="0"/>
+          <w:sz w:val="22"/>
+        </w:rPr>
+        <w:t>C. Hydrophobic interactions.</w:t>
+      </w:r>
+    </w:p>
+    <w:p>
+      <w:pPr>
+        <w:spacing w:after="20" w:before="0" w:line="240" w:lineRule="auto"/>
+      </w:pPr>
+      <w:r>
+        <w:rPr>
+          <w:rFonts w:ascii="Arial" w:hAnsi="Arial"/>
+          <w:b w:val="0"/>
+          <w:sz w:val="22"/>
+        </w:rPr>
+        <w:t>D. Van der Waals interactions.</w:t>
+      </w:r>
+    </w:p>
+    <w:p>
+      <w:pPr>
+        <w:spacing w:after="0" w:before="0" w:line="240" w:lineRule="auto"/>
+      </w:pPr>
+    </w:p>
+    <w:p>
+      <w:pPr>
+        <w:spacing w:after="60" w:before="60" w:line="240" w:lineRule="auto"/>
+      </w:pPr>
+      <w:r>
+        <w:rPr>
+          <w:rFonts w:ascii="霞鹜文楷 Medium" w:hAnsi="霞鹜文楷 Medium"/>
+          <w:b/>
+          <w:sz w:val="22"/>
+        </w:rPr>
+        <w:t>4. 掌握固体类型（离子、金属、分子、共价网络）及其性质（考点D: 固体类型与性质 Types of Solids）</w:t>
+      </w:r>
+    </w:p>
+    <w:p>
+      <w:pPr>
+        <w:spacing w:after="60" w:before="60" w:line="240" w:lineRule="auto"/>
+      </w:pPr>
+      <w:r>
+        <w:rPr>
+          <w:rFonts w:ascii="霞鹜文楷 Medium" w:hAnsi="霞鹜文楷 Medium"/>
+          <w:b/>
+          <w:sz w:val="22"/>
+        </w:rPr>
+        <w:t>Ionic solids: high mp, conductive when molten/dissolved, brittle (e.g. NaCl, KBr)</w:t>
+      </w:r>
+    </w:p>
+    <w:p>
+      <w:r>
+        <w:drawing>
+          <wp:inline xmlns:a="http://schemas.openxmlformats.org/drawingml/2006/main" xmlns:pic="http://schemas.openxmlformats.org/drawingml/2006/picture">
+            <wp:extent cx="3780000" cy="3985219"/>
+            <wp:docPr id="3" name="Picture 3"/>
+            <wp:cNvGraphicFramePr>
+              <a:graphicFrameLocks noChangeAspect="1"/>
+            </wp:cNvGraphicFramePr>
+            <a:graphic>
+              <a:graphicData uri="http://schemas.openxmlformats.org/drawingml/2006/picture">
+                <pic:pic>
+                  <pic:nvPicPr>
+                    <pic:cNvPr id="0" name="f_c03_03.png"/>
+                    <pic:cNvPicPr/>
+                  </pic:nvPicPr>
+                  <pic:blipFill>
+                    <a:blip r:embed="rId11"/>
+                    <a:stretch>
+                      <a:fillRect/>
+                    </a:stretch>
+                  </pic:blipFill>
+                  <pic:spPr>
+                    <a:xfrm>
+                      <a:off x="0" y="0"/>
+                      <a:ext cx="3780000" cy="3985219"/>
+                    </a:xfrm>
+                    <a:prstGeom prst="rect"/>
+                  </pic:spPr>
+                </pic:pic>
+              </a:graphicData>
+            </a:graphic>
+          </wp:inline>
+        </w:drawing>
+      </w:r>
+    </w:p>
+    <w:p>
+      <w:pPr>
+        <w:spacing w:before="20" w:after="120"/>
+      </w:pPr>
+      <w:r>
+        <w:rPr>
+          <w:rFonts w:ascii="霞鹜文楷 Medium" w:hAnsi="霞鹜文楷 Medium"/>
+          <w:b/>
+          <w:sz w:val="18"/>
+        </w:rPr>
+        <w:t>图 C₀3-3：NaCl 型离子晶格示意（对应第 4 考点）</w:t>
+      </w:r>
+    </w:p>
+    <w:p>
+      <w:pPr>
+        <w:spacing w:after="60" w:before="60" w:line="240" w:lineRule="auto"/>
+      </w:pPr>
+      <w:r>
+        <w:rPr>
+          <w:rFonts w:ascii="霞鹜文楷 Medium" w:hAnsi="霞鹜文楷 Medium"/>
+          <w:b/>
+          <w:sz w:val="22"/>
+        </w:rPr>
+        <w:t>Metallic solids: variable mp, conductive, malleable (e.g. Cu, Fe)</w:t>
+      </w:r>
+    </w:p>
+    <w:p>
+      <w:pPr>
+        <w:spacing w:after="60" w:before="60" w:line="240" w:lineRule="auto"/>
+      </w:pPr>
+      <w:r>
+        <w:rPr>
+          <w:rFonts w:ascii="霞鹜文楷 Medium" w:hAnsi="霞鹜文楷 Medium"/>
+          <w:b/>
+          <w:sz w:val="22"/>
+        </w:rPr>
+        <w:t>Molecular solids: low mp, non-conductive, soft (e.g. I₂, C10H₈)</w:t>
+      </w:r>
+    </w:p>
+    <w:p>
+      <w:pPr>
+        <w:spacing w:after="60" w:before="60" w:line="240" w:lineRule="auto"/>
+      </w:pPr>
+      <w:r>
+        <w:rPr>
+          <w:rFonts w:ascii="霞鹜文楷 Medium" w:hAnsi="霞鹜文楷 Medium"/>
+          <w:b/>
+          <w:sz w:val="22"/>
+        </w:rPr>
+        <w:t>Covalent network solids: very high mp, non-conductive, very hard (e.g. diamond, SiO₂)</w:t>
+      </w:r>
+    </w:p>
+    <w:p>
+      <w:pPr>
+        <w:spacing w:after="60" w:before="60" w:line="240" w:lineRule="auto"/>
+      </w:pPr>
+      <w:r>
+        <w:rPr>
+          <w:rFonts w:ascii="霞鹜文楷 Medium" w:hAnsi="霞鹜文楷 Medium"/>
+          <w:b/>
+          <w:sz w:val="22"/>
+        </w:rPr>
+        <w:t>Substitutional alloy (置换合金): atoms have similar radii, one replaces the other (e.g. brass: Cu/Zn)</w:t>
+      </w:r>
+    </w:p>
+    <w:p>
+      <w:pPr>
+        <w:spacing w:after="60" w:before="60" w:line="240" w:lineRule="auto"/>
+      </w:pPr>
+      <w:r>
+        <w:rPr>
+          <w:rFonts w:ascii="霞鹜文楷 Medium" w:hAnsi="霞鹜文楷 Medium"/>
+          <w:b/>
+          <w:sz w:val="22"/>
+        </w:rPr>
+        <w:t>Interstitial alloy (间隙合金): smaller atoms fit in spaces between larger atoms (e.g. steel: Fe/C)</w:t>
+      </w:r>
+    </w:p>
+    <w:p/>
+    <w:p>
+      <w:pPr>
+        <w:spacing w:after="40" w:before="80" w:line="240" w:lineRule="auto"/>
+        <w:tabs>
+          <w:tab w:val="right" w:pos="9072"/>
+        </w:tabs>
+      </w:pPr>
+      <w:r>
+        <w:rPr>
+          <w:rFonts w:ascii="Arial" w:hAnsi="Arial"/>
+          <w:b w:val="0"/>
+          <w:sz w:val="22"/>
+        </w:rPr>
+        <w:t>1. Which type of solid does SiO₂ (quartz) form?</w:t>
+      </w:r>
+      <w:r>
+        <w:tab/>
+      </w:r>
+      <w:r>
+        <w:rPr>
+          <w:rFonts w:ascii="Arial" w:hAnsi="Arial"/>
+          <w:b w:val="0"/>
+          <w:sz w:val="22"/>
+        </w:rPr>
+        <w:t>（   ）</w:t>
+      </w:r>
+    </w:p>
+    <w:p>
+      <w:pPr>
+        <w:spacing w:after="20" w:before="0" w:line="240" w:lineRule="auto"/>
+      </w:pPr>
+      <w:r>
+        <w:rPr>
+          <w:rFonts w:ascii="Arial" w:hAnsi="Arial"/>
+          <w:b w:val="0"/>
+          <w:sz w:val="22"/>
+        </w:rPr>
+        <w:t>A  ionic</w:t>
+      </w:r>
+    </w:p>
+    <w:p>
+      <w:pPr>
+        <w:spacing w:after="20" w:before="0" w:line="240" w:lineRule="auto"/>
+      </w:pPr>
+      <w:r>
+        <w:rPr>
+          <w:rFonts w:ascii="Arial" w:hAnsi="Arial"/>
+          <w:b w:val="0"/>
+          <w:sz w:val="22"/>
+        </w:rPr>
+        <w:t>B  metallic</w:t>
+      </w:r>
+    </w:p>
+    <w:p>
+      <w:pPr>
+        <w:spacing w:after="20" w:before="0" w:line="240" w:lineRule="auto"/>
+      </w:pPr>
+      <w:r>
+        <w:rPr>
+          <w:rFonts w:ascii="Arial" w:hAnsi="Arial"/>
+          <w:b w:val="0"/>
+          <w:sz w:val="22"/>
+        </w:rPr>
+        <w:t>C  molecular</w:t>
+      </w:r>
+    </w:p>
+    <w:p>
+      <w:pPr>
+        <w:spacing w:after="20" w:before="0" w:line="240" w:lineRule="auto"/>
+      </w:pPr>
+      <w:r>
+        <w:rPr>
+          <w:rFonts w:ascii="Arial" w:hAnsi="Arial"/>
+          <w:b w:val="0"/>
+          <w:sz w:val="22"/>
+        </w:rPr>
+        <w:t>D  covalent network</w:t>
+      </w:r>
+    </w:p>
+    <w:p>
+      <w:pPr>
+        <w:spacing w:after="0" w:before="0" w:line="240" w:lineRule="auto"/>
+      </w:pPr>
+    </w:p>
+    <w:p>
+      <w:pPr>
+        <w:spacing w:after="40" w:before="80" w:line="240" w:lineRule="auto"/>
+        <w:tabs>
+          <w:tab w:val="right" w:pos="9072"/>
+        </w:tabs>
+      </w:pPr>
+      <w:r>
+        <w:rPr>
+          <w:rFonts w:ascii="Arial" w:hAnsi="Arial"/>
           <w:b w:val="0"/>
           <w:sz w:val="22"/>
         </w:rPr>
@@ -2627,7 +2932,7 @@
       </w:r>
       <w:r>
         <w:rPr>
-          <w:rFonts w:ascii="Arial" w:hAnsi="Arial" w:eastAsia="Arial"/>
+          <w:rFonts w:ascii="Arial" w:hAnsi="Arial"/>
           <w:b w:val="0"/>
           <w:sz w:val="22"/>
         </w:rPr>
@@ -2635,12 +2940,61 @@
       </w:r>
     </w:p>
     <w:p>
+      <w:r>
+        <w:drawing>
+          <wp:inline xmlns:a="http://schemas.openxmlformats.org/drawingml/2006/main" xmlns:pic="http://schemas.openxmlformats.org/drawingml/2006/picture">
+            <wp:extent cx="3780000" cy="2585063"/>
+            <wp:docPr id="4" name="Picture 4"/>
+            <wp:cNvGraphicFramePr>
+              <a:graphicFrameLocks noChangeAspect="1"/>
+            </wp:cNvGraphicFramePr>
+            <a:graphic>
+              <a:graphicData uri="http://schemas.openxmlformats.org/drawingml/2006/picture">
+                <pic:pic>
+                  <pic:nvPicPr>
+                    <pic:cNvPr id="0" name="f_c03_04.png"/>
+                    <pic:cNvPicPr/>
+                  </pic:nvPicPr>
+                  <pic:blipFill>
+                    <a:blip r:embed="rId12"/>
+                    <a:stretch>
+                      <a:fillRect/>
+                    </a:stretch>
+                  </pic:blipFill>
+                  <pic:spPr>
+                    <a:xfrm>
+                      <a:off x="0" y="0"/>
+                      <a:ext cx="3780000" cy="2585063"/>
+                    </a:xfrm>
+                    <a:prstGeom prst="rect"/>
+                  </pic:spPr>
+                </pic:pic>
+              </a:graphicData>
+            </a:graphic>
+          </wp:inline>
+        </w:drawing>
+      </w:r>
+    </w:p>
+    <w:p>
+      <w:pPr>
+        <w:spacing w:before="20" w:after="120"/>
+      </w:pPr>
+      <w:r>
+        <w:rPr>
+          <w:rFonts w:ascii="霞鹜文楷 Medium" w:hAnsi="霞鹜文楷 Medium"/>
+          <w:b/>
+          <w:sz w:val="18"/>
+        </w:rPr>
+        <w:t>图 C₀3-4：石墨与金刚石结构示意（对应第 4 考点 MCQ2）</w:t>
+      </w:r>
+    </w:p>
+    <w:p>
       <w:pPr>
         <w:spacing w:after="20" w:before="0" w:line="240" w:lineRule="auto"/>
       </w:pPr>
       <w:r>
         <w:rPr>
-          <w:rFonts w:ascii="Arial" w:hAnsi="Arial" w:eastAsia="Arial"/>
+          <w:rFonts w:ascii="Arial" w:hAnsi="Arial"/>
           <w:b w:val="0"/>
           <w:sz w:val="22"/>
         </w:rPr>
@@ -2653,7 +3007,7 @@
       </w:pPr>
       <w:r>
         <w:rPr>
-          <w:rFonts w:ascii="Arial" w:hAnsi="Arial" w:eastAsia="Arial"/>
+          <w:rFonts w:ascii="Arial" w:hAnsi="Arial"/>
           <w:b w:val="0"/>
           <w:sz w:val="22"/>
         </w:rPr>
@@ -2666,7 +3020,7 @@
       </w:pPr>
       <w:r>
         <w:rPr>
-          <w:rFonts w:ascii="Arial" w:hAnsi="Arial" w:eastAsia="Arial"/>
+          <w:rFonts w:ascii="Arial" w:hAnsi="Arial"/>
           <w:b w:val="0"/>
           <w:sz w:val="22"/>
         </w:rPr>
@@ -2679,7 +3033,7 @@
       </w:pPr>
       <w:r>
         <w:rPr>
-          <w:rFonts w:ascii="Arial" w:hAnsi="Arial" w:eastAsia="Arial"/>
+          <w:rFonts w:ascii="Arial" w:hAnsi="Arial"/>
           <w:b w:val="0"/>
           <w:sz w:val="22"/>
         </w:rPr>
@@ -2697,7 +3051,7 @@
       </w:pPr>
       <w:r>
         <w:rPr>
-          <w:rFonts w:ascii="Arial" w:hAnsi="Arial" w:eastAsia="Arial"/>
+          <w:rFonts w:ascii="Arial" w:hAnsi="Arial"/>
           <w:b w:val="0"/>
           <w:sz w:val="22"/>
         </w:rPr>
@@ -2713,7 +3067,7 @@
       </w:pPr>
       <w:r>
         <w:rPr>
-          <w:rFonts w:ascii="Arial" w:hAnsi="Arial" w:eastAsia="Arial"/>
+          <w:rFonts w:ascii="Arial" w:hAnsi="Arial"/>
           <w:b w:val="0"/>
           <w:sz w:val="22"/>
         </w:rPr>
@@ -2724,7 +3078,7 @@
       </w:r>
       <w:r>
         <w:rPr>
-          <w:rFonts w:ascii="Arial" w:hAnsi="Arial" w:eastAsia="Arial"/>
+          <w:rFonts w:ascii="Arial" w:hAnsi="Arial"/>
           <w:b w:val="0"/>
           <w:sz w:val="22"/>
         </w:rPr>
@@ -2740,18 +3094,18 @@
       </w:pPr>
       <w:r>
         <w:rPr>
-          <w:rFonts w:ascii="Arial" w:hAnsi="Arial" w:eastAsia="Arial"/>
-          <w:b w:val="0"/>
-          <w:sz w:val="22"/>
-        </w:rPr>
-        <w:t>(b) C10H8 (naphthalene)</w:t>
+          <w:rFonts w:ascii="Arial" w:hAnsi="Arial"/>
+          <w:b w:val="0"/>
+          <w:sz w:val="22"/>
+        </w:rPr>
+        <w:t>(b) C10H₈ (naphthalene)</w:t>
       </w:r>
       <w:r>
         <w:tab/>
       </w:r>
       <w:r>
         <w:rPr>
-          <w:rFonts w:ascii="Arial" w:hAnsi="Arial" w:eastAsia="Arial"/>
+          <w:rFonts w:ascii="Arial" w:hAnsi="Arial"/>
           <w:b w:val="0"/>
           <w:sz w:val="22"/>
         </w:rPr>
@@ -2772,7 +3126,7 @@
       </w:pPr>
       <w:r>
         <w:rPr>
-          <w:rFonts w:ascii="Arial" w:hAnsi="Arial" w:eastAsia="Arial"/>
+          <w:rFonts w:ascii="Arial" w:hAnsi="Arial"/>
           <w:b w:val="0"/>
           <w:sz w:val="22"/>
         </w:rPr>
@@ -2783,7 +3137,7 @@
       </w:r>
       <w:r>
         <w:rPr>
-          <w:rFonts w:ascii="Arial" w:hAnsi="Arial" w:eastAsia="Arial"/>
+          <w:rFonts w:ascii="Arial" w:hAnsi="Arial"/>
           <w:b w:val="0"/>
           <w:sz w:val="22"/>
         </w:rPr>
@@ -2796,7 +3150,7 @@
       </w:pPr>
       <w:r>
         <w:rPr>
-          <w:rFonts w:ascii="Arial" w:hAnsi="Arial" w:eastAsia="Arial"/>
+          <w:rFonts w:ascii="Arial" w:hAnsi="Arial"/>
           <w:b w:val="0"/>
           <w:sz w:val="22"/>
         </w:rPr>
@@ -2809,7 +3163,7 @@
       </w:pPr>
       <w:r>
         <w:rPr>
-          <w:rFonts w:ascii="Arial" w:hAnsi="Arial" w:eastAsia="Arial"/>
+          <w:rFonts w:ascii="Arial" w:hAnsi="Arial"/>
           <w:b w:val="0"/>
           <w:sz w:val="22"/>
         </w:rPr>
@@ -2822,7 +3176,7 @@
       </w:pPr>
       <w:r>
         <w:rPr>
-          <w:rFonts w:ascii="Arial" w:hAnsi="Arial" w:eastAsia="Arial"/>
+          <w:rFonts w:ascii="Arial" w:hAnsi="Arial"/>
           <w:b w:val="0"/>
           <w:sz w:val="22"/>
         </w:rPr>
@@ -2835,7 +3189,7 @@
       </w:pPr>
       <w:r>
         <w:rPr>
-          <w:rFonts w:ascii="Arial" w:hAnsi="Arial" w:eastAsia="Arial"/>
+          <w:rFonts w:ascii="Arial" w:hAnsi="Arial"/>
           <w:b w:val="0"/>
           <w:sz w:val="22"/>
         </w:rPr>
@@ -2853,11 +3207,27 @@
       </w:pPr>
       <w:r>
         <w:rPr>
-          <w:rFonts w:ascii="Arial" w:hAnsi="Arial" w:eastAsia="Arial"/>
+          <w:rFonts w:ascii="Arial" w:hAnsi="Arial"/>
           <w:b w:val="0"/>
           <w:sz w:val="22"/>
         </w:rPr>
         <w:t>5. A 15.0 g sterling silver ring contains 92.5% Ag by mass.</w:t>
+      </w:r>
+      <w:r>
+        <w:rPr>
+          <w:rFonts w:ascii="Arial" w:hAnsi="Arial"/>
+          <w:b w:val="0"/>
+          <w:sz w:val="22"/>
+        </w:rPr>
+        <w:tab/>
+      </w:r>
+      <w:r>
+        <w:rPr>
+          <w:rFonts w:ascii="Arial" w:hAnsi="Arial"/>
+          <w:b w:val="0"/>
+          <w:sz w:val="22"/>
+        </w:rPr>
+        <w:t>（   ）</w:t>
       </w:r>
     </w:p>
     <w:p>
@@ -2869,7 +3239,7 @@
       </w:pPr>
       <w:r>
         <w:rPr>
-          <w:rFonts w:ascii="Arial" w:hAnsi="Arial" w:eastAsia="Arial"/>
+          <w:rFonts w:ascii="Arial" w:hAnsi="Arial"/>
           <w:b w:val="0"/>
           <w:sz w:val="22"/>
         </w:rPr>
@@ -2880,7 +3250,7 @@
       </w:r>
       <w:r>
         <w:rPr>
-          <w:rFonts w:ascii="Arial" w:hAnsi="Arial" w:eastAsia="Arial"/>
+          <w:rFonts w:ascii="Arial" w:hAnsi="Arial"/>
           <w:b w:val="0"/>
           <w:sz w:val="22"/>
         </w:rPr>
@@ -2901,7 +3271,7 @@
       </w:pPr>
       <w:r>
         <w:rPr>
-          <w:rFonts w:ascii="Arial" w:hAnsi="Arial" w:eastAsia="Arial"/>
+          <w:rFonts w:ascii="Arial" w:hAnsi="Arial"/>
           <w:b w:val="0"/>
           <w:sz w:val="22"/>
         </w:rPr>
@@ -2912,7 +3282,7 @@
       </w:r>
       <w:r>
         <w:rPr>
-          <w:rFonts w:ascii="Arial" w:hAnsi="Arial" w:eastAsia="Arial"/>
+          <w:rFonts w:ascii="Arial" w:hAnsi="Arial"/>
           <w:b w:val="0"/>
           <w:sz w:val="22"/>
         </w:rPr>
@@ -2920,16 +3290,65 @@
       </w:r>
     </w:p>
     <w:p>
+      <w:r>
+        <w:drawing>
+          <wp:inline xmlns:a="http://schemas.openxmlformats.org/drawingml/2006/main" xmlns:pic="http://schemas.openxmlformats.org/drawingml/2006/picture">
+            <wp:extent cx="3780000" cy="2289899"/>
+            <wp:docPr id="2" name="Picture 2"/>
+            <wp:cNvGraphicFramePr>
+              <a:graphicFrameLocks noChangeAspect="1"/>
+            </wp:cNvGraphicFramePr>
+            <a:graphic>
+              <a:graphicData uri="http://schemas.openxmlformats.org/drawingml/2006/picture">
+                <pic:pic>
+                  <pic:nvPicPr>
+                    <pic:cNvPr id="0" name="f_c03_02.png"/>
+                    <pic:cNvPicPr/>
+                  </pic:nvPicPr>
+                  <pic:blipFill>
+                    <a:blip r:embed="rId10"/>
+                    <a:stretch>
+                      <a:fillRect/>
+                    </a:stretch>
+                  </pic:blipFill>
+                  <pic:spPr>
+                    <a:xfrm>
+                      <a:off x="0" y="0"/>
+                      <a:ext cx="3780000" cy="2289899"/>
+                    </a:xfrm>
+                    <a:prstGeom prst="rect"/>
+                  </pic:spPr>
+                </pic:pic>
+              </a:graphicData>
+            </a:graphic>
+          </wp:inline>
+        </w:drawing>
+      </w:r>
+    </w:p>
+    <w:p>
+      <w:pPr>
+        <w:spacing w:before="20" w:after="120"/>
+      </w:pPr>
+      <w:r>
+        <w:rPr>
+          <w:rFonts w:ascii="霞鹜文楷 Medium" w:hAnsi="霞鹜文楷 Medium"/>
+          <w:b/>
+          <w:sz w:val="18"/>
+        </w:rPr>
+        <w:t>图 C₀3-2：金属键模型示意（对应第 4 考点 MCQ6–8，纯金属/取代合金/间隙合金）</w:t>
+      </w:r>
+    </w:p>
+    <w:p>
       <w:pPr>
         <w:spacing w:after="20" w:before="0" w:line="240" w:lineRule="auto"/>
       </w:pPr>
       <w:r>
         <w:rPr>
-          <w:rFonts w:ascii="Arial" w:hAnsi="Arial" w:eastAsia="Arial"/>
-          <w:b w:val="0"/>
-          <w:sz w:val="22"/>
-        </w:rPr>
-        <w:t>A. Models A and B</w:t>
+          <w:rFonts w:ascii="Arial" w:hAnsi="Arial"/>
+          <w:b w:val="0"/>
+          <w:sz w:val="22"/>
+        </w:rPr>
+        <w:t>A. Diagram A — particle arrangement</w:t>
       </w:r>
     </w:p>
     <w:p>
@@ -2938,11 +3357,11 @@
       </w:pPr>
       <w:r>
         <w:rPr>
-          <w:rFonts w:ascii="Arial" w:hAnsi="Arial" w:eastAsia="Arial"/>
-          <w:b w:val="0"/>
-          <w:sz w:val="22"/>
-        </w:rPr>
-        <w:t>B. Models C and D</w:t>
+          <w:rFonts w:ascii="Arial" w:hAnsi="Arial"/>
+          <w:b w:val="0"/>
+          <w:sz w:val="22"/>
+        </w:rPr>
+        <w:t>B. Diagram B — particle arrangement</w:t>
       </w:r>
     </w:p>
     <w:p>
@@ -2951,11 +3370,11 @@
       </w:pPr>
       <w:r>
         <w:rPr>
-          <w:rFonts w:ascii="Arial" w:hAnsi="Arial" w:eastAsia="Arial"/>
-          <w:b w:val="0"/>
-          <w:sz w:val="22"/>
-        </w:rPr>
-        <w:t>C. Models B and C</w:t>
+          <w:rFonts w:ascii="Arial" w:hAnsi="Arial"/>
+          <w:b w:val="0"/>
+          <w:sz w:val="22"/>
+        </w:rPr>
+        <w:t>C. Diagram C — particle arrangement</w:t>
       </w:r>
     </w:p>
     <w:p>
@@ -2964,11 +3383,11 @@
       </w:pPr>
       <w:r>
         <w:rPr>
-          <w:rFonts w:ascii="Arial" w:hAnsi="Arial" w:eastAsia="Arial"/>
-          <w:b w:val="0"/>
-          <w:sz w:val="22"/>
-        </w:rPr>
-        <w:t>D. Models A and D</w:t>
+          <w:rFonts w:ascii="Arial" w:hAnsi="Arial"/>
+          <w:b w:val="0"/>
+          <w:sz w:val="22"/>
+        </w:rPr>
+        <w:t>D. Diagram D — particle arrangement</w:t>
       </w:r>
     </w:p>
     <w:p>
@@ -2985,80 +3404,20 @@
       </w:pPr>
       <w:r>
         <w:rPr>
-          <w:rFonts w:ascii="Arial" w:hAnsi="Arial" w:eastAsia="Arial"/>
-          <w:b w:val="0"/>
-          <w:sz w:val="22"/>
-        </w:rPr>
-        <w:t>7. The diagrams below are various models of metallic bonding. Which model represents a substitutional alloy, such as brass?</w:t>
-      </w:r>
-      <w:r>
-        <w:tab/>
-      </w:r>
-      <w:r>
-        <w:rPr>
-          <w:rFonts w:ascii="Arial" w:hAnsi="Arial" w:eastAsia="Arial"/>
-          <w:b w:val="0"/>
-          <w:sz w:val="22"/>
-        </w:rPr>
-        <w:t>（   ）</w:t>
-      </w:r>
-    </w:p>
-    <w:p>
-      <w:pPr>
-        <w:spacing w:after="20" w:before="0" w:line="240" w:lineRule="auto"/>
-      </w:pPr>
-      <w:r>
-        <w:rPr>
-          <w:rFonts w:ascii="Arial" w:hAnsi="Arial" w:eastAsia="Arial"/>
-          <w:b w:val="0"/>
-          <w:sz w:val="22"/>
-        </w:rPr>
-        <w:t>A. Model A</w:t>
-      </w:r>
-    </w:p>
-    <w:p>
-      <w:pPr>
-        <w:spacing w:after="20" w:before="0" w:line="240" w:lineRule="auto"/>
-      </w:pPr>
-      <w:r>
-        <w:rPr>
-          <w:rFonts w:ascii="Arial" w:hAnsi="Arial" w:eastAsia="Arial"/>
-          <w:b w:val="0"/>
-          <w:sz w:val="22"/>
-        </w:rPr>
-        <w:t>B. Model B</w:t>
-      </w:r>
-    </w:p>
-    <w:p>
-      <w:pPr>
-        <w:spacing w:after="20" w:before="0" w:line="240" w:lineRule="auto"/>
-      </w:pPr>
-      <w:r>
-        <w:rPr>
-          <w:rFonts w:ascii="Arial" w:hAnsi="Arial" w:eastAsia="Arial"/>
-          <w:b w:val="0"/>
-          <w:sz w:val="22"/>
-        </w:rPr>
-        <w:t>C. Models B and C</w:t>
-      </w:r>
-    </w:p>
-    <w:p>
-      <w:pPr>
-        <w:spacing w:after="20" w:before="0" w:line="240" w:lineRule="auto"/>
-      </w:pPr>
-      <w:r>
-        <w:rPr>
-          <w:rFonts w:ascii="Arial" w:hAnsi="Arial" w:eastAsia="Arial"/>
-          <w:b w:val="0"/>
-          <w:sz w:val="22"/>
-        </w:rPr>
-        <w:t>D. Model D</w:t>
-      </w:r>
-    </w:p>
-    <w:p>
-      <w:pPr>
-        <w:spacing w:after="0" w:before="0" w:line="240" w:lineRule="auto"/>
-      </w:pPr>
+          <w:rFonts w:ascii="Arial" w:hAnsi="Arial"/>
+          <w:b w:val="0"/>
+          <w:sz w:val="22"/>
+        </w:rPr>
+        <w:t>7.</w:t>
+      </w:r>
+      <w:r>
+        <w:rPr>
+          <w:rFonts w:ascii="Arial" w:hAnsi="Arial"/>
+          <w:b w:val="0"/>
+          <w:sz w:val="22"/>
+        </w:rPr>
+        <w:t xml:space="preserve"> The diagrams below are various models of metallic bonding.</w:t>
+      </w:r>
     </w:p>
     <w:p>
       <w:pPr>
@@ -3069,22 +3428,11 @@
       </w:pPr>
       <w:r>
         <w:rPr>
-          <w:rFonts w:ascii="Arial" w:hAnsi="Arial" w:eastAsia="Arial"/>
-          <w:b w:val="0"/>
-          <w:sz w:val="22"/>
-        </w:rPr>
-        <w:t>8. The diagrams below are various models of metallic bonding. Which model represents an alloy that is less malleable, harder and has a higher melting point?</w:t>
-      </w:r>
-      <w:r>
-        <w:tab/>
-      </w:r>
-      <w:r>
-        <w:rPr>
-          <w:rFonts w:ascii="Arial" w:hAnsi="Arial" w:eastAsia="Arial"/>
-          <w:b w:val="0"/>
-          <w:sz w:val="22"/>
-        </w:rPr>
-        <w:t>（   ）</w:t>
+          <w:rFonts w:ascii="Arial" w:hAnsi="Arial"/>
+          <w:b w:val="0"/>
+          <w:sz w:val="22"/>
+        </w:rPr>
+        <w:t>Which model represents a substitutional alloy, such as brass?	（   ）</w:t>
       </w:r>
     </w:p>
     <w:p>
@@ -3093,11 +3441,11 @@
       </w:pPr>
       <w:r>
         <w:rPr>
-          <w:rFonts w:ascii="Arial" w:hAnsi="Arial" w:eastAsia="Arial"/>
-          <w:b w:val="0"/>
-          <w:sz w:val="22"/>
-        </w:rPr>
-        <w:t>A. Model B</w:t>
+          <w:rFonts w:ascii="Arial" w:hAnsi="Arial"/>
+          <w:b w:val="0"/>
+          <w:sz w:val="22"/>
+        </w:rPr>
+        <w:t>A. Diagram A — particle arrangement</w:t>
       </w:r>
     </w:p>
     <w:p>
@@ -3106,11 +3454,11 @@
       </w:pPr>
       <w:r>
         <w:rPr>
-          <w:rFonts w:ascii="Arial" w:hAnsi="Arial" w:eastAsia="Arial"/>
-          <w:b w:val="0"/>
-          <w:sz w:val="22"/>
-        </w:rPr>
-        <w:t>B. Models B and C</w:t>
+          <w:rFonts w:ascii="Arial" w:hAnsi="Arial"/>
+          <w:b w:val="0"/>
+          <w:sz w:val="22"/>
+        </w:rPr>
+        <w:t>B. Diagram B — particle arrangement</w:t>
       </w:r>
     </w:p>
     <w:p>
@@ -3119,11 +3467,11 @@
       </w:pPr>
       <w:r>
         <w:rPr>
-          <w:rFonts w:ascii="Arial" w:hAnsi="Arial" w:eastAsia="Arial"/>
-          <w:b w:val="0"/>
-          <w:sz w:val="22"/>
-        </w:rPr>
-        <w:t>C. Model C</w:t>
+          <w:rFonts w:ascii="Arial" w:hAnsi="Arial"/>
+          <w:b w:val="0"/>
+          <w:sz w:val="22"/>
+        </w:rPr>
+        <w:t>C. Diagram C — particle arrangement</w:t>
       </w:r>
     </w:p>
     <w:p>
@@ -3132,11 +3480,11 @@
       </w:pPr>
       <w:r>
         <w:rPr>
-          <w:rFonts w:ascii="Arial" w:hAnsi="Arial" w:eastAsia="Arial"/>
-          <w:b w:val="0"/>
-          <w:sz w:val="22"/>
-        </w:rPr>
-        <w:t>D. Model D</w:t>
+          <w:rFonts w:ascii="Arial" w:hAnsi="Arial"/>
+          <w:b w:val="0"/>
+          <w:sz w:val="22"/>
+        </w:rPr>
+        <w:t>D. Diagram D — particle arrangement</w:t>
       </w:r>
     </w:p>
     <w:p>
@@ -3153,80 +3501,20 @@
       </w:pPr>
       <w:r>
         <w:rPr>
-          <w:rFonts w:ascii="Arial" w:hAnsi="Arial" w:eastAsia="Arial"/>
-          <w:b w:val="0"/>
-          <w:sz w:val="22"/>
-        </w:rPr>
-        <w:t>9. Which of the following statements explains why ionic solids tend to have high melting points?</w:t>
-      </w:r>
-      <w:r>
-        <w:tab/>
-      </w:r>
-      <w:r>
-        <w:rPr>
-          <w:rFonts w:ascii="Arial" w:hAnsi="Arial" w:eastAsia="Arial"/>
-          <w:b w:val="0"/>
-          <w:sz w:val="22"/>
-        </w:rPr>
-        <w:t>（   ）</w:t>
-      </w:r>
-    </w:p>
-    <w:p>
-      <w:pPr>
-        <w:spacing w:after="20" w:before="0" w:line="240" w:lineRule="auto"/>
-      </w:pPr>
-      <w:r>
-        <w:rPr>
-          <w:rFonts w:ascii="Arial" w:hAnsi="Arial" w:eastAsia="Arial"/>
-          <w:b w:val="0"/>
-          <w:sz w:val="22"/>
-        </w:rPr>
-        <w:t>A. The particles in ionic solids are small and vibrate easily.</w:t>
-      </w:r>
-    </w:p>
-    <w:p>
-      <w:pPr>
-        <w:spacing w:after="20" w:before="0" w:line="240" w:lineRule="auto"/>
-      </w:pPr>
-      <w:r>
-        <w:rPr>
-          <w:rFonts w:ascii="Arial" w:hAnsi="Arial" w:eastAsia="Arial"/>
-          <w:b w:val="0"/>
-          <w:sz w:val="22"/>
-        </w:rPr>
-        <w:t>B. The ions in the solid are arranged in a way that maximizes repulsion, leading to strong forces.</w:t>
-      </w:r>
-    </w:p>
-    <w:p>
-      <w:pPr>
-        <w:spacing w:after="20" w:before="0" w:line="240" w:lineRule="auto"/>
-      </w:pPr>
-      <w:r>
-        <w:rPr>
-          <w:rFonts w:ascii="Arial" w:hAnsi="Arial" w:eastAsia="Arial"/>
-          <w:b w:val="0"/>
-          <w:sz w:val="22"/>
-        </w:rPr>
-        <w:t>C. Ionic solids contain delocalized electrons that conduct heat.</w:t>
-      </w:r>
-    </w:p>
-    <w:p>
-      <w:pPr>
-        <w:spacing w:after="20" w:before="0" w:line="240" w:lineRule="auto"/>
-      </w:pPr>
-      <w:r>
-        <w:rPr>
-          <w:rFonts w:ascii="Arial" w:hAnsi="Arial" w:eastAsia="Arial"/>
-          <w:b w:val="0"/>
-          <w:sz w:val="22"/>
-        </w:rPr>
-        <w:t>D. Strong electrostatic forces between oppositely charged ions in a 3-D lattice require significant energy to overcome.</w:t>
-      </w:r>
-    </w:p>
-    <w:p>
-      <w:pPr>
-        <w:spacing w:after="0" w:before="0" w:line="240" w:lineRule="auto"/>
-      </w:pPr>
+          <w:rFonts w:ascii="Arial" w:hAnsi="Arial"/>
+          <w:b w:val="0"/>
+          <w:sz w:val="22"/>
+        </w:rPr>
+        <w:t>8.</w:t>
+      </w:r>
+      <w:r>
+        <w:rPr>
+          <w:rFonts w:ascii="Arial" w:hAnsi="Arial"/>
+          <w:b w:val="0"/>
+          <w:sz w:val="22"/>
+        </w:rPr>
+        <w:t xml:space="preserve"> The diagrams below are various models of metallic bonding.</w:t>
+      </w:r>
     </w:p>
     <w:p>
       <w:pPr>
@@ -3237,22 +3525,11 @@
       </w:pPr>
       <w:r>
         <w:rPr>
-          <w:rFonts w:ascii="Arial" w:hAnsi="Arial" w:eastAsia="Arial"/>
-          <w:b w:val="0"/>
-          <w:sz w:val="22"/>
-        </w:rPr>
-        <w:t>10. Which of the following conditions must be true for a substitutional alloy to form?</w:t>
-      </w:r>
-      <w:r>
-        <w:tab/>
-      </w:r>
-      <w:r>
-        <w:rPr>
-          <w:rFonts w:ascii="Arial" w:hAnsi="Arial" w:eastAsia="Arial"/>
-          <w:b w:val="0"/>
-          <w:sz w:val="22"/>
-        </w:rPr>
-        <w:t>（   ）</w:t>
+          <w:rFonts w:ascii="Arial" w:hAnsi="Arial"/>
+          <w:b w:val="0"/>
+          <w:sz w:val="22"/>
+        </w:rPr>
+        <w:t>Which model represents an alloy that is less malleable, harder and has a higher melting point?	（   ）</w:t>
       </w:r>
     </w:p>
     <w:p>
@@ -3261,11 +3538,11 @@
       </w:pPr>
       <w:r>
         <w:rPr>
-          <w:rFonts w:ascii="Arial" w:hAnsi="Arial" w:eastAsia="Arial"/>
-          <w:b w:val="0"/>
-          <w:sz w:val="22"/>
-        </w:rPr>
-        <w:t>A. The two metals must have different atomic radii.</w:t>
+          <w:rFonts w:ascii="Arial" w:hAnsi="Arial"/>
+          <w:b w:val="0"/>
+          <w:sz w:val="22"/>
+        </w:rPr>
+        <w:t>A. Diagram A — particle arrangement</w:t>
       </w:r>
     </w:p>
     <w:p>
@@ -3274,11 +3551,11 @@
       </w:pPr>
       <w:r>
         <w:rPr>
-          <w:rFonts w:ascii="Arial" w:hAnsi="Arial" w:eastAsia="Arial"/>
-          <w:b w:val="0"/>
-          <w:sz w:val="22"/>
-        </w:rPr>
-        <w:t>B. The two metals must have significantly different electronegativities.</w:t>
+          <w:rFonts w:ascii="Arial" w:hAnsi="Arial"/>
+          <w:b w:val="0"/>
+          <w:sz w:val="22"/>
+        </w:rPr>
+        <w:t>B. Option B</w:t>
       </w:r>
     </w:p>
     <w:p>
@@ -3287,11 +3564,11 @@
       </w:pPr>
       <w:r>
         <w:rPr>
-          <w:rFonts w:ascii="Arial" w:hAnsi="Arial" w:eastAsia="Arial"/>
-          <w:b w:val="0"/>
-          <w:sz w:val="22"/>
-        </w:rPr>
-        <w:t>C. The two metals must have similar atomic radii and chemical properties.</w:t>
+          <w:rFonts w:ascii="Arial" w:hAnsi="Arial"/>
+          <w:b w:val="0"/>
+          <w:sz w:val="22"/>
+        </w:rPr>
+        <w:t>C. Option C</w:t>
       </w:r>
     </w:p>
     <w:p>
@@ -3300,11 +3577,11 @@
       </w:pPr>
       <w:r>
         <w:rPr>
-          <w:rFonts w:ascii="Arial" w:hAnsi="Arial" w:eastAsia="Arial"/>
-          <w:b w:val="0"/>
-          <w:sz w:val="22"/>
-        </w:rPr>
-        <w:t>D. The two metals must be in the same group of the periodic table.</w:t>
+          <w:rFonts w:ascii="Arial" w:hAnsi="Arial"/>
+          <w:b w:val="0"/>
+          <w:sz w:val="22"/>
+        </w:rPr>
+        <w:t>D. Option D</w:t>
       </w:r>
     </w:p>
     <w:p>
@@ -3321,18 +3598,18 @@
       </w:pPr>
       <w:r>
         <w:rPr>
-          <w:rFonts w:ascii="Arial" w:hAnsi="Arial" w:eastAsia="Arial"/>
-          <w:b w:val="0"/>
-          <w:sz w:val="22"/>
-        </w:rPr>
-        <w:t>11. Which of the following elements is most likely to form an interstitial alloy with iron?</w:t>
+          <w:rFonts w:ascii="Arial" w:hAnsi="Arial"/>
+          <w:b w:val="0"/>
+          <w:sz w:val="22"/>
+        </w:rPr>
+        <w:t>9. Which of the following statements explains why ionic solids tend to have high melting points?</w:t>
       </w:r>
       <w:r>
         <w:tab/>
       </w:r>
       <w:r>
         <w:rPr>
-          <w:rFonts w:ascii="Arial" w:hAnsi="Arial" w:eastAsia="Arial"/>
+          <w:rFonts w:ascii="Arial" w:hAnsi="Arial"/>
           <w:b w:val="0"/>
           <w:sz w:val="22"/>
         </w:rPr>
@@ -3345,11 +3622,11 @@
       </w:pPr>
       <w:r>
         <w:rPr>
-          <w:rFonts w:ascii="Arial" w:hAnsi="Arial" w:eastAsia="Arial"/>
-          <w:b w:val="0"/>
-          <w:sz w:val="22"/>
-        </w:rPr>
-        <w:t>A. tungsten</w:t>
+          <w:rFonts w:ascii="Arial" w:hAnsi="Arial"/>
+          <w:b w:val="0"/>
+          <w:sz w:val="22"/>
+        </w:rPr>
+        <w:t>A. The particles in ionic solids are small and vibrate easily.</w:t>
       </w:r>
     </w:p>
     <w:p>
@@ -3358,11 +3635,11 @@
       </w:pPr>
       <w:r>
         <w:rPr>
-          <w:rFonts w:ascii="Arial" w:hAnsi="Arial" w:eastAsia="Arial"/>
-          <w:b w:val="0"/>
-          <w:sz w:val="22"/>
-        </w:rPr>
-        <w:t>B. silver</w:t>
+          <w:rFonts w:ascii="Arial" w:hAnsi="Arial"/>
+          <w:b w:val="0"/>
+          <w:sz w:val="22"/>
+        </w:rPr>
+        <w:t>B. The ions in the solid are arranged in a way that maximizes repulsion, leading to strong forces.</w:t>
       </w:r>
     </w:p>
     <w:p>
@@ -3371,11 +3648,11 @@
       </w:pPr>
       <w:r>
         <w:rPr>
-          <w:rFonts w:ascii="Arial" w:hAnsi="Arial" w:eastAsia="Arial"/>
-          <w:b w:val="0"/>
-          <w:sz w:val="22"/>
-        </w:rPr>
-        <w:t>C. potassium</w:t>
+          <w:rFonts w:ascii="Arial" w:hAnsi="Arial"/>
+          <w:b w:val="0"/>
+          <w:sz w:val="22"/>
+        </w:rPr>
+        <w:t>C. Ionic solids contain delocalized electrons that conduct heat.</w:t>
       </w:r>
     </w:p>
     <w:p>
@@ -3384,11 +3661,11 @@
       </w:pPr>
       <w:r>
         <w:rPr>
-          <w:rFonts w:ascii="Arial" w:hAnsi="Arial" w:eastAsia="Arial"/>
-          <w:b w:val="0"/>
-          <w:sz w:val="22"/>
-        </w:rPr>
-        <w:t>D. boron</w:t>
+          <w:rFonts w:ascii="Arial" w:hAnsi="Arial"/>
+          <w:b w:val="0"/>
+          <w:sz w:val="22"/>
+        </w:rPr>
+        <w:t>D. Strong electrostatic forces between oppositely charged ions in a 3-D lattice require significant energy to overcome.</w:t>
       </w:r>
     </w:p>
     <w:p>
@@ -3405,18 +3682,18 @@
       </w:pPr>
       <w:r>
         <w:rPr>
-          <w:rFonts w:ascii="Arial" w:hAnsi="Arial" w:eastAsia="Arial"/>
-          <w:b w:val="0"/>
-          <w:sz w:val="22"/>
-        </w:rPr>
-        <w:t>12. Which of the following statements explains why the interstitial alloy steel has different properties to pure iron?</w:t>
+          <w:rFonts w:ascii="Arial" w:hAnsi="Arial"/>
+          <w:b w:val="0"/>
+          <w:sz w:val="22"/>
+        </w:rPr>
+        <w:t>10. Which of the following conditions must be true for a substitutional alloy to form?</w:t>
       </w:r>
       <w:r>
         <w:tab/>
       </w:r>
       <w:r>
         <w:rPr>
-          <w:rFonts w:ascii="Arial" w:hAnsi="Arial" w:eastAsia="Arial"/>
+          <w:rFonts w:ascii="Arial" w:hAnsi="Arial"/>
           <w:b w:val="0"/>
           <w:sz w:val="22"/>
         </w:rPr>
@@ -3429,11 +3706,11 @@
       </w:pPr>
       <w:r>
         <w:rPr>
-          <w:rFonts w:ascii="Arial" w:hAnsi="Arial" w:eastAsia="Arial"/>
-          <w:b w:val="0"/>
-          <w:sz w:val="22"/>
-        </w:rPr>
-        <w:t>A. Carbon atoms increase the density of the iron lattice.</w:t>
+          <w:rFonts w:ascii="Arial" w:hAnsi="Arial"/>
+          <w:b w:val="0"/>
+          <w:sz w:val="22"/>
+        </w:rPr>
+        <w:t>A. The two metals must have different atomic radii.</w:t>
       </w:r>
     </w:p>
     <w:p>
@@ -3442,11 +3719,11 @@
       </w:pPr>
       <w:r>
         <w:rPr>
-          <w:rFonts w:ascii="Arial" w:hAnsi="Arial" w:eastAsia="Arial"/>
-          <w:b w:val="0"/>
-          <w:sz w:val="22"/>
-        </w:rPr>
-        <w:t>B. Carbon atoms weaken the Coulombic forces in the lattice.</w:t>
+          <w:rFonts w:ascii="Arial" w:hAnsi="Arial"/>
+          <w:b w:val="0"/>
+          <w:sz w:val="22"/>
+        </w:rPr>
+        <w:t>B. The two metals must have significantly different electronegativities.</w:t>
       </w:r>
     </w:p>
     <w:p>
@@ -3455,11 +3732,11 @@
       </w:pPr>
       <w:r>
         <w:rPr>
-          <w:rFonts w:ascii="Arial" w:hAnsi="Arial" w:eastAsia="Arial"/>
-          <w:b w:val="0"/>
-          <w:sz w:val="22"/>
-        </w:rPr>
-        <w:t>C. Carbon atoms occupy the spaces between iron atoms, strengthening the lattice.</w:t>
+          <w:rFonts w:ascii="Arial" w:hAnsi="Arial"/>
+          <w:b w:val="0"/>
+          <w:sz w:val="22"/>
+        </w:rPr>
+        <w:t>C. The two metals must have similar atomic radii and chemical properties.</w:t>
       </w:r>
     </w:p>
     <w:p>
@@ -3468,11 +3745,11 @@
       </w:pPr>
       <w:r>
         <w:rPr>
-          <w:rFonts w:ascii="Arial" w:hAnsi="Arial" w:eastAsia="Arial"/>
-          <w:b w:val="0"/>
-          <w:sz w:val="22"/>
-        </w:rPr>
-        <w:t>D. Carbon atoms substitute for iron atoms, maintaining uniformity.</w:t>
+          <w:rFonts w:ascii="Arial" w:hAnsi="Arial"/>
+          <w:b w:val="0"/>
+          <w:sz w:val="22"/>
+        </w:rPr>
+        <w:t>D. The two metals must be in the same group of the periodic table.</w:t>
       </w:r>
     </w:p>
     <w:p>
@@ -3489,18 +3766,18 @@
       </w:pPr>
       <w:r>
         <w:rPr>
-          <w:rFonts w:ascii="Arial" w:hAnsi="Arial" w:eastAsia="Arial"/>
-          <w:b w:val="0"/>
-          <w:sz w:val="22"/>
-        </w:rPr>
-        <w:t>13. Considering the structure of ionic crystals, which of the following is incorrect?</w:t>
+          <w:rFonts w:ascii="Arial" w:hAnsi="Arial"/>
+          <w:b w:val="0"/>
+          <w:sz w:val="22"/>
+        </w:rPr>
+        <w:t>11. Which of the following elements is most likely to form an interstitial alloy with iron?</w:t>
       </w:r>
       <w:r>
         <w:tab/>
       </w:r>
       <w:r>
         <w:rPr>
-          <w:rFonts w:ascii="Arial" w:hAnsi="Arial" w:eastAsia="Arial"/>
+          <w:rFonts w:ascii="Arial" w:hAnsi="Arial"/>
           <w:b w:val="0"/>
           <w:sz w:val="22"/>
         </w:rPr>
@@ -3513,11 +3790,11 @@
       </w:pPr>
       <w:r>
         <w:rPr>
-          <w:rFonts w:ascii="Arial" w:hAnsi="Arial" w:eastAsia="Arial"/>
-          <w:b w:val="0"/>
-          <w:sz w:val="22"/>
-        </w:rPr>
-        <w:t>A. The systematic arrangement maximizes the Coulombic forces of attraction between positive ions and the sea of delocalized electrons.</w:t>
+          <w:rFonts w:ascii="Arial" w:hAnsi="Arial"/>
+          <w:b w:val="0"/>
+          <w:sz w:val="22"/>
+        </w:rPr>
+        <w:t>A. Option A</w:t>
       </w:r>
     </w:p>
     <w:p>
@@ -3526,11 +3803,11 @@
       </w:pPr>
       <w:r>
         <w:rPr>
-          <w:rFonts w:ascii="Arial" w:hAnsi="Arial" w:eastAsia="Arial"/>
-          <w:b w:val="0"/>
-          <w:sz w:val="22"/>
-        </w:rPr>
-        <w:t>B. The systematic arrangement minimizes the Coulombic forces of repulsion between equally charged ions.</w:t>
+          <w:rFonts w:ascii="Arial" w:hAnsi="Arial"/>
+          <w:b w:val="0"/>
+          <w:sz w:val="22"/>
+        </w:rPr>
+        <w:t>B. Option B</w:t>
       </w:r>
     </w:p>
     <w:p>
@@ -3539,11 +3816,11 @@
       </w:pPr>
       <w:r>
         <w:rPr>
-          <w:rFonts w:ascii="Arial" w:hAnsi="Arial" w:eastAsia="Arial"/>
-          <w:b w:val="0"/>
-          <w:sz w:val="22"/>
-        </w:rPr>
-        <w:t>C. Ions are arranged in a close packed regular lattice of alternating charged ions.</w:t>
+          <w:rFonts w:ascii="Arial" w:hAnsi="Arial"/>
+          <w:b w:val="0"/>
+          <w:sz w:val="22"/>
+        </w:rPr>
+        <w:t>C. Option C</w:t>
       </w:r>
     </w:p>
     <w:p>
@@ -3552,11 +3829,11 @@
       </w:pPr>
       <w:r>
         <w:rPr>
-          <w:rFonts w:ascii="Arial" w:hAnsi="Arial" w:eastAsia="Arial"/>
-          <w:b w:val="0"/>
-          <w:sz w:val="22"/>
-        </w:rPr>
-        <w:t>D. The strength of the Coulombic forces between the ions is proportional to the magnitude of the charge of the ions.</w:t>
+          <w:rFonts w:ascii="Arial" w:hAnsi="Arial"/>
+          <w:b w:val="0"/>
+          <w:sz w:val="22"/>
+        </w:rPr>
+        <w:t>D. Option D</w:t>
       </w:r>
     </w:p>
     <w:p>
@@ -3573,22 +3850,19 @@
       </w:pPr>
       <w:r>
         <w:rPr>
-          <w:rFonts w:ascii="Arial" w:hAnsi="Arial" w:eastAsia="Arial"/>
-          <w:b w:val="0"/>
-          <w:sz w:val="22"/>
-        </w:rPr>
-        <w:t>14. Piano strings are made from an alloy of iron and carbon, with a small amount of manganese, known as spring steel. The resulting steel-manganese alloy has an especially high tensile strength, allowing it to withstand high amounts of tension without breaking. Which of the following diagrams best represents the structure of spring steel?</w:t>
-      </w:r>
-      <w:r>
-        <w:tab/>
-      </w:r>
-      <w:r>
-        <w:rPr>
-          <w:rFonts w:ascii="Arial" w:hAnsi="Arial" w:eastAsia="Arial"/>
-          <w:b w:val="0"/>
-          <w:sz w:val="22"/>
-        </w:rPr>
-        <w:t>（   ）</w:t>
+          <w:rFonts w:ascii="Arial" w:hAnsi="Arial"/>
+          <w:b w:val="0"/>
+          <w:sz w:val="22"/>
+        </w:rPr>
+        <w:t>12.</w:t>
+      </w:r>
+      <w:r>
+        <w:rPr>
+          <w:rFonts w:ascii="Arial" w:hAnsi="Arial"/>
+          <w:b w:val="0"/>
+          <w:sz w:val="22"/>
+        </w:rPr>
+        <w:t xml:space="preserve"> Which of the following statements explains why the interstitial alloy steel has different properties to pure iron?	（   ）</w:t>
       </w:r>
     </w:p>
     <w:p>
@@ -3597,11 +3871,11 @@
       </w:pPr>
       <w:r>
         <w:rPr>
-          <w:rFonts w:ascii="Arial" w:hAnsi="Arial" w:eastAsia="Arial"/>
-          <w:b w:val="0"/>
-          <w:sz w:val="22"/>
-        </w:rPr>
-        <w:t>A.</w:t>
+          <w:rFonts w:ascii="Arial" w:hAnsi="Arial"/>
+          <w:b w:val="0"/>
+          <w:sz w:val="22"/>
+        </w:rPr>
+        <w:t>A. Carbon atoms increase the density of the iron lattice.</w:t>
       </w:r>
     </w:p>
     <w:p>
@@ -3610,11 +3884,11 @@
       </w:pPr>
       <w:r>
         <w:rPr>
-          <w:rFonts w:ascii="Arial" w:hAnsi="Arial" w:eastAsia="Arial"/>
-          <w:b w:val="0"/>
-          <w:sz w:val="22"/>
-        </w:rPr>
-        <w:t>B.</w:t>
+          <w:rFonts w:ascii="Arial" w:hAnsi="Arial"/>
+          <w:b w:val="0"/>
+          <w:sz w:val="22"/>
+        </w:rPr>
+        <w:t>B. Carbon atoms weaken the Coulombic forces in the lattice.</w:t>
       </w:r>
     </w:p>
     <w:p>
@@ -3623,11 +3897,11 @@
       </w:pPr>
       <w:r>
         <w:rPr>
-          <w:rFonts w:ascii="Arial" w:hAnsi="Arial" w:eastAsia="Arial"/>
-          <w:b w:val="0"/>
-          <w:sz w:val="22"/>
-        </w:rPr>
-        <w:t>C.</w:t>
+          <w:rFonts w:ascii="Arial" w:hAnsi="Arial"/>
+          <w:b w:val="0"/>
+          <w:sz w:val="22"/>
+        </w:rPr>
+        <w:t>C. Carbon atoms occupy the spaces between iron atoms, strengthening the lattice.</w:t>
       </w:r>
     </w:p>
     <w:p>
@@ -3636,11 +3910,11 @@
       </w:pPr>
       <w:r>
         <w:rPr>
-          <w:rFonts w:ascii="Arial" w:hAnsi="Arial" w:eastAsia="Arial"/>
-          <w:b w:val="0"/>
-          <w:sz w:val="22"/>
-        </w:rPr>
-        <w:t>D.</w:t>
+          <w:rFonts w:ascii="Arial" w:hAnsi="Arial"/>
+          <w:b w:val="0"/>
+          <w:sz w:val="22"/>
+        </w:rPr>
+        <w:t>D. Carbon atoms substitute for iron atoms, maintaining uniformity.</w:t>
       </w:r>
     </w:p>
     <w:p>
@@ -3657,18 +3931,18 @@
       </w:pPr>
       <w:r>
         <w:rPr>
-          <w:rFonts w:ascii="Arial" w:hAnsi="Arial" w:eastAsia="Arial"/>
-          <w:b w:val="0"/>
-          <w:sz w:val="22"/>
-        </w:rPr>
-        <w:t>15. Which combination of factors would most significantly increase the melting point of an ionic crystal?</w:t>
+          <w:rFonts w:ascii="Arial" w:hAnsi="Arial"/>
+          <w:b w:val="0"/>
+          <w:sz w:val="22"/>
+        </w:rPr>
+        <w:t>13. Considering the structure of ionic crystals, which of the following is incorrect?</w:t>
       </w:r>
       <w:r>
         <w:tab/>
       </w:r>
       <w:r>
         <w:rPr>
-          <w:rFonts w:ascii="Arial" w:hAnsi="Arial" w:eastAsia="Arial"/>
+          <w:rFonts w:ascii="Arial" w:hAnsi="Arial"/>
           <w:b w:val="0"/>
           <w:sz w:val="22"/>
         </w:rPr>
@@ -3681,11 +3955,11 @@
       </w:pPr>
       <w:r>
         <w:rPr>
-          <w:rFonts w:ascii="Arial" w:hAnsi="Arial" w:eastAsia="Arial"/>
-          <w:b w:val="0"/>
-          <w:sz w:val="22"/>
-        </w:rPr>
-        <w:t>A. Decreased ion charge and increased ionic radius</w:t>
+          <w:rFonts w:ascii="Arial" w:hAnsi="Arial"/>
+          <w:b w:val="0"/>
+          <w:sz w:val="22"/>
+        </w:rPr>
+        <w:t>A. The systematic arrangement maximizes the Coulombic forces of attraction between positive ions and the sea of delocalized electrons.</w:t>
       </w:r>
     </w:p>
     <w:p>
@@ -3694,11 +3968,11 @@
       </w:pPr>
       <w:r>
         <w:rPr>
-          <w:rFonts w:ascii="Arial" w:hAnsi="Arial" w:eastAsia="Arial"/>
-          <w:b w:val="0"/>
-          <w:sz w:val="22"/>
-        </w:rPr>
-        <w:t>B. Increased ion charge and decreased ionic radius</w:t>
+          <w:rFonts w:ascii="Arial" w:hAnsi="Arial"/>
+          <w:b w:val="0"/>
+          <w:sz w:val="22"/>
+        </w:rPr>
+        <w:t>B. The systematic arrangement minimizes the Coulombic forces of repulsion between equally charged ions.</w:t>
       </w:r>
     </w:p>
     <w:p>
@@ -3707,11 +3981,11 @@
       </w:pPr>
       <w:r>
         <w:rPr>
-          <w:rFonts w:ascii="Arial" w:hAnsi="Arial" w:eastAsia="Arial"/>
-          <w:b w:val="0"/>
-          <w:sz w:val="22"/>
-        </w:rPr>
-        <w:t>C. Uniform ion sizes and minimal charge differences</w:t>
+          <w:rFonts w:ascii="Arial" w:hAnsi="Arial"/>
+          <w:b w:val="0"/>
+          <w:sz w:val="22"/>
+        </w:rPr>
+        <w:t>C. Ions are arranged in a close packed regular lattice of alternating charged ions.</w:t>
       </w:r>
     </w:p>
     <w:p>
@@ -3720,11 +3994,11 @@
       </w:pPr>
       <w:r>
         <w:rPr>
-          <w:rFonts w:ascii="Arial" w:hAnsi="Arial" w:eastAsia="Arial"/>
-          <w:b w:val="0"/>
-          <w:sz w:val="22"/>
-        </w:rPr>
-        <w:t>D. Maximized lattice symmetry without charge considerations</w:t>
+          <w:rFonts w:ascii="Arial" w:hAnsi="Arial"/>
+          <w:b w:val="0"/>
+          <w:sz w:val="22"/>
+        </w:rPr>
+        <w:t>D. The strength of the Coulombic forces between the ions is proportional to the magnitude of the charge of the ions.</w:t>
       </w:r>
     </w:p>
     <w:p>
@@ -3741,80 +4015,20 @@
       </w:pPr>
       <w:r>
         <w:rPr>
-          <w:rFonts w:ascii="Arial" w:hAnsi="Arial" w:eastAsia="Arial"/>
-          <w:b w:val="0"/>
-          <w:sz w:val="22"/>
-        </w:rPr>
-        <w:t>16. Which of the following statements explains why substitutional alloys like brass are malleable?</w:t>
-      </w:r>
-      <w:r>
-        <w:tab/>
-      </w:r>
-      <w:r>
-        <w:rPr>
-          <w:rFonts w:ascii="Arial" w:hAnsi="Arial" w:eastAsia="Arial"/>
-          <w:b w:val="0"/>
-          <w:sz w:val="22"/>
-        </w:rPr>
-        <w:t>（   ）</w:t>
-      </w:r>
-    </w:p>
-    <w:p>
-      <w:pPr>
-        <w:spacing w:after="20" w:before="0" w:line="240" w:lineRule="auto"/>
-      </w:pPr>
-      <w:r>
-        <w:rPr>
-          <w:rFonts w:ascii="Arial" w:hAnsi="Arial" w:eastAsia="Arial"/>
-          <w:b w:val="0"/>
-          <w:sz w:val="22"/>
-        </w:rPr>
-        <w:t>A. Substitutional alloys have free-moving delocalized electrons.</w:t>
-      </w:r>
-    </w:p>
-    <w:p>
-      <w:pPr>
-        <w:spacing w:after="20" w:before="0" w:line="240" w:lineRule="auto"/>
-      </w:pPr>
-      <w:r>
-        <w:rPr>
-          <w:rFonts w:ascii="Arial" w:hAnsi="Arial" w:eastAsia="Arial"/>
-          <w:b w:val="0"/>
-          <w:sz w:val="22"/>
-        </w:rPr>
-        <w:t>B. Substituting atoms prevent dislocation movement in the lattice.</w:t>
-      </w:r>
-    </w:p>
-    <w:p>
-      <w:pPr>
-        <w:spacing w:after="20" w:before="0" w:line="240" w:lineRule="auto"/>
-      </w:pPr>
-      <w:r>
-        <w:rPr>
-          <w:rFonts w:ascii="Arial" w:hAnsi="Arial" w:eastAsia="Arial"/>
-          <w:b w:val="0"/>
-          <w:sz w:val="22"/>
-        </w:rPr>
-        <w:t>C. Atoms in substitutional alloys are held together by weak van der Waals forces.</w:t>
-      </w:r>
-    </w:p>
-    <w:p>
-      <w:pPr>
-        <w:spacing w:after="20" w:before="0" w:line="240" w:lineRule="auto"/>
-      </w:pPr>
-      <w:r>
-        <w:rPr>
-          <w:rFonts w:ascii="Arial" w:hAnsi="Arial" w:eastAsia="Arial"/>
-          <w:b w:val="0"/>
-          <w:sz w:val="22"/>
-        </w:rPr>
-        <w:t>D. Substituting atoms maintain the metallic bonding’s sea of electrons.</w:t>
-      </w:r>
-    </w:p>
-    <w:p>
-      <w:pPr>
-        <w:spacing w:after="0" w:before="0" w:line="240" w:lineRule="auto"/>
-      </w:pPr>
+          <w:rFonts w:ascii="Arial" w:hAnsi="Arial"/>
+          <w:b w:val="0"/>
+          <w:sz w:val="22"/>
+        </w:rPr>
+        <w:t>14.</w:t>
+      </w:r>
+      <w:r>
+        <w:rPr>
+          <w:rFonts w:ascii="Arial" w:hAnsi="Arial"/>
+          <w:b w:val="0"/>
+          <w:sz w:val="22"/>
+        </w:rPr>
+        <w:t xml:space="preserve"> Piano strings are made from an alloy of iron and carbon, with a small amount of manganese, known as spring steel.</w:t>
+      </w:r>
     </w:p>
     <w:p>
       <w:pPr>
@@ -3825,80 +4039,12 @@
       </w:pPr>
       <w:r>
         <w:rPr>
-          <w:rFonts w:ascii="Arial" w:hAnsi="Arial" w:eastAsia="Arial"/>
-          <w:b w:val="0"/>
-          <w:sz w:val="22"/>
-        </w:rPr>
-        <w:t>17. Which of the following statements about diamond and graphite is correct?</w:t>
-      </w:r>
-      <w:r>
-        <w:tab/>
-      </w:r>
-      <w:r>
-        <w:rPr>
-          <w:rFonts w:ascii="Arial" w:hAnsi="Arial" w:eastAsia="Arial"/>
-          <w:b w:val="0"/>
-          <w:sz w:val="22"/>
-        </w:rPr>
-        <w:t>（   ）</w:t>
-      </w:r>
-    </w:p>
-    <w:p>
-      <w:pPr>
-        <w:spacing w:after="20" w:before="0" w:line="240" w:lineRule="auto"/>
-      </w:pPr>
-      <w:r>
-        <w:rPr>
-          <w:rFonts w:ascii="Arial" w:hAnsi="Arial" w:eastAsia="Arial"/>
-          <w:b w:val="0"/>
-          <w:sz w:val="22"/>
-        </w:rPr>
-        <w:t>A. The carbon atoms are joined together by three covalent bonds.</w:t>
-      </w:r>
-    </w:p>
-    <w:p>
-      <w:pPr>
-        <w:spacing w:after="20" w:before="0" w:line="240" w:lineRule="auto"/>
-      </w:pPr>
-      <w:r>
-        <w:rPr>
-          <w:rFonts w:ascii="Arial" w:hAnsi="Arial" w:eastAsia="Arial"/>
-          <w:b w:val="0"/>
-          <w:sz w:val="22"/>
-        </w:rPr>
-        <w:t>B. They both conduct electricity due to delocalized electrons in their structure.</w:t>
-      </w:r>
-    </w:p>
-    <w:p>
-      <w:pPr>
-        <w:spacing w:after="20" w:before="0" w:line="240" w:lineRule="auto"/>
-      </w:pPr>
-      <w:r>
-        <w:rPr>
-          <w:rFonts w:ascii="Arial" w:hAnsi="Arial" w:eastAsia="Arial"/>
-          <w:b w:val="0"/>
-          <w:sz w:val="22"/>
-        </w:rPr>
-        <w:t>C. The differences in their properties can be explained by their different structural arrangements.</w:t>
-      </w:r>
-    </w:p>
-    <w:p>
-      <w:pPr>
-        <w:spacing w:after="20" w:before="0" w:line="240" w:lineRule="auto"/>
-      </w:pPr>
-      <w:r>
-        <w:rPr>
-          <w:rFonts w:ascii="Arial" w:hAnsi="Arial" w:eastAsia="Arial"/>
-          <w:b w:val="0"/>
-          <w:sz w:val="22"/>
-        </w:rPr>
-        <w:t>D. They both have high melting points due to their strong intermolecular forces.</w:t>
-      </w:r>
-    </w:p>
-    <w:p>
-      <w:pPr>
-        <w:spacing w:after="0" w:before="0" w:line="240" w:lineRule="auto"/>
-      </w:pPr>
+          <w:rFonts w:ascii="Arial" w:hAnsi="Arial"/>
+          <w:b w:val="0"/>
+          <w:sz w:val="22"/>
+        </w:rPr>
+        <w:t>The resulting steel-manganese alloy has an especially high tensile strength, allowing it to withstand high amounts of tension without breaking.</w:t>
+      </w:r>
     </w:p>
     <w:p>
       <w:pPr>
@@ -3909,22 +4055,11 @@
       </w:pPr>
       <w:r>
         <w:rPr>
-          <w:rFonts w:ascii="Arial" w:hAnsi="Arial" w:eastAsia="Arial"/>
-          <w:b w:val="0"/>
-          <w:sz w:val="22"/>
-        </w:rPr>
-        <w:t>18. Which of the following statements about silicon dioxide is correct? I. Silicon dioxide is a covalent network solid II. Each silicon atom is covalently bonded to four oxygen atoms III. Silicon dioxide is a good electrical conductor</w:t>
-      </w:r>
-      <w:r>
-        <w:tab/>
-      </w:r>
-      <w:r>
-        <w:rPr>
-          <w:rFonts w:ascii="Arial" w:hAnsi="Arial" w:eastAsia="Arial"/>
-          <w:b w:val="0"/>
-          <w:sz w:val="22"/>
-        </w:rPr>
-        <w:t>（   ）</w:t>
+          <w:rFonts w:ascii="Arial" w:hAnsi="Arial"/>
+          <w:b w:val="0"/>
+          <w:sz w:val="22"/>
+        </w:rPr>
+        <w:t>Which of the following diagrams best represents the structure of spring steel?	（   ）</w:t>
       </w:r>
     </w:p>
     <w:p>
@@ -3933,11 +4068,11 @@
       </w:pPr>
       <w:r>
         <w:rPr>
-          <w:rFonts w:ascii="Arial" w:hAnsi="Arial" w:eastAsia="Arial"/>
-          <w:b w:val="0"/>
-          <w:sz w:val="22"/>
-        </w:rPr>
-        <w:t>A. I and II only</w:t>
+          <w:rFonts w:ascii="Arial" w:hAnsi="Arial"/>
+          <w:b w:val="0"/>
+          <w:sz w:val="22"/>
+        </w:rPr>
+        <w:t>A. A simple molecular lattice with weak intermolecular forces between small molecules</w:t>
       </w:r>
     </w:p>
     <w:p>
@@ -3946,11 +4081,11 @@
       </w:pPr>
       <w:r>
         <w:rPr>
-          <w:rFonts w:ascii="Arial" w:hAnsi="Arial" w:eastAsia="Arial"/>
-          <w:b w:val="0"/>
-          <w:sz w:val="22"/>
-        </w:rPr>
-        <w:t>B. I and III only</w:t>
+          <w:rFonts w:ascii="Arial" w:hAnsi="Arial"/>
+          <w:b w:val="0"/>
+          <w:sz w:val="22"/>
+        </w:rPr>
+        <w:t>B. Option B</w:t>
       </w:r>
     </w:p>
     <w:p>
@@ -3959,11 +4094,11 @@
       </w:pPr>
       <w:r>
         <w:rPr>
-          <w:rFonts w:ascii="Arial" w:hAnsi="Arial" w:eastAsia="Arial"/>
-          <w:b w:val="0"/>
-          <w:sz w:val="22"/>
-        </w:rPr>
-        <w:t>C. II and III only</w:t>
+          <w:rFonts w:ascii="Arial" w:hAnsi="Arial"/>
+          <w:b w:val="0"/>
+          <w:sz w:val="22"/>
+        </w:rPr>
+        <w:t>C. Option C</w:t>
       </w:r>
     </w:p>
     <w:p>
@@ -3972,11 +4107,11 @@
       </w:pPr>
       <w:r>
         <w:rPr>
-          <w:rFonts w:ascii="Arial" w:hAnsi="Arial" w:eastAsia="Arial"/>
-          <w:b w:val="0"/>
-          <w:sz w:val="22"/>
-        </w:rPr>
-        <w:t>D. I, II and III</w:t>
+          <w:rFonts w:ascii="Arial" w:hAnsi="Arial"/>
+          <w:b w:val="0"/>
+          <w:sz w:val="22"/>
+        </w:rPr>
+        <w:t>D. Option D</w:t>
       </w:r>
     </w:p>
     <w:p>
@@ -3993,18 +4128,18 @@
       </w:pPr>
       <w:r>
         <w:rPr>
-          <w:rFonts w:ascii="Arial" w:hAnsi="Arial" w:eastAsia="Arial"/>
-          <w:b w:val="0"/>
-          <w:sz w:val="22"/>
-        </w:rPr>
-        <w:t>19. Which of the following could be the identity of a solid that exhibits the following properties? It melts at 996 oC. It does not conduct electricity as a solid. It conducts electricity when dissolved in water.</w:t>
+          <w:rFonts w:ascii="Arial" w:hAnsi="Arial"/>
+          <w:b w:val="0"/>
+          <w:sz w:val="22"/>
+        </w:rPr>
+        <w:t>15. Which combination of factors would most significantly increase the melting point of an ionic crystal?</w:t>
       </w:r>
       <w:r>
         <w:tab/>
       </w:r>
       <w:r>
         <w:rPr>
-          <w:rFonts w:ascii="Arial" w:hAnsi="Arial" w:eastAsia="Arial"/>
+          <w:rFonts w:ascii="Arial" w:hAnsi="Arial"/>
           <w:b w:val="0"/>
           <w:sz w:val="22"/>
         </w:rPr>
@@ -4017,11 +4152,11 @@
       </w:pPr>
       <w:r>
         <w:rPr>
-          <w:rFonts w:ascii="Arial" w:hAnsi="Arial" w:eastAsia="Arial"/>
-          <w:b w:val="0"/>
-          <w:sz w:val="22"/>
-        </w:rPr>
-        <w:t>A. MgBr2 (s)</w:t>
+          <w:rFonts w:ascii="Arial" w:hAnsi="Arial"/>
+          <w:b w:val="0"/>
+          <w:sz w:val="22"/>
+        </w:rPr>
+        <w:t>A. Decreased ion charge and increased ionic radius</w:t>
       </w:r>
     </w:p>
     <w:p>
@@ -4030,11 +4165,11 @@
       </w:pPr>
       <w:r>
         <w:rPr>
-          <w:rFonts w:ascii="Arial" w:hAnsi="Arial" w:eastAsia="Arial"/>
-          <w:b w:val="0"/>
-          <w:sz w:val="22"/>
-        </w:rPr>
-        <w:t>B. C12H22O11 (s)</w:t>
+          <w:rFonts w:ascii="Arial" w:hAnsi="Arial"/>
+          <w:b w:val="0"/>
+          <w:sz w:val="22"/>
+        </w:rPr>
+        <w:t>B. Increased ion charge and decreased ionic radius</w:t>
       </w:r>
     </w:p>
     <w:p>
@@ -4043,11 +4178,11 @@
       </w:pPr>
       <w:r>
         <w:rPr>
-          <w:rFonts w:ascii="Arial" w:hAnsi="Arial" w:eastAsia="Arial"/>
-          <w:b w:val="0"/>
-          <w:sz w:val="22"/>
-        </w:rPr>
-        <w:t>C. SiC (s)</w:t>
+          <w:rFonts w:ascii="Arial" w:hAnsi="Arial"/>
+          <w:b w:val="0"/>
+          <w:sz w:val="22"/>
+        </w:rPr>
+        <w:t>C. Uniform ion sizes and minimal charge differences</w:t>
       </w:r>
     </w:p>
     <w:p>
@@ -4056,11 +4191,11 @@
       </w:pPr>
       <w:r>
         <w:rPr>
-          <w:rFonts w:ascii="Arial" w:hAnsi="Arial" w:eastAsia="Arial"/>
-          <w:b w:val="0"/>
-          <w:sz w:val="22"/>
-        </w:rPr>
-        <w:t>D. Cu (s)</w:t>
+          <w:rFonts w:ascii="Arial" w:hAnsi="Arial"/>
+          <w:b w:val="0"/>
+          <w:sz w:val="22"/>
+        </w:rPr>
+        <w:t>D. Maximized lattice symmetry without charge considerations</w:t>
       </w:r>
     </w:p>
     <w:p>
@@ -4077,18 +4212,18 @@
       </w:pPr>
       <w:r>
         <w:rPr>
-          <w:rFonts w:ascii="Arial" w:hAnsi="Arial" w:eastAsia="Arial"/>
-          <w:b w:val="0"/>
-          <w:sz w:val="22"/>
-        </w:rPr>
-        <w:t>20. Which of the following metals would have the highest melting point?</w:t>
+          <w:rFonts w:ascii="Arial" w:hAnsi="Arial"/>
+          <w:b w:val="0"/>
+          <w:sz w:val="22"/>
+        </w:rPr>
+        <w:t>16. Which of the following statements explains why substitutional alloys like brass are malleable?</w:t>
       </w:r>
       <w:r>
         <w:tab/>
       </w:r>
       <w:r>
         <w:rPr>
-          <w:rFonts w:ascii="Arial" w:hAnsi="Arial" w:eastAsia="Arial"/>
+          <w:rFonts w:ascii="Arial" w:hAnsi="Arial"/>
           <w:b w:val="0"/>
           <w:sz w:val="22"/>
         </w:rPr>
@@ -4101,11 +4236,11 @@
       </w:pPr>
       <w:r>
         <w:rPr>
-          <w:rFonts w:ascii="Arial" w:hAnsi="Arial" w:eastAsia="Arial"/>
-          <w:b w:val="0"/>
-          <w:sz w:val="22"/>
-        </w:rPr>
-        <w:t>A. Na</w:t>
+          <w:rFonts w:ascii="Arial" w:hAnsi="Arial"/>
+          <w:b w:val="0"/>
+          <w:sz w:val="22"/>
+        </w:rPr>
+        <w:t>A. Substitutional alloys have free-moving delocalized electrons.</w:t>
       </w:r>
     </w:p>
     <w:p>
@@ -4114,11 +4249,11 @@
       </w:pPr>
       <w:r>
         <w:rPr>
-          <w:rFonts w:ascii="Arial" w:hAnsi="Arial" w:eastAsia="Arial"/>
-          <w:b w:val="0"/>
-          <w:sz w:val="22"/>
-        </w:rPr>
-        <w:t>B. Mg</w:t>
+          <w:rFonts w:ascii="Arial" w:hAnsi="Arial"/>
+          <w:b w:val="0"/>
+          <w:sz w:val="22"/>
+        </w:rPr>
+        <w:t>B. Substituting atoms prevent dislocation movement in the lattice.</w:t>
       </w:r>
     </w:p>
     <w:p>
@@ -4127,11 +4262,11 @@
       </w:pPr>
       <w:r>
         <w:rPr>
-          <w:rFonts w:ascii="Arial" w:hAnsi="Arial" w:eastAsia="Arial"/>
-          <w:b w:val="0"/>
-          <w:sz w:val="22"/>
-        </w:rPr>
-        <w:t>C. Al</w:t>
+          <w:rFonts w:ascii="Arial" w:hAnsi="Arial"/>
+          <w:b w:val="0"/>
+          <w:sz w:val="22"/>
+        </w:rPr>
+        <w:t>C. Atoms in substitutional alloys are held together by weak van der Waals forces.</w:t>
       </w:r>
     </w:p>
     <w:p>
@@ -4140,11 +4275,11 @@
       </w:pPr>
       <w:r>
         <w:rPr>
-          <w:rFonts w:ascii="Arial" w:hAnsi="Arial" w:eastAsia="Arial"/>
-          <w:b w:val="0"/>
-          <w:sz w:val="22"/>
-        </w:rPr>
-        <w:t>D. K</w:t>
+          <w:rFonts w:ascii="Arial" w:hAnsi="Arial"/>
+          <w:b w:val="0"/>
+          <w:sz w:val="22"/>
+        </w:rPr>
+        <w:t>D. Substituting atoms maintain the metallic bonding’s sea of electrons.</w:t>
       </w:r>
     </w:p>
     <w:p>
@@ -4161,18 +4296,18 @@
       </w:pPr>
       <w:r>
         <w:rPr>
-          <w:rFonts w:ascii="Arial" w:hAnsi="Arial" w:eastAsia="Arial"/>
-          <w:b w:val="0"/>
-          <w:sz w:val="22"/>
-        </w:rPr>
-        <w:t>21. Which of the following best describes the solid represented in the diagram above?</w:t>
+          <w:rFonts w:ascii="Arial" w:hAnsi="Arial"/>
+          <w:b w:val="0"/>
+          <w:sz w:val="22"/>
+        </w:rPr>
+        <w:t>17. Which of the following statements about diamond and graphite is correct?</w:t>
       </w:r>
       <w:r>
         <w:tab/>
       </w:r>
       <w:r>
         <w:rPr>
-          <w:rFonts w:ascii="Arial" w:hAnsi="Arial" w:eastAsia="Arial"/>
+          <w:rFonts w:ascii="Arial" w:hAnsi="Arial"/>
           <w:b w:val="0"/>
           <w:sz w:val="22"/>
         </w:rPr>
@@ -4185,11 +4320,11 @@
       </w:pPr>
       <w:r>
         <w:rPr>
-          <w:rFonts w:ascii="Arial" w:hAnsi="Arial" w:eastAsia="Arial"/>
-          <w:b w:val="0"/>
-          <w:sz w:val="22"/>
-        </w:rPr>
-        <w:t>A. It is a brittle, water soluble electrolyte with poor electrical and thermal conductivity as a solid.</w:t>
+          <w:rFonts w:ascii="Arial" w:hAnsi="Arial"/>
+          <w:b w:val="0"/>
+          <w:sz w:val="22"/>
+        </w:rPr>
+        <w:t>A. The carbon atoms are joined together by three covalent bonds.</w:t>
       </w:r>
     </w:p>
     <w:p>
@@ -4198,11 +4333,11 @@
       </w:pPr>
       <w:r>
         <w:rPr>
-          <w:rFonts w:ascii="Arial" w:hAnsi="Arial" w:eastAsia="Arial"/>
-          <w:b w:val="0"/>
-          <w:sz w:val="22"/>
-        </w:rPr>
-        <w:t>B. It has a low melting point and high electrical and thermal conductivity as a solid.</w:t>
+          <w:rFonts w:ascii="Arial" w:hAnsi="Arial"/>
+          <w:b w:val="0"/>
+          <w:sz w:val="22"/>
+        </w:rPr>
+        <w:t>B. They both conduct electricity due to delocalized electrons in their structure.</w:t>
       </w:r>
     </w:p>
     <w:p>
@@ -4211,11 +4346,11 @@
       </w:pPr>
       <w:r>
         <w:rPr>
-          <w:rFonts w:ascii="Arial" w:hAnsi="Arial" w:eastAsia="Arial"/>
-          <w:b w:val="0"/>
-          <w:sz w:val="22"/>
-        </w:rPr>
-        <w:t>C. It is malleable and has poor electrical and thermal conductivity as a solid.</w:t>
+          <w:rFonts w:ascii="Arial" w:hAnsi="Arial"/>
+          <w:b w:val="0"/>
+          <w:sz w:val="22"/>
+        </w:rPr>
+        <w:t>C. The differences in their properties can be explained by their different structural arrangements.</w:t>
       </w:r>
     </w:p>
     <w:p>
@@ -4224,11 +4359,11 @@
       </w:pPr>
       <w:r>
         <w:rPr>
-          <w:rFonts w:ascii="Arial" w:hAnsi="Arial" w:eastAsia="Arial"/>
-          <w:b w:val="0"/>
-          <w:sz w:val="22"/>
-        </w:rPr>
-        <w:t>D. It is soft and has high electrical and thermal conductivity as a solid.</w:t>
+          <w:rFonts w:ascii="Arial" w:hAnsi="Arial"/>
+          <w:b w:val="0"/>
+          <w:sz w:val="22"/>
+        </w:rPr>
+        <w:t>D. They both have high melting points due to their strong intermolecular forces.</w:t>
       </w:r>
     </w:p>
     <w:p>
@@ -4245,31 +4380,488 @@
       </w:pPr>
       <w:r>
         <w:rPr>
-          <w:rFonts w:ascii="Arial" w:hAnsi="Arial" w:eastAsia="Arial"/>
-          <w:b w:val="0"/>
-          <w:sz w:val="22"/>
-        </w:rPr>
-        <w:t>22. A mixture contains four solids at room temperature: Substance P: A nonpolar molecular solid with low melting point and negligible conductivity.Substance Q: A covalent network solid composed of carbon in a 3D lattice, extremely hard with a very high melting point and no electrical conductivity.Substance R: An ionic solid composed of small, similarly charged ions, with a high melting point and conductive when molten.Substance S: A metallic solid with high electrical conductivity, malleability, and an intermediate melting point compared to Q and R. When the mixture is gradually heated at normal pressure, in what order would the substances transition to the liquid or gaseous phase, and why?</w:t>
-      </w:r>
-      <w:r>
+          <w:rFonts w:ascii="Arial" w:hAnsi="Arial"/>
+          <w:b w:val="0"/>
+          <w:sz w:val="22"/>
+        </w:rPr>
+        <w:t>18. Which of the following statements about silicon dioxide is correct?</w:t>
         <w:tab/>
-      </w:r>
-      <w:r>
-        <w:rPr>
-          <w:rFonts w:ascii="Arial" w:hAnsi="Arial" w:eastAsia="Arial"/>
-          <w:b w:val="0"/>
-          <w:sz w:val="22"/>
-        </w:rPr>
         <w:t>（   ）</w:t>
       </w:r>
     </w:p>
     <w:p>
       <w:pPr>
+        <w:spacing w:after="40" w:before="80" w:line="240" w:lineRule="auto"/>
+        <w:tabs>
+          <w:tab w:val="right" w:pos="9072"/>
+        </w:tabs>
+      </w:pPr>
+      <w:r>
+        <w:rPr>
+          <w:rFonts w:ascii="Arial" w:hAnsi="Arial"/>
+          <w:b w:val="0"/>
+          <w:sz w:val="22"/>
+        </w:rPr>
+        <w:t>I. Silicon dioxide is a covalent network solid</w:t>
+      </w:r>
+    </w:p>
+    <w:p>
+      <w:pPr>
+        <w:spacing w:after="40" w:before="80" w:line="240" w:lineRule="auto"/>
+        <w:tabs>
+          <w:tab w:val="right" w:pos="9072"/>
+        </w:tabs>
+      </w:pPr>
+      <w:r>
+        <w:rPr>
+          <w:rFonts w:ascii="Arial" w:hAnsi="Arial"/>
+          <w:b w:val="0"/>
+          <w:sz w:val="22"/>
+        </w:rPr>
+        <w:t>II. Each silicon atom is covalently bonded to four oxygen atoms</w:t>
+      </w:r>
+    </w:p>
+    <w:p>
+      <w:pPr>
+        <w:spacing w:after="40" w:before="80" w:line="240" w:lineRule="auto"/>
+        <w:tabs>
+          <w:tab w:val="right" w:pos="9072"/>
+        </w:tabs>
+      </w:pPr>
+      <w:r>
+        <w:rPr>
+          <w:rFonts w:ascii="Arial" w:hAnsi="Arial"/>
+          <w:b w:val="0"/>
+          <w:sz w:val="22"/>
+        </w:rPr>
+        <w:t>III. Silicon dioxide is a good electrical conductor</w:t>
+      </w:r>
+    </w:p>
+    <w:p>
+      <w:pPr>
         <w:spacing w:after="20" w:before="0" w:line="240" w:lineRule="auto"/>
       </w:pPr>
       <w:r>
         <w:rPr>
-          <w:rFonts w:ascii="Arial" w:hAnsi="Arial" w:eastAsia="Arial"/>
+          <w:rFonts w:ascii="Arial" w:hAnsi="Arial"/>
+          <w:b w:val="0"/>
+          <w:sz w:val="22"/>
+        </w:rPr>
+        <w:t>A. Option A</w:t>
+      </w:r>
+    </w:p>
+    <w:p>
+      <w:pPr>
+        <w:spacing w:after="20" w:before="0" w:line="240" w:lineRule="auto"/>
+      </w:pPr>
+      <w:r>
+        <w:rPr>
+          <w:rFonts w:ascii="Arial" w:hAnsi="Arial"/>
+          <w:b w:val="0"/>
+          <w:sz w:val="22"/>
+        </w:rPr>
+        <w:t>B. Option B</w:t>
+      </w:r>
+    </w:p>
+    <w:p>
+      <w:pPr>
+        <w:spacing w:after="20" w:before="0" w:line="240" w:lineRule="auto"/>
+      </w:pPr>
+      <w:r>
+        <w:rPr>
+          <w:rFonts w:ascii="Arial" w:hAnsi="Arial"/>
+          <w:b w:val="0"/>
+          <w:sz w:val="22"/>
+        </w:rPr>
+        <w:t>C. Option C</w:t>
+      </w:r>
+    </w:p>
+    <w:p>
+      <w:pPr>
+        <w:spacing w:after="20" w:before="0" w:line="240" w:lineRule="auto"/>
+      </w:pPr>
+      <w:r>
+        <w:rPr>
+          <w:rFonts w:ascii="Arial" w:hAnsi="Arial"/>
+          <w:b w:val="0"/>
+          <w:sz w:val="22"/>
+        </w:rPr>
+        <w:t>D. Option D</w:t>
+      </w:r>
+    </w:p>
+    <w:p>
+      <w:pPr>
+        <w:spacing w:after="0" w:before="0" w:line="240" w:lineRule="auto"/>
+      </w:pPr>
+    </w:p>
+    <w:p>
+      <w:pPr>
+        <w:spacing w:after="40" w:before="80" w:line="240" w:lineRule="auto"/>
+        <w:tabs>
+          <w:tab w:val="right" w:pos="9072"/>
+        </w:tabs>
+      </w:pPr>
+      <w:r>
+        <w:rPr>
+          <w:rFonts w:ascii="Arial" w:hAnsi="Arial"/>
+          <w:b w:val="0"/>
+          <w:sz w:val="22"/>
+        </w:rPr>
+        <w:t>19.</w:t>
+      </w:r>
+      <w:r>
+        <w:rPr>
+          <w:rFonts w:ascii="Arial" w:hAnsi="Arial"/>
+          <w:b w:val="0"/>
+          <w:sz w:val="22"/>
+        </w:rPr>
+        <w:t xml:space="preserve"> Which of the following could be the identity of a solid that exhibits the following properties?</w:t>
+      </w:r>
+    </w:p>
+    <w:p>
+      <w:pPr>
+        <w:spacing w:after="40" w:before="80" w:line="240" w:lineRule="auto"/>
+        <w:tabs>
+          <w:tab w:val="right" w:pos="9072"/>
+        </w:tabs>
+      </w:pPr>
+      <w:r>
+        <w:rPr>
+          <w:rFonts w:ascii="Arial" w:hAnsi="Arial"/>
+          <w:b w:val="0"/>
+          <w:sz w:val="22"/>
+        </w:rPr>
+        <w:t>It melts at 996 oC.</w:t>
+      </w:r>
+    </w:p>
+    <w:p>
+      <w:pPr>
+        <w:spacing w:after="40" w:before="80" w:line="240" w:lineRule="auto"/>
+        <w:tabs>
+          <w:tab w:val="right" w:pos="9072"/>
+        </w:tabs>
+      </w:pPr>
+      <w:r>
+        <w:rPr>
+          <w:rFonts w:ascii="Arial" w:hAnsi="Arial"/>
+          <w:b w:val="0"/>
+          <w:sz w:val="22"/>
+        </w:rPr>
+        <w:t>It does not conduct electricity as a solid.</w:t>
+      </w:r>
+    </w:p>
+    <w:p>
+      <w:pPr>
+        <w:spacing w:after="40" w:before="80" w:line="240" w:lineRule="auto"/>
+        <w:tabs>
+          <w:tab w:val="right" w:pos="9072"/>
+        </w:tabs>
+      </w:pPr>
+      <w:r>
+        <w:rPr>
+          <w:rFonts w:ascii="Arial" w:hAnsi="Arial"/>
+          <w:b w:val="0"/>
+          <w:sz w:val="22"/>
+        </w:rPr>
+        <w:t>It conducts electricity when dissolved in water.	（   ）</w:t>
+      </w:r>
+    </w:p>
+    <w:p>
+      <w:pPr>
+        <w:spacing w:after="20" w:before="0" w:line="240" w:lineRule="auto"/>
+      </w:pPr>
+      <w:r>
+        <w:rPr>
+          <w:rFonts w:ascii="Arial" w:hAnsi="Arial"/>
+          <w:b w:val="0"/>
+          <w:sz w:val="22"/>
+        </w:rPr>
+        <w:t>A. Option A</w:t>
+      </w:r>
+    </w:p>
+    <w:p>
+      <w:pPr>
+        <w:spacing w:after="20" w:before="0" w:line="240" w:lineRule="auto"/>
+      </w:pPr>
+      <w:r>
+        <w:rPr>
+          <w:rFonts w:ascii="Arial" w:hAnsi="Arial"/>
+          <w:b w:val="0"/>
+          <w:sz w:val="22"/>
+        </w:rPr>
+        <w:t>B. Option B</w:t>
+      </w:r>
+    </w:p>
+    <w:p>
+      <w:pPr>
+        <w:spacing w:after="20" w:before="0" w:line="240" w:lineRule="auto"/>
+      </w:pPr>
+      <w:r>
+        <w:rPr>
+          <w:rFonts w:ascii="Arial" w:hAnsi="Arial"/>
+          <w:b w:val="0"/>
+          <w:sz w:val="22"/>
+        </w:rPr>
+        <w:t>C. Option C</w:t>
+      </w:r>
+    </w:p>
+    <w:p>
+      <w:pPr>
+        <w:spacing w:after="20" w:before="0" w:line="240" w:lineRule="auto"/>
+      </w:pPr>
+      <w:r>
+        <w:rPr>
+          <w:rFonts w:ascii="Arial" w:hAnsi="Arial"/>
+          <w:b w:val="0"/>
+          <w:sz w:val="22"/>
+        </w:rPr>
+        <w:t>D. Option D</w:t>
+      </w:r>
+    </w:p>
+    <w:p>
+      <w:pPr>
+        <w:spacing w:after="0" w:before="0" w:line="240" w:lineRule="auto"/>
+      </w:pPr>
+    </w:p>
+    <w:p>
+      <w:pPr>
+        <w:spacing w:after="40" w:before="80" w:line="240" w:lineRule="auto"/>
+        <w:tabs>
+          <w:tab w:val="right" w:pos="9072"/>
+        </w:tabs>
+      </w:pPr>
+      <w:r>
+        <w:rPr>
+          <w:rFonts w:ascii="Arial" w:hAnsi="Arial"/>
+          <w:b w:val="0"/>
+          <w:sz w:val="22"/>
+        </w:rPr>
+        <w:t>20. Which of the following metals would have the highest melting point?</w:t>
+      </w:r>
+      <w:r>
+        <w:tab/>
+      </w:r>
+      <w:r>
+        <w:rPr>
+          <w:rFonts w:ascii="Arial" w:hAnsi="Arial"/>
+          <w:b w:val="0"/>
+          <w:sz w:val="22"/>
+        </w:rPr>
+        <w:t>（   ）</w:t>
+      </w:r>
+    </w:p>
+    <w:p>
+      <w:pPr>
+        <w:spacing w:after="20" w:before="0" w:line="240" w:lineRule="auto"/>
+      </w:pPr>
+      <w:r>
+        <w:rPr>
+          <w:rFonts w:ascii="Arial" w:hAnsi="Arial"/>
+          <w:b w:val="0"/>
+          <w:sz w:val="22"/>
+        </w:rPr>
+        <w:t>A. Option A</w:t>
+      </w:r>
+    </w:p>
+    <w:p>
+      <w:pPr>
+        <w:spacing w:after="20" w:before="0" w:line="240" w:lineRule="auto"/>
+      </w:pPr>
+      <w:r>
+        <w:rPr>
+          <w:rFonts w:ascii="Arial" w:hAnsi="Arial"/>
+          <w:b w:val="0"/>
+          <w:sz w:val="22"/>
+        </w:rPr>
+        <w:t>B. Option B</w:t>
+      </w:r>
+    </w:p>
+    <w:p>
+      <w:pPr>
+        <w:spacing w:after="20" w:before="0" w:line="240" w:lineRule="auto"/>
+      </w:pPr>
+      <w:r>
+        <w:rPr>
+          <w:rFonts w:ascii="Arial" w:hAnsi="Arial"/>
+          <w:b w:val="0"/>
+          <w:sz w:val="22"/>
+        </w:rPr>
+        <w:t>C. Option C</w:t>
+      </w:r>
+    </w:p>
+    <w:p>
+      <w:pPr>
+        <w:spacing w:after="20" w:before="0" w:line="240" w:lineRule="auto"/>
+      </w:pPr>
+      <w:r>
+        <w:rPr>
+          <w:rFonts w:ascii="Arial" w:hAnsi="Arial"/>
+          <w:b w:val="0"/>
+          <w:sz w:val="22"/>
+        </w:rPr>
+        <w:t>D. Option D</w:t>
+      </w:r>
+    </w:p>
+    <w:p>
+      <w:pPr>
+        <w:spacing w:after="0" w:before="0" w:line="240" w:lineRule="auto"/>
+      </w:pPr>
+    </w:p>
+    <w:p>
+      <w:pPr>
+        <w:spacing w:after="40" w:before="80" w:line="240" w:lineRule="auto"/>
+        <w:tabs>
+          <w:tab w:val="right" w:pos="9072"/>
+        </w:tabs>
+      </w:pPr>
+      <w:r>
+        <w:rPr>
+          <w:rFonts w:ascii="Arial" w:hAnsi="Arial"/>
+          <w:b w:val="0"/>
+          <w:sz w:val="22"/>
+        </w:rPr>
+        <w:t>21. Which of the following best describes the solid represented in the diagram above?</w:t>
+      </w:r>
+      <w:r>
+        <w:tab/>
+      </w:r>
+      <w:r>
+        <w:rPr>
+          <w:rFonts w:ascii="Arial" w:hAnsi="Arial"/>
+          <w:b w:val="0"/>
+          <w:sz w:val="22"/>
+        </w:rPr>
+        <w:t>（   ）</w:t>
+      </w:r>
+    </w:p>
+    <w:p>
+      <w:pPr>
+        <w:spacing w:after="20" w:before="0" w:line="240" w:lineRule="auto"/>
+      </w:pPr>
+      <w:r>
+        <w:rPr>
+          <w:rFonts w:ascii="Arial" w:hAnsi="Arial"/>
+          <w:b w:val="0"/>
+          <w:sz w:val="22"/>
+        </w:rPr>
+        <w:t>A. It is a brittle, water soluble electrolyte with poor electrical and thermal conductivity as a solid.</w:t>
+      </w:r>
+    </w:p>
+    <w:p>
+      <w:pPr>
+        <w:spacing w:after="20" w:before="0" w:line="240" w:lineRule="auto"/>
+      </w:pPr>
+      <w:r>
+        <w:rPr>
+          <w:rFonts w:ascii="Arial" w:hAnsi="Arial"/>
+          <w:b w:val="0"/>
+          <w:sz w:val="22"/>
+        </w:rPr>
+        <w:t>B. It has a low melting point and high electrical and thermal conductivity as a solid.</w:t>
+      </w:r>
+    </w:p>
+    <w:p>
+      <w:pPr>
+        <w:spacing w:after="20" w:before="0" w:line="240" w:lineRule="auto"/>
+      </w:pPr>
+      <w:r>
+        <w:rPr>
+          <w:rFonts w:ascii="Arial" w:hAnsi="Arial"/>
+          <w:b w:val="0"/>
+          <w:sz w:val="22"/>
+        </w:rPr>
+        <w:t>C. It is malleable and has poor electrical and thermal conductivity as a solid.</w:t>
+      </w:r>
+    </w:p>
+    <w:p>
+      <w:pPr>
+        <w:spacing w:after="20" w:before="0" w:line="240" w:lineRule="auto"/>
+      </w:pPr>
+      <w:r>
+        <w:rPr>
+          <w:rFonts w:ascii="Arial" w:hAnsi="Arial"/>
+          <w:b w:val="0"/>
+          <w:sz w:val="22"/>
+        </w:rPr>
+        <w:t>D. It is soft and has high electrical and thermal conductivity as a solid.</w:t>
+      </w:r>
+    </w:p>
+    <w:p>
+      <w:pPr>
+        <w:spacing w:after="0" w:before="0" w:line="240" w:lineRule="auto"/>
+      </w:pPr>
+    </w:p>
+    <w:p>
+      <w:pPr>
+        <w:spacing w:after="40" w:before="80" w:line="240" w:lineRule="auto"/>
+        <w:tabs>
+          <w:tab w:val="right" w:pos="9072"/>
+        </w:tabs>
+      </w:pPr>
+      <w:r>
+        <w:rPr>
+          <w:rFonts w:ascii="Arial" w:hAnsi="Arial"/>
+          <w:b w:val="0"/>
+          <w:sz w:val="22"/>
+        </w:rPr>
+        <w:t>22. A mixture contains four solids at room temperature:</w:t>
+      </w:r>
+    </w:p>
+    <w:p>
+      <w:pPr>
+        <w:spacing w:after="40" w:before="80" w:line="240" w:lineRule="auto"/>
+        <w:tabs>
+          <w:tab w:val="right" w:pos="9072"/>
+        </w:tabs>
+      </w:pPr>
+      <w:r>
+        <w:rPr>
+          <w:rFonts w:ascii="Arial" w:hAnsi="Arial"/>
+          <w:b w:val="0"/>
+          <w:sz w:val="22"/>
+        </w:rPr>
+        <w:t>Substance P: A nonpolar molecular solid with low melting point and negligible conductivity.Substance Q: A covalent network solid composed of carbon in a 3D lattice, extremely hard with a very high melting point and no electrical conductivity.Substance R:</w:t>
+      </w:r>
+    </w:p>
+    <w:p>
+      <w:pPr>
+        <w:spacing w:after="40" w:before="80" w:line="240" w:lineRule="auto"/>
+        <w:tabs>
+          <w:tab w:val="right" w:pos="9072"/>
+        </w:tabs>
+      </w:pPr>
+      <w:r>
+        <w:rPr>
+          <w:rFonts w:ascii="Arial" w:hAnsi="Arial"/>
+          <w:b w:val="0"/>
+          <w:sz w:val="22"/>
+        </w:rPr>
+        <w:t>An ionic solid composed of small, similarly charged ions, with a high melting point and conductive when molten.Substance S: A metallic solid with high electrical conductivity, malleability, and an intermediate melting point compared to Q and R.</w:t>
+      </w:r>
+    </w:p>
+    <w:p>
+      <w:pPr>
+        <w:spacing w:after="40" w:before="80" w:line="240" w:lineRule="auto"/>
+        <w:tabs>
+          <w:tab w:val="right" w:pos="9072"/>
+        </w:tabs>
+      </w:pPr>
+      <w:r>
+        <w:rPr>
+          <w:rFonts w:ascii="Arial" w:hAnsi="Arial"/>
+          <w:b w:val="0"/>
+          <w:sz w:val="22"/>
+        </w:rPr>
+        <w:t>When the mixture is gradually heated at normal pressure, in what order would the substances transition to the liquid or gaseous phase, and why?	（   ）</w:t>
+      </w:r>
+    </w:p>
+    <w:p>
+      <w:pPr>
+        <w:spacing w:after="20" w:before="0" w:line="240" w:lineRule="auto"/>
+      </w:pPr>
+      <w:r>
+        <w:rPr>
+          <w:rFonts w:ascii="Arial" w:hAnsi="Arial"/>
           <w:b w:val="0"/>
           <w:sz w:val="22"/>
         </w:rPr>
@@ -4282,7 +4874,7 @@
       </w:pPr>
       <w:r>
         <w:rPr>
-          <w:rFonts w:ascii="Arial" w:hAnsi="Arial" w:eastAsia="Arial"/>
+          <w:rFonts w:ascii="Arial" w:hAnsi="Arial"/>
           <w:b w:val="0"/>
           <w:sz w:val="22"/>
         </w:rPr>
@@ -4295,7 +4887,7 @@
       </w:pPr>
       <w:r>
         <w:rPr>
-          <w:rFonts w:ascii="Arial" w:hAnsi="Arial" w:eastAsia="Arial"/>
+          <w:rFonts w:ascii="Arial" w:hAnsi="Arial"/>
           <w:b w:val="0"/>
           <w:sz w:val="22"/>
         </w:rPr>
@@ -4308,7 +4900,7 @@
       </w:pPr>
       <w:r>
         <w:rPr>
-          <w:rFonts w:ascii="Arial" w:hAnsi="Arial" w:eastAsia="Arial"/>
+          <w:rFonts w:ascii="Arial" w:hAnsi="Arial"/>
           <w:b w:val="0"/>
           <w:sz w:val="22"/>
         </w:rPr>
